--- a/IMS_SOP_User_Manual.docx
+++ b/IMS_SOP_User_Manual.docx
@@ -174,7 +174,7 @@
       <w:pPr>
         <w:pStyle w:val="Heading1"/>
       </w:pPr>
-      <w:bookmarkStart w:id="0" w:name="_Toc239775165"/>
+      <w:bookmarkStart w:id="0" w:name="_Toc239935658"/>
       <w:r>
         <w:lastRenderedPageBreak/>
         <w:t>Document Control</w:t>
@@ -185,7 +185,7 @@
       <w:pPr>
         <w:pStyle w:val="Heading2"/>
       </w:pPr>
-      <w:bookmarkStart w:id="1" w:name="_Toc239775166"/>
+      <w:bookmarkStart w:id="1" w:name="_Toc239935659"/>
       <w:r>
         <w:t>Version History</w:t>
       </w:r>
@@ -336,7 +336,7 @@
       <w:pPr>
         <w:pStyle w:val="Heading2"/>
       </w:pPr>
-      <w:bookmarkStart w:id="2" w:name="_Toc239775167"/>
+      <w:bookmarkStart w:id="2" w:name="_Toc239935660"/>
       <w:r>
         <w:t>Purpose of this Document</w:t>
       </w:r>
@@ -351,7 +351,7 @@
       <w:pPr>
         <w:pStyle w:val="Heading2"/>
       </w:pPr>
-      <w:bookmarkStart w:id="3" w:name="_Toc239775168"/>
+      <w:bookmarkStart w:id="3" w:name="_Toc239935661"/>
       <w:r>
         <w:t>Audience</w:t>
       </w:r>
@@ -398,7 +398,7 @@
       <w:pPr>
         <w:pStyle w:val="Heading1"/>
       </w:pPr>
-      <w:bookmarkStart w:id="4" w:name="_Toc239775169"/>
+      <w:bookmarkStart w:id="4" w:name="_Toc239935662"/>
       <w:r>
         <w:lastRenderedPageBreak/>
         <w:t>Table of Contents</w:t>
@@ -412,7 +412,14 @@
           <w:tab w:val="right" w:leader="dot" w:pos="9458"/>
         </w:tabs>
         <w:rPr>
+          <w:rFonts w:asciiTheme="minorHAnsi" w:hAnsiTheme="minorHAnsi"/>
           <w:noProof/>
+          <w:color w:val="auto"/>
+          <w:kern w:val="2"/>
+          <w:sz w:val="24"/>
+          <w:szCs w:val="24"/>
+          <w:lang w:val="en-GB" w:eastAsia="en-GB"/>
+          <w14:ligatures w14:val="standardContextual"/>
         </w:rPr>
       </w:pPr>
       <w:r>
@@ -424,7 +431,7 @@
       <w:r>
         <w:fldChar w:fldCharType="separate"/>
       </w:r>
-      <w:hyperlink w:anchor="_Toc239775165" w:history="1">
+      <w:hyperlink w:anchor="_Toc239935658" w:history="1">
         <w:r>
           <w:rPr>
             <w:rStyle w:val="Hyperlink"/>
@@ -451,7 +458,7 @@
             <w:noProof/>
             <w:webHidden/>
           </w:rPr>
-          <w:instrText xml:space="preserve"> PAGEREF _Toc239775165 \h </w:instrText>
+          <w:instrText xml:space="preserve"> PAGEREF _Toc239935658 \h </w:instrText>
         </w:r>
         <w:r>
           <w:rPr>
@@ -489,10 +496,17 @@
           <w:tab w:val="right" w:leader="dot" w:pos="9458"/>
         </w:tabs>
         <w:rPr>
+          <w:rFonts w:asciiTheme="minorHAnsi" w:hAnsiTheme="minorHAnsi"/>
           <w:noProof/>
+          <w:color w:val="auto"/>
+          <w:kern w:val="2"/>
+          <w:sz w:val="24"/>
+          <w:szCs w:val="24"/>
+          <w:lang w:val="en-GB" w:eastAsia="en-GB"/>
+          <w14:ligatures w14:val="standardContextual"/>
         </w:rPr>
       </w:pPr>
-      <w:hyperlink w:anchor="_Toc239775166" w:history="1">
+      <w:hyperlink w:anchor="_Toc239935659" w:history="1">
         <w:r>
           <w:rPr>
             <w:rStyle w:val="Hyperlink"/>
@@ -519,7 +533,7 @@
             <w:noProof/>
             <w:webHidden/>
           </w:rPr>
-          <w:instrText xml:space="preserve"> PAGEREF _Toc239775166 \h </w:instrText>
+          <w:instrText xml:space="preserve"> PAGEREF _Toc239935659 \h </w:instrText>
         </w:r>
         <w:r>
           <w:rPr>
@@ -557,10 +571,17 @@
           <w:tab w:val="right" w:leader="dot" w:pos="9458"/>
         </w:tabs>
         <w:rPr>
+          <w:rFonts w:asciiTheme="minorHAnsi" w:hAnsiTheme="minorHAnsi"/>
           <w:noProof/>
+          <w:color w:val="auto"/>
+          <w:kern w:val="2"/>
+          <w:sz w:val="24"/>
+          <w:szCs w:val="24"/>
+          <w:lang w:val="en-GB" w:eastAsia="en-GB"/>
+          <w14:ligatures w14:val="standardContextual"/>
         </w:rPr>
       </w:pPr>
-      <w:hyperlink w:anchor="_Toc239775167" w:history="1">
+      <w:hyperlink w:anchor="_Toc239935660" w:history="1">
         <w:r>
           <w:rPr>
             <w:rStyle w:val="Hyperlink"/>
@@ -587,7 +608,7 @@
             <w:noProof/>
             <w:webHidden/>
           </w:rPr>
-          <w:instrText xml:space="preserve"> PAGEREF _Toc239775167 \h </w:instrText>
+          <w:instrText xml:space="preserve"> PAGEREF _Toc239935660 \h </w:instrText>
         </w:r>
         <w:r>
           <w:rPr>
@@ -625,10 +646,17 @@
           <w:tab w:val="right" w:leader="dot" w:pos="9458"/>
         </w:tabs>
         <w:rPr>
+          <w:rFonts w:asciiTheme="minorHAnsi" w:hAnsiTheme="minorHAnsi"/>
           <w:noProof/>
+          <w:color w:val="auto"/>
+          <w:kern w:val="2"/>
+          <w:sz w:val="24"/>
+          <w:szCs w:val="24"/>
+          <w:lang w:val="en-GB" w:eastAsia="en-GB"/>
+          <w14:ligatures w14:val="standardContextual"/>
         </w:rPr>
       </w:pPr>
-      <w:hyperlink w:anchor="_Toc239775168" w:history="1">
+      <w:hyperlink w:anchor="_Toc239935661" w:history="1">
         <w:r>
           <w:rPr>
             <w:rStyle w:val="Hyperlink"/>
@@ -655,7 +683,7 @@
             <w:noProof/>
             <w:webHidden/>
           </w:rPr>
-          <w:instrText xml:space="preserve"> PAGEREF _Toc239775168 \h </w:instrText>
+          <w:instrText xml:space="preserve"> PAGEREF _Toc239935661 \h </w:instrText>
         </w:r>
         <w:r>
           <w:rPr>
@@ -693,10 +721,17 @@
           <w:tab w:val="right" w:leader="dot" w:pos="9458"/>
         </w:tabs>
         <w:rPr>
+          <w:rFonts w:asciiTheme="minorHAnsi" w:hAnsiTheme="minorHAnsi"/>
           <w:noProof/>
+          <w:color w:val="auto"/>
+          <w:kern w:val="2"/>
+          <w:sz w:val="24"/>
+          <w:szCs w:val="24"/>
+          <w:lang w:val="en-GB" w:eastAsia="en-GB"/>
+          <w14:ligatures w14:val="standardContextual"/>
         </w:rPr>
       </w:pPr>
-      <w:hyperlink w:anchor="_Toc239775169" w:history="1">
+      <w:hyperlink w:anchor="_Toc239935662" w:history="1">
         <w:r>
           <w:rPr>
             <w:rStyle w:val="Hyperlink"/>
@@ -723,7 +758,7 @@
             <w:noProof/>
             <w:webHidden/>
           </w:rPr>
-          <w:instrText xml:space="preserve"> PAGEREF _Toc239775169 \h </w:instrText>
+          <w:instrText xml:space="preserve"> PAGEREF _Toc239935662 \h </w:instrText>
         </w:r>
         <w:r>
           <w:rPr>
@@ -761,10 +796,17 @@
           <w:tab w:val="right" w:leader="dot" w:pos="9458"/>
         </w:tabs>
         <w:rPr>
+          <w:rFonts w:asciiTheme="minorHAnsi" w:hAnsiTheme="minorHAnsi"/>
           <w:noProof/>
+          <w:color w:val="auto"/>
+          <w:kern w:val="2"/>
+          <w:sz w:val="24"/>
+          <w:szCs w:val="24"/>
+          <w:lang w:val="en-GB" w:eastAsia="en-GB"/>
+          <w14:ligatures w14:val="standardContextual"/>
         </w:rPr>
       </w:pPr>
-      <w:hyperlink w:anchor="_Toc239775170" w:history="1">
+      <w:hyperlink w:anchor="_Toc239935663" w:history="1">
         <w:r>
           <w:rPr>
             <w:rStyle w:val="Hyperlink"/>
@@ -791,7 +833,7 @@
             <w:noProof/>
             <w:webHidden/>
           </w:rPr>
-          <w:instrText xml:space="preserve"> PAGEREF _Toc239775170 \h </w:instrText>
+          <w:instrText xml:space="preserve"> PAGEREF _Toc239935663 \h </w:instrText>
         </w:r>
         <w:r>
           <w:rPr>
@@ -829,10 +871,17 @@
           <w:tab w:val="right" w:leader="dot" w:pos="9458"/>
         </w:tabs>
         <w:rPr>
+          <w:rFonts w:asciiTheme="minorHAnsi" w:hAnsiTheme="minorHAnsi"/>
           <w:noProof/>
+          <w:color w:val="auto"/>
+          <w:kern w:val="2"/>
+          <w:sz w:val="24"/>
+          <w:szCs w:val="24"/>
+          <w:lang w:val="en-GB" w:eastAsia="en-GB"/>
+          <w14:ligatures w14:val="standardContextual"/>
         </w:rPr>
       </w:pPr>
-      <w:hyperlink w:anchor="_Toc239775171" w:history="1">
+      <w:hyperlink w:anchor="_Toc239935664" w:history="1">
         <w:r>
           <w:rPr>
             <w:rStyle w:val="Hyperlink"/>
@@ -859,7 +908,7 @@
             <w:noProof/>
             <w:webHidden/>
           </w:rPr>
-          <w:instrText xml:space="preserve"> PAGEREF _Toc239775171 \h </w:instrText>
+          <w:instrText xml:space="preserve"> PAGEREF _Toc239935664 \h </w:instrText>
         </w:r>
         <w:r>
           <w:rPr>
@@ -897,10 +946,17 @@
           <w:tab w:val="right" w:leader="dot" w:pos="9458"/>
         </w:tabs>
         <w:rPr>
+          <w:rFonts w:asciiTheme="minorHAnsi" w:hAnsiTheme="minorHAnsi"/>
           <w:noProof/>
+          <w:color w:val="auto"/>
+          <w:kern w:val="2"/>
+          <w:sz w:val="24"/>
+          <w:szCs w:val="24"/>
+          <w:lang w:val="en-GB" w:eastAsia="en-GB"/>
+          <w14:ligatures w14:val="standardContextual"/>
         </w:rPr>
       </w:pPr>
-      <w:hyperlink w:anchor="_Toc239775172" w:history="1">
+      <w:hyperlink w:anchor="_Toc239935665" w:history="1">
         <w:r>
           <w:rPr>
             <w:rStyle w:val="Hyperlink"/>
@@ -927,7 +983,7 @@
             <w:noProof/>
             <w:webHidden/>
           </w:rPr>
-          <w:instrText xml:space="preserve"> PAGEREF _Toc239775172 \h </w:instrText>
+          <w:instrText xml:space="preserve"> PAGEREF _Toc239935665 \h </w:instrText>
         </w:r>
         <w:r>
           <w:rPr>
@@ -965,10 +1021,17 @@
           <w:tab w:val="right" w:leader="dot" w:pos="9458"/>
         </w:tabs>
         <w:rPr>
+          <w:rFonts w:asciiTheme="minorHAnsi" w:hAnsiTheme="minorHAnsi"/>
           <w:noProof/>
+          <w:color w:val="auto"/>
+          <w:kern w:val="2"/>
+          <w:sz w:val="24"/>
+          <w:szCs w:val="24"/>
+          <w:lang w:val="en-GB" w:eastAsia="en-GB"/>
+          <w14:ligatures w14:val="standardContextual"/>
         </w:rPr>
       </w:pPr>
-      <w:hyperlink w:anchor="_Toc239775173" w:history="1">
+      <w:hyperlink w:anchor="_Toc239935666" w:history="1">
         <w:r>
           <w:rPr>
             <w:rStyle w:val="Hyperlink"/>
@@ -995,7 +1058,7 @@
             <w:noProof/>
             <w:webHidden/>
           </w:rPr>
-          <w:instrText xml:space="preserve"> PAGEREF _Toc239775173 \h </w:instrText>
+          <w:instrText xml:space="preserve"> PAGEREF _Toc239935666 \h </w:instrText>
         </w:r>
         <w:r>
           <w:rPr>
@@ -1033,10 +1096,17 @@
           <w:tab w:val="right" w:leader="dot" w:pos="9458"/>
         </w:tabs>
         <w:rPr>
+          <w:rFonts w:asciiTheme="minorHAnsi" w:hAnsiTheme="minorHAnsi"/>
           <w:noProof/>
+          <w:color w:val="auto"/>
+          <w:kern w:val="2"/>
+          <w:sz w:val="24"/>
+          <w:szCs w:val="24"/>
+          <w:lang w:val="en-GB" w:eastAsia="en-GB"/>
+          <w14:ligatures w14:val="standardContextual"/>
         </w:rPr>
       </w:pPr>
-      <w:hyperlink w:anchor="_Toc239775174" w:history="1">
+      <w:hyperlink w:anchor="_Toc239935667" w:history="1">
         <w:r>
           <w:rPr>
             <w:rStyle w:val="Hyperlink"/>
@@ -1063,7 +1133,7 @@
             <w:noProof/>
             <w:webHidden/>
           </w:rPr>
-          <w:instrText xml:space="preserve"> PAGEREF _Toc239775174 \h </w:instrText>
+          <w:instrText xml:space="preserve"> PAGEREF _Toc239935667 \h </w:instrText>
         </w:r>
         <w:r>
           <w:rPr>
@@ -1101,10 +1171,17 @@
           <w:tab w:val="right" w:leader="dot" w:pos="9458"/>
         </w:tabs>
         <w:rPr>
+          <w:rFonts w:asciiTheme="minorHAnsi" w:hAnsiTheme="minorHAnsi"/>
           <w:noProof/>
+          <w:color w:val="auto"/>
+          <w:kern w:val="2"/>
+          <w:sz w:val="24"/>
+          <w:szCs w:val="24"/>
+          <w:lang w:val="en-GB" w:eastAsia="en-GB"/>
+          <w14:ligatures w14:val="standardContextual"/>
         </w:rPr>
       </w:pPr>
-      <w:hyperlink w:anchor="_Toc239775175" w:history="1">
+      <w:hyperlink w:anchor="_Toc239935668" w:history="1">
         <w:r>
           <w:rPr>
             <w:rStyle w:val="Hyperlink"/>
@@ -1131,7 +1208,7 @@
             <w:noProof/>
             <w:webHidden/>
           </w:rPr>
-          <w:instrText xml:space="preserve"> PAGEREF _Toc239775175 \h </w:instrText>
+          <w:instrText xml:space="preserve"> PAGEREF _Toc239935668 \h </w:instrText>
         </w:r>
         <w:r>
           <w:rPr>
@@ -1169,10 +1246,17 @@
           <w:tab w:val="right" w:leader="dot" w:pos="9458"/>
         </w:tabs>
         <w:rPr>
+          <w:rFonts w:asciiTheme="minorHAnsi" w:hAnsiTheme="minorHAnsi"/>
           <w:noProof/>
+          <w:color w:val="auto"/>
+          <w:kern w:val="2"/>
+          <w:sz w:val="24"/>
+          <w:szCs w:val="24"/>
+          <w:lang w:val="en-GB" w:eastAsia="en-GB"/>
+          <w14:ligatures w14:val="standardContextual"/>
         </w:rPr>
       </w:pPr>
-      <w:hyperlink w:anchor="_Toc239775176" w:history="1">
+      <w:hyperlink w:anchor="_Toc239935669" w:history="1">
         <w:r>
           <w:rPr>
             <w:rStyle w:val="Hyperlink"/>
@@ -1199,7 +1283,7 @@
             <w:noProof/>
             <w:webHidden/>
           </w:rPr>
-          <w:instrText xml:space="preserve"> PAGEREF _Toc239775176 \h </w:instrText>
+          <w:instrText xml:space="preserve"> PAGEREF _Toc239935669 \h </w:instrText>
         </w:r>
         <w:r>
           <w:rPr>
@@ -1237,10 +1321,17 @@
           <w:tab w:val="right" w:leader="dot" w:pos="9458"/>
         </w:tabs>
         <w:rPr>
+          <w:rFonts w:asciiTheme="minorHAnsi" w:hAnsiTheme="minorHAnsi"/>
           <w:noProof/>
+          <w:color w:val="auto"/>
+          <w:kern w:val="2"/>
+          <w:sz w:val="24"/>
+          <w:szCs w:val="24"/>
+          <w:lang w:val="en-GB" w:eastAsia="en-GB"/>
+          <w14:ligatures w14:val="standardContextual"/>
         </w:rPr>
       </w:pPr>
-      <w:hyperlink w:anchor="_Toc239775177" w:history="1">
+      <w:hyperlink w:anchor="_Toc239935670" w:history="1">
         <w:r>
           <w:rPr>
             <w:rStyle w:val="Hyperlink"/>
@@ -1267,7 +1358,7 @@
             <w:noProof/>
             <w:webHidden/>
           </w:rPr>
-          <w:instrText xml:space="preserve"> PAGEREF _Toc239775177 \h </w:instrText>
+          <w:instrText xml:space="preserve"> PAGEREF _Toc239935670 \h </w:instrText>
         </w:r>
         <w:r>
           <w:rPr>
@@ -1305,10 +1396,17 @@
           <w:tab w:val="right" w:leader="dot" w:pos="9458"/>
         </w:tabs>
         <w:rPr>
+          <w:rFonts w:asciiTheme="minorHAnsi" w:hAnsiTheme="minorHAnsi"/>
           <w:noProof/>
+          <w:color w:val="auto"/>
+          <w:kern w:val="2"/>
+          <w:sz w:val="24"/>
+          <w:szCs w:val="24"/>
+          <w:lang w:val="en-GB" w:eastAsia="en-GB"/>
+          <w14:ligatures w14:val="standardContextual"/>
         </w:rPr>
       </w:pPr>
-      <w:hyperlink w:anchor="_Toc239775178" w:history="1">
+      <w:hyperlink w:anchor="_Toc239935671" w:history="1">
         <w:r>
           <w:rPr>
             <w:rStyle w:val="Hyperlink"/>
@@ -1335,7 +1433,7 @@
             <w:noProof/>
             <w:webHidden/>
           </w:rPr>
-          <w:instrText xml:space="preserve"> PAGEREF _Toc239775178 \h </w:instrText>
+          <w:instrText xml:space="preserve"> PAGEREF _Toc239935671 \h </w:instrText>
         </w:r>
         <w:r>
           <w:rPr>
@@ -1373,10 +1471,17 @@
           <w:tab w:val="right" w:leader="dot" w:pos="9458"/>
         </w:tabs>
         <w:rPr>
+          <w:rFonts w:asciiTheme="minorHAnsi" w:hAnsiTheme="minorHAnsi"/>
           <w:noProof/>
+          <w:color w:val="auto"/>
+          <w:kern w:val="2"/>
+          <w:sz w:val="24"/>
+          <w:szCs w:val="24"/>
+          <w:lang w:val="en-GB" w:eastAsia="en-GB"/>
+          <w14:ligatures w14:val="standardContextual"/>
         </w:rPr>
       </w:pPr>
-      <w:hyperlink w:anchor="_Toc239775179" w:history="1">
+      <w:hyperlink w:anchor="_Toc239935672" w:history="1">
         <w:r>
           <w:rPr>
             <w:rStyle w:val="Hyperlink"/>
@@ -1403,7 +1508,7 @@
             <w:noProof/>
             <w:webHidden/>
           </w:rPr>
-          <w:instrText xml:space="preserve"> PAGEREF _Toc239775179 \h </w:instrText>
+          <w:instrText xml:space="preserve"> PAGEREF _Toc239935672 \h </w:instrText>
         </w:r>
         <w:r>
           <w:rPr>
@@ -1441,10 +1546,17 @@
           <w:tab w:val="right" w:leader="dot" w:pos="9458"/>
         </w:tabs>
         <w:rPr>
+          <w:rFonts w:asciiTheme="minorHAnsi" w:hAnsiTheme="minorHAnsi"/>
           <w:noProof/>
+          <w:color w:val="auto"/>
+          <w:kern w:val="2"/>
+          <w:sz w:val="24"/>
+          <w:szCs w:val="24"/>
+          <w:lang w:val="en-GB" w:eastAsia="en-GB"/>
+          <w14:ligatures w14:val="standardContextual"/>
         </w:rPr>
       </w:pPr>
-      <w:hyperlink w:anchor="_Toc239775180" w:history="1">
+      <w:hyperlink w:anchor="_Toc239935673" w:history="1">
         <w:r>
           <w:rPr>
             <w:rStyle w:val="Hyperlink"/>
@@ -1471,7 +1583,7 @@
             <w:noProof/>
             <w:webHidden/>
           </w:rPr>
-          <w:instrText xml:space="preserve"> PAGEREF _Toc239775180 \h </w:instrText>
+          <w:instrText xml:space="preserve"> PAGEREF _Toc239935673 \h </w:instrText>
         </w:r>
         <w:r>
           <w:rPr>
@@ -1509,10 +1621,17 @@
           <w:tab w:val="right" w:leader="dot" w:pos="9458"/>
         </w:tabs>
         <w:rPr>
+          <w:rFonts w:asciiTheme="minorHAnsi" w:hAnsiTheme="minorHAnsi"/>
           <w:noProof/>
+          <w:color w:val="auto"/>
+          <w:kern w:val="2"/>
+          <w:sz w:val="24"/>
+          <w:szCs w:val="24"/>
+          <w:lang w:val="en-GB" w:eastAsia="en-GB"/>
+          <w14:ligatures w14:val="standardContextual"/>
         </w:rPr>
       </w:pPr>
-      <w:hyperlink w:anchor="_Toc239775181" w:history="1">
+      <w:hyperlink w:anchor="_Toc239935674" w:history="1">
         <w:r>
           <w:rPr>
             <w:rStyle w:val="Hyperlink"/>
@@ -1539,7 +1658,7 @@
             <w:noProof/>
             <w:webHidden/>
           </w:rPr>
-          <w:instrText xml:space="preserve"> PAGEREF _Toc239775181 \h </w:instrText>
+          <w:instrText xml:space="preserve"> PAGEREF _Toc239935674 \h </w:instrText>
         </w:r>
         <w:r>
           <w:rPr>
@@ -1577,10 +1696,17 @@
           <w:tab w:val="right" w:leader="dot" w:pos="9458"/>
         </w:tabs>
         <w:rPr>
+          <w:rFonts w:asciiTheme="minorHAnsi" w:hAnsiTheme="minorHAnsi"/>
           <w:noProof/>
+          <w:color w:val="auto"/>
+          <w:kern w:val="2"/>
+          <w:sz w:val="24"/>
+          <w:szCs w:val="24"/>
+          <w:lang w:val="en-GB" w:eastAsia="en-GB"/>
+          <w14:ligatures w14:val="standardContextual"/>
         </w:rPr>
       </w:pPr>
-      <w:hyperlink w:anchor="_Toc239775182" w:history="1">
+      <w:hyperlink w:anchor="_Toc239935675" w:history="1">
         <w:r>
           <w:rPr>
             <w:rStyle w:val="Hyperlink"/>
@@ -1607,7 +1733,7 @@
             <w:noProof/>
             <w:webHidden/>
           </w:rPr>
-          <w:instrText xml:space="preserve"> PAGEREF _Toc239775182 \h </w:instrText>
+          <w:instrText xml:space="preserve"> PAGEREF _Toc239935675 \h </w:instrText>
         </w:r>
         <w:r>
           <w:rPr>
@@ -1645,10 +1771,17 @@
           <w:tab w:val="right" w:leader="dot" w:pos="9458"/>
         </w:tabs>
         <w:rPr>
+          <w:rFonts w:asciiTheme="minorHAnsi" w:hAnsiTheme="minorHAnsi"/>
           <w:noProof/>
+          <w:color w:val="auto"/>
+          <w:kern w:val="2"/>
+          <w:sz w:val="24"/>
+          <w:szCs w:val="24"/>
+          <w:lang w:val="en-GB" w:eastAsia="en-GB"/>
+          <w14:ligatures w14:val="standardContextual"/>
         </w:rPr>
       </w:pPr>
-      <w:hyperlink w:anchor="_Toc239775183" w:history="1">
+      <w:hyperlink w:anchor="_Toc239935676" w:history="1">
         <w:r>
           <w:rPr>
             <w:rStyle w:val="Hyperlink"/>
@@ -1675,7 +1808,7 @@
             <w:noProof/>
             <w:webHidden/>
           </w:rPr>
-          <w:instrText xml:space="preserve"> PAGEREF _Toc239775183 \h </w:instrText>
+          <w:instrText xml:space="preserve"> PAGEREF _Toc239935676 \h </w:instrText>
         </w:r>
         <w:r>
           <w:rPr>
@@ -1713,10 +1846,17 @@
           <w:tab w:val="right" w:leader="dot" w:pos="9458"/>
         </w:tabs>
         <w:rPr>
+          <w:rFonts w:asciiTheme="minorHAnsi" w:hAnsiTheme="minorHAnsi"/>
           <w:noProof/>
+          <w:color w:val="auto"/>
+          <w:kern w:val="2"/>
+          <w:sz w:val="24"/>
+          <w:szCs w:val="24"/>
+          <w:lang w:val="en-GB" w:eastAsia="en-GB"/>
+          <w14:ligatures w14:val="standardContextual"/>
         </w:rPr>
       </w:pPr>
-      <w:hyperlink w:anchor="_Toc239775184" w:history="1">
+      <w:hyperlink w:anchor="_Toc239935677" w:history="1">
         <w:r>
           <w:rPr>
             <w:rStyle w:val="Hyperlink"/>
@@ -1743,7 +1883,7 @@
             <w:noProof/>
             <w:webHidden/>
           </w:rPr>
-          <w:instrText xml:space="preserve"> PAGEREF _Toc239775184 \h </w:instrText>
+          <w:instrText xml:space="preserve"> PAGEREF _Toc239935677 \h </w:instrText>
         </w:r>
         <w:r>
           <w:rPr>
@@ -1781,10 +1921,17 @@
           <w:tab w:val="right" w:leader="dot" w:pos="9458"/>
         </w:tabs>
         <w:rPr>
+          <w:rFonts w:asciiTheme="minorHAnsi" w:hAnsiTheme="minorHAnsi"/>
           <w:noProof/>
+          <w:color w:val="auto"/>
+          <w:kern w:val="2"/>
+          <w:sz w:val="24"/>
+          <w:szCs w:val="24"/>
+          <w:lang w:val="en-GB" w:eastAsia="en-GB"/>
+          <w14:ligatures w14:val="standardContextual"/>
         </w:rPr>
       </w:pPr>
-      <w:hyperlink w:anchor="_Toc239775185" w:history="1">
+      <w:hyperlink w:anchor="_Toc239935678" w:history="1">
         <w:r>
           <w:rPr>
             <w:rStyle w:val="Hyperlink"/>
@@ -1811,7 +1958,7 @@
             <w:noProof/>
             <w:webHidden/>
           </w:rPr>
-          <w:instrText xml:space="preserve"> PAGEREF _Toc239775185 \h </w:instrText>
+          <w:instrText xml:space="preserve"> PAGEREF _Toc239935678 \h </w:instrText>
         </w:r>
         <w:r>
           <w:rPr>
@@ -1849,10 +1996,17 @@
           <w:tab w:val="right" w:leader="dot" w:pos="9458"/>
         </w:tabs>
         <w:rPr>
+          <w:rFonts w:asciiTheme="minorHAnsi" w:hAnsiTheme="minorHAnsi"/>
           <w:noProof/>
+          <w:color w:val="auto"/>
+          <w:kern w:val="2"/>
+          <w:sz w:val="24"/>
+          <w:szCs w:val="24"/>
+          <w:lang w:val="en-GB" w:eastAsia="en-GB"/>
+          <w14:ligatures w14:val="standardContextual"/>
         </w:rPr>
       </w:pPr>
-      <w:hyperlink w:anchor="_Toc239775186" w:history="1">
+      <w:hyperlink w:anchor="_Toc239935679" w:history="1">
         <w:r>
           <w:rPr>
             <w:rStyle w:val="Hyperlink"/>
@@ -1879,7 +2033,7 @@
             <w:noProof/>
             <w:webHidden/>
           </w:rPr>
-          <w:instrText xml:space="preserve"> PAGEREF _Toc239775186 \h </w:instrText>
+          <w:instrText xml:space="preserve"> PAGEREF _Toc239935679 \h </w:instrText>
         </w:r>
         <w:r>
           <w:rPr>
@@ -1917,10 +2071,17 @@
           <w:tab w:val="right" w:leader="dot" w:pos="9458"/>
         </w:tabs>
         <w:rPr>
+          <w:rFonts w:asciiTheme="minorHAnsi" w:hAnsiTheme="minorHAnsi"/>
           <w:noProof/>
+          <w:color w:val="auto"/>
+          <w:kern w:val="2"/>
+          <w:sz w:val="24"/>
+          <w:szCs w:val="24"/>
+          <w:lang w:val="en-GB" w:eastAsia="en-GB"/>
+          <w14:ligatures w14:val="standardContextual"/>
         </w:rPr>
       </w:pPr>
-      <w:hyperlink w:anchor="_Toc239775187" w:history="1">
+      <w:hyperlink w:anchor="_Toc239935680" w:history="1">
         <w:r>
           <w:rPr>
             <w:rStyle w:val="Hyperlink"/>
@@ -1947,7 +2108,7 @@
             <w:noProof/>
             <w:webHidden/>
           </w:rPr>
-          <w:instrText xml:space="preserve"> PAGEREF _Toc239775187 \h </w:instrText>
+          <w:instrText xml:space="preserve"> PAGEREF _Toc239935680 \h </w:instrText>
         </w:r>
         <w:r>
           <w:rPr>
@@ -1985,10 +2146,17 @@
           <w:tab w:val="right" w:leader="dot" w:pos="9458"/>
         </w:tabs>
         <w:rPr>
+          <w:rFonts w:asciiTheme="minorHAnsi" w:hAnsiTheme="minorHAnsi"/>
           <w:noProof/>
+          <w:color w:val="auto"/>
+          <w:kern w:val="2"/>
+          <w:sz w:val="24"/>
+          <w:szCs w:val="24"/>
+          <w:lang w:val="en-GB" w:eastAsia="en-GB"/>
+          <w14:ligatures w14:val="standardContextual"/>
         </w:rPr>
       </w:pPr>
-      <w:hyperlink w:anchor="_Toc239775188" w:history="1">
+      <w:hyperlink w:anchor="_Toc239935681" w:history="1">
         <w:r>
           <w:rPr>
             <w:rStyle w:val="Hyperlink"/>
@@ -2015,7 +2183,7 @@
             <w:noProof/>
             <w:webHidden/>
           </w:rPr>
-          <w:instrText xml:space="preserve"> PAGEREF _Toc239775188 \h </w:instrText>
+          <w:instrText xml:space="preserve"> PAGEREF _Toc239935681 \h </w:instrText>
         </w:r>
         <w:r>
           <w:rPr>
@@ -2053,10 +2221,17 @@
           <w:tab w:val="right" w:leader="dot" w:pos="9458"/>
         </w:tabs>
         <w:rPr>
+          <w:rFonts w:asciiTheme="minorHAnsi" w:hAnsiTheme="minorHAnsi"/>
           <w:noProof/>
+          <w:color w:val="auto"/>
+          <w:kern w:val="2"/>
+          <w:sz w:val="24"/>
+          <w:szCs w:val="24"/>
+          <w:lang w:val="en-GB" w:eastAsia="en-GB"/>
+          <w14:ligatures w14:val="standardContextual"/>
         </w:rPr>
       </w:pPr>
-      <w:hyperlink w:anchor="_Toc239775189" w:history="1">
+      <w:hyperlink w:anchor="_Toc239935682" w:history="1">
         <w:r>
           <w:rPr>
             <w:rStyle w:val="Hyperlink"/>
@@ -2083,7 +2258,7 @@
             <w:noProof/>
             <w:webHidden/>
           </w:rPr>
-          <w:instrText xml:space="preserve"> PAGEREF _Toc239775189 \h </w:instrText>
+          <w:instrText xml:space="preserve"> PAGEREF _Toc239935682 \h </w:instrText>
         </w:r>
         <w:r>
           <w:rPr>
@@ -2121,10 +2296,17 @@
           <w:tab w:val="right" w:leader="dot" w:pos="9458"/>
         </w:tabs>
         <w:rPr>
+          <w:rFonts w:asciiTheme="minorHAnsi" w:hAnsiTheme="minorHAnsi"/>
           <w:noProof/>
+          <w:color w:val="auto"/>
+          <w:kern w:val="2"/>
+          <w:sz w:val="24"/>
+          <w:szCs w:val="24"/>
+          <w:lang w:val="en-GB" w:eastAsia="en-GB"/>
+          <w14:ligatures w14:val="standardContextual"/>
         </w:rPr>
       </w:pPr>
-      <w:hyperlink w:anchor="_Toc239775190" w:history="1">
+      <w:hyperlink w:anchor="_Toc239935683" w:history="1">
         <w:r>
           <w:rPr>
             <w:rStyle w:val="Hyperlink"/>
@@ -2151,7 +2333,7 @@
             <w:noProof/>
             <w:webHidden/>
           </w:rPr>
-          <w:instrText xml:space="preserve"> PAGEREF _Toc239775190 \h </w:instrText>
+          <w:instrText xml:space="preserve"> PAGEREF _Toc239935683 \h </w:instrText>
         </w:r>
         <w:r>
           <w:rPr>
@@ -2189,10 +2371,17 @@
           <w:tab w:val="right" w:leader="dot" w:pos="9458"/>
         </w:tabs>
         <w:rPr>
+          <w:rFonts w:asciiTheme="minorHAnsi" w:hAnsiTheme="minorHAnsi"/>
           <w:noProof/>
+          <w:color w:val="auto"/>
+          <w:kern w:val="2"/>
+          <w:sz w:val="24"/>
+          <w:szCs w:val="24"/>
+          <w:lang w:val="en-GB" w:eastAsia="en-GB"/>
+          <w14:ligatures w14:val="standardContextual"/>
         </w:rPr>
       </w:pPr>
-      <w:hyperlink w:anchor="_Toc239775191" w:history="1">
+      <w:hyperlink w:anchor="_Toc239935684" w:history="1">
         <w:r>
           <w:rPr>
             <w:rStyle w:val="Hyperlink"/>
@@ -2219,7 +2408,7 @@
             <w:noProof/>
             <w:webHidden/>
           </w:rPr>
-          <w:instrText xml:space="preserve"> PAGEREF _Toc239775191 \h </w:instrText>
+          <w:instrText xml:space="preserve"> PAGEREF _Toc239935684 \h </w:instrText>
         </w:r>
         <w:r>
           <w:rPr>
@@ -2257,10 +2446,17 @@
           <w:tab w:val="right" w:leader="dot" w:pos="9458"/>
         </w:tabs>
         <w:rPr>
+          <w:rFonts w:asciiTheme="minorHAnsi" w:hAnsiTheme="minorHAnsi"/>
           <w:noProof/>
+          <w:color w:val="auto"/>
+          <w:kern w:val="2"/>
+          <w:sz w:val="24"/>
+          <w:szCs w:val="24"/>
+          <w:lang w:val="en-GB" w:eastAsia="en-GB"/>
+          <w14:ligatures w14:val="standardContextual"/>
         </w:rPr>
       </w:pPr>
-      <w:hyperlink w:anchor="_Toc239775192" w:history="1">
+      <w:hyperlink w:anchor="_Toc239935685" w:history="1">
         <w:r>
           <w:rPr>
             <w:rStyle w:val="Hyperlink"/>
@@ -2287,7 +2483,7 @@
             <w:noProof/>
             <w:webHidden/>
           </w:rPr>
-          <w:instrText xml:space="preserve"> PAGEREF _Toc239775192 \h </w:instrText>
+          <w:instrText xml:space="preserve"> PAGEREF _Toc239935685 \h </w:instrText>
         </w:r>
         <w:r>
           <w:rPr>
@@ -2325,10 +2521,17 @@
           <w:tab w:val="right" w:leader="dot" w:pos="9458"/>
         </w:tabs>
         <w:rPr>
+          <w:rFonts w:asciiTheme="minorHAnsi" w:hAnsiTheme="minorHAnsi"/>
           <w:noProof/>
+          <w:color w:val="auto"/>
+          <w:kern w:val="2"/>
+          <w:sz w:val="24"/>
+          <w:szCs w:val="24"/>
+          <w:lang w:val="en-GB" w:eastAsia="en-GB"/>
+          <w14:ligatures w14:val="standardContextual"/>
         </w:rPr>
       </w:pPr>
-      <w:hyperlink w:anchor="_Toc239775193" w:history="1">
+      <w:hyperlink w:anchor="_Toc239935686" w:history="1">
         <w:r>
           <w:rPr>
             <w:rStyle w:val="Hyperlink"/>
@@ -2355,7 +2558,7 @@
             <w:noProof/>
             <w:webHidden/>
           </w:rPr>
-          <w:instrText xml:space="preserve"> PAGEREF _Toc239775193 \h </w:instrText>
+          <w:instrText xml:space="preserve"> PAGEREF _Toc239935686 \h </w:instrText>
         </w:r>
         <w:r>
           <w:rPr>
@@ -2393,10 +2596,17 @@
           <w:tab w:val="right" w:leader="dot" w:pos="9458"/>
         </w:tabs>
         <w:rPr>
+          <w:rFonts w:asciiTheme="minorHAnsi" w:hAnsiTheme="minorHAnsi"/>
           <w:noProof/>
+          <w:color w:val="auto"/>
+          <w:kern w:val="2"/>
+          <w:sz w:val="24"/>
+          <w:szCs w:val="24"/>
+          <w:lang w:val="en-GB" w:eastAsia="en-GB"/>
+          <w14:ligatures w14:val="standardContextual"/>
         </w:rPr>
       </w:pPr>
-      <w:hyperlink w:anchor="_Toc239775194" w:history="1">
+      <w:hyperlink w:anchor="_Toc239935687" w:history="1">
         <w:r>
           <w:rPr>
             <w:rStyle w:val="Hyperlink"/>
@@ -2423,7 +2633,7 @@
             <w:noProof/>
             <w:webHidden/>
           </w:rPr>
-          <w:instrText xml:space="preserve"> PAGEREF _Toc239775194 \h </w:instrText>
+          <w:instrText xml:space="preserve"> PAGEREF _Toc239935687 \h </w:instrText>
         </w:r>
         <w:r>
           <w:rPr>
@@ -2461,10 +2671,17 @@
           <w:tab w:val="right" w:leader="dot" w:pos="9458"/>
         </w:tabs>
         <w:rPr>
+          <w:rFonts w:asciiTheme="minorHAnsi" w:hAnsiTheme="minorHAnsi"/>
           <w:noProof/>
+          <w:color w:val="auto"/>
+          <w:kern w:val="2"/>
+          <w:sz w:val="24"/>
+          <w:szCs w:val="24"/>
+          <w:lang w:val="en-GB" w:eastAsia="en-GB"/>
+          <w14:ligatures w14:val="standardContextual"/>
         </w:rPr>
       </w:pPr>
-      <w:hyperlink w:anchor="_Toc239775195" w:history="1">
+      <w:hyperlink w:anchor="_Toc239935688" w:history="1">
         <w:r>
           <w:rPr>
             <w:rStyle w:val="Hyperlink"/>
@@ -2491,7 +2708,7 @@
             <w:noProof/>
             <w:webHidden/>
           </w:rPr>
-          <w:instrText xml:space="preserve"> PAGEREF _Toc239775195 \h </w:instrText>
+          <w:instrText xml:space="preserve"> PAGEREF _Toc239935688 \h </w:instrText>
         </w:r>
         <w:r>
           <w:rPr>
@@ -2529,10 +2746,17 @@
           <w:tab w:val="right" w:leader="dot" w:pos="9458"/>
         </w:tabs>
         <w:rPr>
+          <w:rFonts w:asciiTheme="minorHAnsi" w:hAnsiTheme="minorHAnsi"/>
           <w:noProof/>
+          <w:color w:val="auto"/>
+          <w:kern w:val="2"/>
+          <w:sz w:val="24"/>
+          <w:szCs w:val="24"/>
+          <w:lang w:val="en-GB" w:eastAsia="en-GB"/>
+          <w14:ligatures w14:val="standardContextual"/>
         </w:rPr>
       </w:pPr>
-      <w:hyperlink w:anchor="_Toc239775196" w:history="1">
+      <w:hyperlink w:anchor="_Toc239935689" w:history="1">
         <w:r>
           <w:rPr>
             <w:rStyle w:val="Hyperlink"/>
@@ -2559,7 +2783,7 @@
             <w:noProof/>
             <w:webHidden/>
           </w:rPr>
-          <w:instrText xml:space="preserve"> PAGEREF _Toc239775196 \h </w:instrText>
+          <w:instrText xml:space="preserve"> PAGEREF _Toc239935689 \h </w:instrText>
         </w:r>
         <w:r>
           <w:rPr>
@@ -2597,10 +2821,17 @@
           <w:tab w:val="right" w:leader="dot" w:pos="9458"/>
         </w:tabs>
         <w:rPr>
+          <w:rFonts w:asciiTheme="minorHAnsi" w:hAnsiTheme="minorHAnsi"/>
           <w:noProof/>
+          <w:color w:val="auto"/>
+          <w:kern w:val="2"/>
+          <w:sz w:val="24"/>
+          <w:szCs w:val="24"/>
+          <w:lang w:val="en-GB" w:eastAsia="en-GB"/>
+          <w14:ligatures w14:val="standardContextual"/>
         </w:rPr>
       </w:pPr>
-      <w:hyperlink w:anchor="_Toc239775197" w:history="1">
+      <w:hyperlink w:anchor="_Toc239935690" w:history="1">
         <w:r>
           <w:rPr>
             <w:rStyle w:val="Hyperlink"/>
@@ -2627,7 +2858,7 @@
             <w:noProof/>
             <w:webHidden/>
           </w:rPr>
-          <w:instrText xml:space="preserve"> PAGEREF _Toc239775197 \h </w:instrText>
+          <w:instrText xml:space="preserve"> PAGEREF _Toc239935690 \h </w:instrText>
         </w:r>
         <w:r>
           <w:rPr>
@@ -2665,10 +2896,17 @@
           <w:tab w:val="right" w:leader="dot" w:pos="9458"/>
         </w:tabs>
         <w:rPr>
+          <w:rFonts w:asciiTheme="minorHAnsi" w:hAnsiTheme="minorHAnsi"/>
           <w:noProof/>
+          <w:color w:val="auto"/>
+          <w:kern w:val="2"/>
+          <w:sz w:val="24"/>
+          <w:szCs w:val="24"/>
+          <w:lang w:val="en-GB" w:eastAsia="en-GB"/>
+          <w14:ligatures w14:val="standardContextual"/>
         </w:rPr>
       </w:pPr>
-      <w:hyperlink w:anchor="_Toc239775198" w:history="1">
+      <w:hyperlink w:anchor="_Toc239935691" w:history="1">
         <w:r>
           <w:rPr>
             <w:rStyle w:val="Hyperlink"/>
@@ -2695,7 +2933,7 @@
             <w:noProof/>
             <w:webHidden/>
           </w:rPr>
-          <w:instrText xml:space="preserve"> PAGEREF _Toc239775198 \h </w:instrText>
+          <w:instrText xml:space="preserve"> PAGEREF _Toc239935691 \h </w:instrText>
         </w:r>
         <w:r>
           <w:rPr>
@@ -2733,10 +2971,17 @@
           <w:tab w:val="right" w:leader="dot" w:pos="9458"/>
         </w:tabs>
         <w:rPr>
+          <w:rFonts w:asciiTheme="minorHAnsi" w:hAnsiTheme="minorHAnsi"/>
           <w:noProof/>
+          <w:color w:val="auto"/>
+          <w:kern w:val="2"/>
+          <w:sz w:val="24"/>
+          <w:szCs w:val="24"/>
+          <w:lang w:val="en-GB" w:eastAsia="en-GB"/>
+          <w14:ligatures w14:val="standardContextual"/>
         </w:rPr>
       </w:pPr>
-      <w:hyperlink w:anchor="_Toc239775199" w:history="1">
+      <w:hyperlink w:anchor="_Toc239935692" w:history="1">
         <w:r>
           <w:rPr>
             <w:rStyle w:val="Hyperlink"/>
@@ -2763,7 +3008,7 @@
             <w:noProof/>
             <w:webHidden/>
           </w:rPr>
-          <w:instrText xml:space="preserve"> PAGEREF _Toc239775199 \h </w:instrText>
+          <w:instrText xml:space="preserve"> PAGEREF _Toc239935692 \h </w:instrText>
         </w:r>
         <w:r>
           <w:rPr>
@@ -2801,10 +3046,17 @@
           <w:tab w:val="right" w:leader="dot" w:pos="9458"/>
         </w:tabs>
         <w:rPr>
+          <w:rFonts w:asciiTheme="minorHAnsi" w:hAnsiTheme="minorHAnsi"/>
           <w:noProof/>
+          <w:color w:val="auto"/>
+          <w:kern w:val="2"/>
+          <w:sz w:val="24"/>
+          <w:szCs w:val="24"/>
+          <w:lang w:val="en-GB" w:eastAsia="en-GB"/>
+          <w14:ligatures w14:val="standardContextual"/>
         </w:rPr>
       </w:pPr>
-      <w:hyperlink w:anchor="_Toc239775200" w:history="1">
+      <w:hyperlink w:anchor="_Toc239935693" w:history="1">
         <w:r>
           <w:rPr>
             <w:rStyle w:val="Hyperlink"/>
@@ -2831,7 +3083,7 @@
             <w:noProof/>
             <w:webHidden/>
           </w:rPr>
-          <w:instrText xml:space="preserve"> PAGEREF _Toc239775200 \h </w:instrText>
+          <w:instrText xml:space="preserve"> PAGEREF _Toc239935693 \h </w:instrText>
         </w:r>
         <w:r>
           <w:rPr>
@@ -2869,10 +3121,17 @@
           <w:tab w:val="right" w:leader="dot" w:pos="9458"/>
         </w:tabs>
         <w:rPr>
+          <w:rFonts w:asciiTheme="minorHAnsi" w:hAnsiTheme="minorHAnsi"/>
           <w:noProof/>
+          <w:color w:val="auto"/>
+          <w:kern w:val="2"/>
+          <w:sz w:val="24"/>
+          <w:szCs w:val="24"/>
+          <w:lang w:val="en-GB" w:eastAsia="en-GB"/>
+          <w14:ligatures w14:val="standardContextual"/>
         </w:rPr>
       </w:pPr>
-      <w:hyperlink w:anchor="_Toc239775201" w:history="1">
+      <w:hyperlink w:anchor="_Toc239935694" w:history="1">
         <w:r>
           <w:rPr>
             <w:rStyle w:val="Hyperlink"/>
@@ -2899,7 +3158,7 @@
             <w:noProof/>
             <w:webHidden/>
           </w:rPr>
-          <w:instrText xml:space="preserve"> PAGEREF _Toc239775201 \h </w:instrText>
+          <w:instrText xml:space="preserve"> PAGEREF _Toc239935694 \h </w:instrText>
         </w:r>
         <w:r>
           <w:rPr>
@@ -2937,10 +3196,17 @@
           <w:tab w:val="right" w:leader="dot" w:pos="9458"/>
         </w:tabs>
         <w:rPr>
+          <w:rFonts w:asciiTheme="minorHAnsi" w:hAnsiTheme="minorHAnsi"/>
           <w:noProof/>
+          <w:color w:val="auto"/>
+          <w:kern w:val="2"/>
+          <w:sz w:val="24"/>
+          <w:szCs w:val="24"/>
+          <w:lang w:val="en-GB" w:eastAsia="en-GB"/>
+          <w14:ligatures w14:val="standardContextual"/>
         </w:rPr>
       </w:pPr>
-      <w:hyperlink w:anchor="_Toc239775202" w:history="1">
+      <w:hyperlink w:anchor="_Toc239935695" w:history="1">
         <w:r>
           <w:rPr>
             <w:rStyle w:val="Hyperlink"/>
@@ -2967,7 +3233,7 @@
             <w:noProof/>
             <w:webHidden/>
           </w:rPr>
-          <w:instrText xml:space="preserve"> PAGEREF _Toc239775202 \h </w:instrText>
+          <w:instrText xml:space="preserve"> PAGEREF _Toc239935695 \h </w:instrText>
         </w:r>
         <w:r>
           <w:rPr>
@@ -3005,10 +3271,17 @@
           <w:tab w:val="right" w:leader="dot" w:pos="9458"/>
         </w:tabs>
         <w:rPr>
+          <w:rFonts w:asciiTheme="minorHAnsi" w:hAnsiTheme="minorHAnsi"/>
           <w:noProof/>
+          <w:color w:val="auto"/>
+          <w:kern w:val="2"/>
+          <w:sz w:val="24"/>
+          <w:szCs w:val="24"/>
+          <w:lang w:val="en-GB" w:eastAsia="en-GB"/>
+          <w14:ligatures w14:val="standardContextual"/>
         </w:rPr>
       </w:pPr>
-      <w:hyperlink w:anchor="_Toc239775203" w:history="1">
+      <w:hyperlink w:anchor="_Toc239935696" w:history="1">
         <w:r>
           <w:rPr>
             <w:rStyle w:val="Hyperlink"/>
@@ -3035,7 +3308,7 @@
             <w:noProof/>
             <w:webHidden/>
           </w:rPr>
-          <w:instrText xml:space="preserve"> PAGEREF _Toc239775203 \h </w:instrText>
+          <w:instrText xml:space="preserve"> PAGEREF _Toc239935696 \h </w:instrText>
         </w:r>
         <w:r>
           <w:rPr>
@@ -3073,10 +3346,17 @@
           <w:tab w:val="right" w:leader="dot" w:pos="9458"/>
         </w:tabs>
         <w:rPr>
+          <w:rFonts w:asciiTheme="minorHAnsi" w:hAnsiTheme="minorHAnsi"/>
           <w:noProof/>
+          <w:color w:val="auto"/>
+          <w:kern w:val="2"/>
+          <w:sz w:val="24"/>
+          <w:szCs w:val="24"/>
+          <w:lang w:val="en-GB" w:eastAsia="en-GB"/>
+          <w14:ligatures w14:val="standardContextual"/>
         </w:rPr>
       </w:pPr>
-      <w:hyperlink w:anchor="_Toc239775204" w:history="1">
+      <w:hyperlink w:anchor="_Toc239935697" w:history="1">
         <w:r>
           <w:rPr>
             <w:rStyle w:val="Hyperlink"/>
@@ -3103,7 +3383,7 @@
             <w:noProof/>
             <w:webHidden/>
           </w:rPr>
-          <w:instrText xml:space="preserve"> PAGEREF _Toc239775204 \h </w:instrText>
+          <w:instrText xml:space="preserve"> PAGEREF _Toc239935697 \h </w:instrText>
         </w:r>
         <w:r>
           <w:rPr>
@@ -3141,10 +3421,17 @@
           <w:tab w:val="right" w:leader="dot" w:pos="9458"/>
         </w:tabs>
         <w:rPr>
+          <w:rFonts w:asciiTheme="minorHAnsi" w:hAnsiTheme="minorHAnsi"/>
           <w:noProof/>
+          <w:color w:val="auto"/>
+          <w:kern w:val="2"/>
+          <w:sz w:val="24"/>
+          <w:szCs w:val="24"/>
+          <w:lang w:val="en-GB" w:eastAsia="en-GB"/>
+          <w14:ligatures w14:val="standardContextual"/>
         </w:rPr>
       </w:pPr>
-      <w:hyperlink w:anchor="_Toc239775205" w:history="1">
+      <w:hyperlink w:anchor="_Toc239935698" w:history="1">
         <w:r>
           <w:rPr>
             <w:rStyle w:val="Hyperlink"/>
@@ -3171,7 +3458,7 @@
             <w:noProof/>
             <w:webHidden/>
           </w:rPr>
-          <w:instrText xml:space="preserve"> PAGEREF _Toc239775205 \h </w:instrText>
+          <w:instrText xml:space="preserve"> PAGEREF _Toc239935698 \h </w:instrText>
         </w:r>
         <w:r>
           <w:rPr>
@@ -3209,10 +3496,17 @@
           <w:tab w:val="right" w:leader="dot" w:pos="9458"/>
         </w:tabs>
         <w:rPr>
+          <w:rFonts w:asciiTheme="minorHAnsi" w:hAnsiTheme="minorHAnsi"/>
           <w:noProof/>
+          <w:color w:val="auto"/>
+          <w:kern w:val="2"/>
+          <w:sz w:val="24"/>
+          <w:szCs w:val="24"/>
+          <w:lang w:val="en-GB" w:eastAsia="en-GB"/>
+          <w14:ligatures w14:val="standardContextual"/>
         </w:rPr>
       </w:pPr>
-      <w:hyperlink w:anchor="_Toc239775206" w:history="1">
+      <w:hyperlink w:anchor="_Toc239935699" w:history="1">
         <w:r>
           <w:rPr>
             <w:rStyle w:val="Hyperlink"/>
@@ -3239,7 +3533,7 @@
             <w:noProof/>
             <w:webHidden/>
           </w:rPr>
-          <w:instrText xml:space="preserve"> PAGEREF _Toc239775206 \h </w:instrText>
+          <w:instrText xml:space="preserve"> PAGEREF _Toc239935699 \h </w:instrText>
         </w:r>
         <w:r>
           <w:rPr>
@@ -3277,10 +3571,17 @@
           <w:tab w:val="right" w:leader="dot" w:pos="9458"/>
         </w:tabs>
         <w:rPr>
+          <w:rFonts w:asciiTheme="minorHAnsi" w:hAnsiTheme="minorHAnsi"/>
           <w:noProof/>
+          <w:color w:val="auto"/>
+          <w:kern w:val="2"/>
+          <w:sz w:val="24"/>
+          <w:szCs w:val="24"/>
+          <w:lang w:val="en-GB" w:eastAsia="en-GB"/>
+          <w14:ligatures w14:val="standardContextual"/>
         </w:rPr>
       </w:pPr>
-      <w:hyperlink w:anchor="_Toc239775207" w:history="1">
+      <w:hyperlink w:anchor="_Toc239935700" w:history="1">
         <w:r>
           <w:rPr>
             <w:rStyle w:val="Hyperlink"/>
@@ -3307,7 +3608,7 @@
             <w:noProof/>
             <w:webHidden/>
           </w:rPr>
-          <w:instrText xml:space="preserve"> PAGEREF _Toc239775207 \h </w:instrText>
+          <w:instrText xml:space="preserve"> PAGEREF _Toc239935700 \h </w:instrText>
         </w:r>
         <w:r>
           <w:rPr>
@@ -3345,10 +3646,17 @@
           <w:tab w:val="right" w:leader="dot" w:pos="9458"/>
         </w:tabs>
         <w:rPr>
+          <w:rFonts w:asciiTheme="minorHAnsi" w:hAnsiTheme="minorHAnsi"/>
           <w:noProof/>
+          <w:color w:val="auto"/>
+          <w:kern w:val="2"/>
+          <w:sz w:val="24"/>
+          <w:szCs w:val="24"/>
+          <w:lang w:val="en-GB" w:eastAsia="en-GB"/>
+          <w14:ligatures w14:val="standardContextual"/>
         </w:rPr>
       </w:pPr>
-      <w:hyperlink w:anchor="_Toc239775208" w:history="1">
+      <w:hyperlink w:anchor="_Toc239935701" w:history="1">
         <w:r>
           <w:rPr>
             <w:rStyle w:val="Hyperlink"/>
@@ -3375,7 +3683,7 @@
             <w:noProof/>
             <w:webHidden/>
           </w:rPr>
-          <w:instrText xml:space="preserve"> PAGEREF _Toc239775208 \h </w:instrText>
+          <w:instrText xml:space="preserve"> PAGEREF _Toc239935701 \h </w:instrText>
         </w:r>
         <w:r>
           <w:rPr>
@@ -3413,10 +3721,17 @@
           <w:tab w:val="right" w:leader="dot" w:pos="9458"/>
         </w:tabs>
         <w:rPr>
+          <w:rFonts w:asciiTheme="minorHAnsi" w:hAnsiTheme="minorHAnsi"/>
           <w:noProof/>
+          <w:color w:val="auto"/>
+          <w:kern w:val="2"/>
+          <w:sz w:val="24"/>
+          <w:szCs w:val="24"/>
+          <w:lang w:val="en-GB" w:eastAsia="en-GB"/>
+          <w14:ligatures w14:val="standardContextual"/>
         </w:rPr>
       </w:pPr>
-      <w:hyperlink w:anchor="_Toc239775209" w:history="1">
+      <w:hyperlink w:anchor="_Toc239935702" w:history="1">
         <w:r>
           <w:rPr>
             <w:rStyle w:val="Hyperlink"/>
@@ -3443,7 +3758,7 @@
             <w:noProof/>
             <w:webHidden/>
           </w:rPr>
-          <w:instrText xml:space="preserve"> PAGEREF _Toc239775209 \h </w:instrText>
+          <w:instrText xml:space="preserve"> PAGEREF _Toc239935702 \h </w:instrText>
         </w:r>
         <w:r>
           <w:rPr>
@@ -3481,10 +3796,17 @@
           <w:tab w:val="right" w:leader="dot" w:pos="9458"/>
         </w:tabs>
         <w:rPr>
+          <w:rFonts w:asciiTheme="minorHAnsi" w:hAnsiTheme="minorHAnsi"/>
           <w:noProof/>
+          <w:color w:val="auto"/>
+          <w:kern w:val="2"/>
+          <w:sz w:val="24"/>
+          <w:szCs w:val="24"/>
+          <w:lang w:val="en-GB" w:eastAsia="en-GB"/>
+          <w14:ligatures w14:val="standardContextual"/>
         </w:rPr>
       </w:pPr>
-      <w:hyperlink w:anchor="_Toc239775210" w:history="1">
+      <w:hyperlink w:anchor="_Toc239935703" w:history="1">
         <w:r>
           <w:rPr>
             <w:rStyle w:val="Hyperlink"/>
@@ -3511,7 +3833,7 @@
             <w:noProof/>
             <w:webHidden/>
           </w:rPr>
-          <w:instrText xml:space="preserve"> PAGEREF _Toc239775210 \h </w:instrText>
+          <w:instrText xml:space="preserve"> PAGEREF _Toc239935703 \h </w:instrText>
         </w:r>
         <w:r>
           <w:rPr>
@@ -3549,10 +3871,17 @@
           <w:tab w:val="right" w:leader="dot" w:pos="9458"/>
         </w:tabs>
         <w:rPr>
+          <w:rFonts w:asciiTheme="minorHAnsi" w:hAnsiTheme="minorHAnsi"/>
           <w:noProof/>
+          <w:color w:val="auto"/>
+          <w:kern w:val="2"/>
+          <w:sz w:val="24"/>
+          <w:szCs w:val="24"/>
+          <w:lang w:val="en-GB" w:eastAsia="en-GB"/>
+          <w14:ligatures w14:val="standardContextual"/>
         </w:rPr>
       </w:pPr>
-      <w:hyperlink w:anchor="_Toc239775211" w:history="1">
+      <w:hyperlink w:anchor="_Toc239935704" w:history="1">
         <w:r>
           <w:rPr>
             <w:rStyle w:val="Hyperlink"/>
@@ -3579,7 +3908,7 @@
             <w:noProof/>
             <w:webHidden/>
           </w:rPr>
-          <w:instrText xml:space="preserve"> PAGEREF _Toc239775211 \h </w:instrText>
+          <w:instrText xml:space="preserve"> PAGEREF _Toc239935704 \h </w:instrText>
         </w:r>
         <w:r>
           <w:rPr>
@@ -3617,10 +3946,17 @@
           <w:tab w:val="right" w:leader="dot" w:pos="9458"/>
         </w:tabs>
         <w:rPr>
+          <w:rFonts w:asciiTheme="minorHAnsi" w:hAnsiTheme="minorHAnsi"/>
           <w:noProof/>
+          <w:color w:val="auto"/>
+          <w:kern w:val="2"/>
+          <w:sz w:val="24"/>
+          <w:szCs w:val="24"/>
+          <w:lang w:val="en-GB" w:eastAsia="en-GB"/>
+          <w14:ligatures w14:val="standardContextual"/>
         </w:rPr>
       </w:pPr>
-      <w:hyperlink w:anchor="_Toc239775212" w:history="1">
+      <w:hyperlink w:anchor="_Toc239935705" w:history="1">
         <w:r>
           <w:rPr>
             <w:rStyle w:val="Hyperlink"/>
@@ -3647,7 +3983,7 @@
             <w:noProof/>
             <w:webHidden/>
           </w:rPr>
-          <w:instrText xml:space="preserve"> PAGEREF _Toc239775212 \h </w:instrText>
+          <w:instrText xml:space="preserve"> PAGEREF _Toc239935705 \h </w:instrText>
         </w:r>
         <w:r>
           <w:rPr>
@@ -3685,10 +4021,17 @@
           <w:tab w:val="right" w:leader="dot" w:pos="9458"/>
         </w:tabs>
         <w:rPr>
+          <w:rFonts w:asciiTheme="minorHAnsi" w:hAnsiTheme="minorHAnsi"/>
           <w:noProof/>
+          <w:color w:val="auto"/>
+          <w:kern w:val="2"/>
+          <w:sz w:val="24"/>
+          <w:szCs w:val="24"/>
+          <w:lang w:val="en-GB" w:eastAsia="en-GB"/>
+          <w14:ligatures w14:val="standardContextual"/>
         </w:rPr>
       </w:pPr>
-      <w:hyperlink w:anchor="_Toc239775213" w:history="1">
+      <w:hyperlink w:anchor="_Toc239935706" w:history="1">
         <w:r>
           <w:rPr>
             <w:rStyle w:val="Hyperlink"/>
@@ -3715,7 +4058,7 @@
             <w:noProof/>
             <w:webHidden/>
           </w:rPr>
-          <w:instrText xml:space="preserve"> PAGEREF _Toc239775213 \h </w:instrText>
+          <w:instrText xml:space="preserve"> PAGEREF _Toc239935706 \h </w:instrText>
         </w:r>
         <w:r>
           <w:rPr>
@@ -3753,10 +4096,17 @@
           <w:tab w:val="right" w:leader="dot" w:pos="9458"/>
         </w:tabs>
         <w:rPr>
+          <w:rFonts w:asciiTheme="minorHAnsi" w:hAnsiTheme="minorHAnsi"/>
           <w:noProof/>
+          <w:color w:val="auto"/>
+          <w:kern w:val="2"/>
+          <w:sz w:val="24"/>
+          <w:szCs w:val="24"/>
+          <w:lang w:val="en-GB" w:eastAsia="en-GB"/>
+          <w14:ligatures w14:val="standardContextual"/>
         </w:rPr>
       </w:pPr>
-      <w:hyperlink w:anchor="_Toc239775214" w:history="1">
+      <w:hyperlink w:anchor="_Toc239935707" w:history="1">
         <w:r>
           <w:rPr>
             <w:rStyle w:val="Hyperlink"/>
@@ -3783,7 +4133,7 @@
             <w:noProof/>
             <w:webHidden/>
           </w:rPr>
-          <w:instrText xml:space="preserve"> PAGEREF _Toc239775214 \h </w:instrText>
+          <w:instrText xml:space="preserve"> PAGEREF _Toc239935707 \h </w:instrText>
         </w:r>
         <w:r>
           <w:rPr>
@@ -3821,10 +4171,17 @@
           <w:tab w:val="right" w:leader="dot" w:pos="9458"/>
         </w:tabs>
         <w:rPr>
+          <w:rFonts w:asciiTheme="minorHAnsi" w:hAnsiTheme="minorHAnsi"/>
           <w:noProof/>
+          <w:color w:val="auto"/>
+          <w:kern w:val="2"/>
+          <w:sz w:val="24"/>
+          <w:szCs w:val="24"/>
+          <w:lang w:val="en-GB" w:eastAsia="en-GB"/>
+          <w14:ligatures w14:val="standardContextual"/>
         </w:rPr>
       </w:pPr>
-      <w:hyperlink w:anchor="_Toc239775215" w:history="1">
+      <w:hyperlink w:anchor="_Toc239935708" w:history="1">
         <w:r>
           <w:rPr>
             <w:rStyle w:val="Hyperlink"/>
@@ -3851,7 +4208,7 @@
             <w:noProof/>
             <w:webHidden/>
           </w:rPr>
-          <w:instrText xml:space="preserve"> PAGEREF _Toc239775215 \h </w:instrText>
+          <w:instrText xml:space="preserve"> PAGEREF _Toc239935708 \h </w:instrText>
         </w:r>
         <w:r>
           <w:rPr>
@@ -3889,10 +4246,17 @@
           <w:tab w:val="right" w:leader="dot" w:pos="9458"/>
         </w:tabs>
         <w:rPr>
+          <w:rFonts w:asciiTheme="minorHAnsi" w:hAnsiTheme="minorHAnsi"/>
           <w:noProof/>
+          <w:color w:val="auto"/>
+          <w:kern w:val="2"/>
+          <w:sz w:val="24"/>
+          <w:szCs w:val="24"/>
+          <w:lang w:val="en-GB" w:eastAsia="en-GB"/>
+          <w14:ligatures w14:val="standardContextual"/>
         </w:rPr>
       </w:pPr>
-      <w:hyperlink w:anchor="_Toc239775216" w:history="1">
+      <w:hyperlink w:anchor="_Toc239935709" w:history="1">
         <w:r>
           <w:rPr>
             <w:rStyle w:val="Hyperlink"/>
@@ -3919,7 +4283,7 @@
             <w:noProof/>
             <w:webHidden/>
           </w:rPr>
-          <w:instrText xml:space="preserve"> PAGEREF _Toc239775216 \h </w:instrText>
+          <w:instrText xml:space="preserve"> PAGEREF _Toc239935709 \h </w:instrText>
         </w:r>
         <w:r>
           <w:rPr>
@@ -3957,10 +4321,17 @@
           <w:tab w:val="right" w:leader="dot" w:pos="9458"/>
         </w:tabs>
         <w:rPr>
+          <w:rFonts w:asciiTheme="minorHAnsi" w:hAnsiTheme="minorHAnsi"/>
           <w:noProof/>
+          <w:color w:val="auto"/>
+          <w:kern w:val="2"/>
+          <w:sz w:val="24"/>
+          <w:szCs w:val="24"/>
+          <w:lang w:val="en-GB" w:eastAsia="en-GB"/>
+          <w14:ligatures w14:val="standardContextual"/>
         </w:rPr>
       </w:pPr>
-      <w:hyperlink w:anchor="_Toc239775217" w:history="1">
+      <w:hyperlink w:anchor="_Toc239935710" w:history="1">
         <w:r>
           <w:rPr>
             <w:rStyle w:val="Hyperlink"/>
@@ -3987,7 +4358,7 @@
             <w:noProof/>
             <w:webHidden/>
           </w:rPr>
-          <w:instrText xml:space="preserve"> PAGEREF _Toc239775217 \h </w:instrText>
+          <w:instrText xml:space="preserve"> PAGEREF _Toc239935710 \h </w:instrText>
         </w:r>
         <w:r>
           <w:rPr>
@@ -4025,10 +4396,17 @@
           <w:tab w:val="right" w:leader="dot" w:pos="9458"/>
         </w:tabs>
         <w:rPr>
+          <w:rFonts w:asciiTheme="minorHAnsi" w:hAnsiTheme="minorHAnsi"/>
           <w:noProof/>
+          <w:color w:val="auto"/>
+          <w:kern w:val="2"/>
+          <w:sz w:val="24"/>
+          <w:szCs w:val="24"/>
+          <w:lang w:val="en-GB" w:eastAsia="en-GB"/>
+          <w14:ligatures w14:val="standardContextual"/>
         </w:rPr>
       </w:pPr>
-      <w:hyperlink w:anchor="_Toc239775218" w:history="1">
+      <w:hyperlink w:anchor="_Toc239935711" w:history="1">
         <w:r>
           <w:rPr>
             <w:rStyle w:val="Hyperlink"/>
@@ -4055,7 +4433,7 @@
             <w:noProof/>
             <w:webHidden/>
           </w:rPr>
-          <w:instrText xml:space="preserve"> PAGEREF _Toc239775218 \h </w:instrText>
+          <w:instrText xml:space="preserve"> PAGEREF _Toc239935711 \h </w:instrText>
         </w:r>
         <w:r>
           <w:rPr>
@@ -4093,10 +4471,17 @@
           <w:tab w:val="right" w:leader="dot" w:pos="9458"/>
         </w:tabs>
         <w:rPr>
+          <w:rFonts w:asciiTheme="minorHAnsi" w:hAnsiTheme="minorHAnsi"/>
           <w:noProof/>
+          <w:color w:val="auto"/>
+          <w:kern w:val="2"/>
+          <w:sz w:val="24"/>
+          <w:szCs w:val="24"/>
+          <w:lang w:val="en-GB" w:eastAsia="en-GB"/>
+          <w14:ligatures w14:val="standardContextual"/>
         </w:rPr>
       </w:pPr>
-      <w:hyperlink w:anchor="_Toc239775219" w:history="1">
+      <w:hyperlink w:anchor="_Toc239935712" w:history="1">
         <w:r>
           <w:rPr>
             <w:rStyle w:val="Hyperlink"/>
@@ -4123,7 +4508,7 @@
             <w:noProof/>
             <w:webHidden/>
           </w:rPr>
-          <w:instrText xml:space="preserve"> PAGEREF _Toc239775219 \h </w:instrText>
+          <w:instrText xml:space="preserve"> PAGEREF _Toc239935712 \h </w:instrText>
         </w:r>
         <w:r>
           <w:rPr>
@@ -4161,10 +4546,17 @@
           <w:tab w:val="right" w:leader="dot" w:pos="9458"/>
         </w:tabs>
         <w:rPr>
+          <w:rFonts w:asciiTheme="minorHAnsi" w:hAnsiTheme="minorHAnsi"/>
           <w:noProof/>
+          <w:color w:val="auto"/>
+          <w:kern w:val="2"/>
+          <w:sz w:val="24"/>
+          <w:szCs w:val="24"/>
+          <w:lang w:val="en-GB" w:eastAsia="en-GB"/>
+          <w14:ligatures w14:val="standardContextual"/>
         </w:rPr>
       </w:pPr>
-      <w:hyperlink w:anchor="_Toc239775220" w:history="1">
+      <w:hyperlink w:anchor="_Toc239935713" w:history="1">
         <w:r>
           <w:rPr>
             <w:rStyle w:val="Hyperlink"/>
@@ -4191,7 +4583,7 @@
             <w:noProof/>
             <w:webHidden/>
           </w:rPr>
-          <w:instrText xml:space="preserve"> PAGEREF _Toc239775220 \h </w:instrText>
+          <w:instrText xml:space="preserve"> PAGEREF _Toc239935713 \h </w:instrText>
         </w:r>
         <w:r>
           <w:rPr>
@@ -4229,10 +4621,17 @@
           <w:tab w:val="right" w:leader="dot" w:pos="9458"/>
         </w:tabs>
         <w:rPr>
+          <w:rFonts w:asciiTheme="minorHAnsi" w:hAnsiTheme="minorHAnsi"/>
           <w:noProof/>
+          <w:color w:val="auto"/>
+          <w:kern w:val="2"/>
+          <w:sz w:val="24"/>
+          <w:szCs w:val="24"/>
+          <w:lang w:val="en-GB" w:eastAsia="en-GB"/>
+          <w14:ligatures w14:val="standardContextual"/>
         </w:rPr>
       </w:pPr>
-      <w:hyperlink w:anchor="_Toc239775221" w:history="1">
+      <w:hyperlink w:anchor="_Toc239935714" w:history="1">
         <w:r>
           <w:rPr>
             <w:rStyle w:val="Hyperlink"/>
@@ -4259,7 +4658,7 @@
             <w:noProof/>
             <w:webHidden/>
           </w:rPr>
-          <w:instrText xml:space="preserve"> PAGEREF _Toc239775221 \h </w:instrText>
+          <w:instrText xml:space="preserve"> PAGEREF _Toc239935714 \h </w:instrText>
         </w:r>
         <w:r>
           <w:rPr>
@@ -4297,10 +4696,17 @@
           <w:tab w:val="right" w:leader="dot" w:pos="9458"/>
         </w:tabs>
         <w:rPr>
+          <w:rFonts w:asciiTheme="minorHAnsi" w:hAnsiTheme="minorHAnsi"/>
           <w:noProof/>
+          <w:color w:val="auto"/>
+          <w:kern w:val="2"/>
+          <w:sz w:val="24"/>
+          <w:szCs w:val="24"/>
+          <w:lang w:val="en-GB" w:eastAsia="en-GB"/>
+          <w14:ligatures w14:val="standardContextual"/>
         </w:rPr>
       </w:pPr>
-      <w:hyperlink w:anchor="_Toc239775222" w:history="1">
+      <w:hyperlink w:anchor="_Toc239935715" w:history="1">
         <w:r>
           <w:rPr>
             <w:rStyle w:val="Hyperlink"/>
@@ -4327,7 +4733,7 @@
             <w:noProof/>
             <w:webHidden/>
           </w:rPr>
-          <w:instrText xml:space="preserve"> PAGEREF _Toc239775222 \h </w:instrText>
+          <w:instrText xml:space="preserve"> PAGEREF _Toc239935715 \h </w:instrText>
         </w:r>
         <w:r>
           <w:rPr>
@@ -4365,10 +4771,17 @@
           <w:tab w:val="right" w:leader="dot" w:pos="9458"/>
         </w:tabs>
         <w:rPr>
+          <w:rFonts w:asciiTheme="minorHAnsi" w:hAnsiTheme="minorHAnsi"/>
           <w:noProof/>
+          <w:color w:val="auto"/>
+          <w:kern w:val="2"/>
+          <w:sz w:val="24"/>
+          <w:szCs w:val="24"/>
+          <w:lang w:val="en-GB" w:eastAsia="en-GB"/>
+          <w14:ligatures w14:val="standardContextual"/>
         </w:rPr>
       </w:pPr>
-      <w:hyperlink w:anchor="_Toc239775223" w:history="1">
+      <w:hyperlink w:anchor="_Toc239935716" w:history="1">
         <w:r>
           <w:rPr>
             <w:rStyle w:val="Hyperlink"/>
@@ -4395,7 +4808,7 @@
             <w:noProof/>
             <w:webHidden/>
           </w:rPr>
-          <w:instrText xml:space="preserve"> PAGEREF _Toc239775223 \h </w:instrText>
+          <w:instrText xml:space="preserve"> PAGEREF _Toc239935716 \h </w:instrText>
         </w:r>
         <w:r>
           <w:rPr>
@@ -4433,10 +4846,17 @@
           <w:tab w:val="right" w:leader="dot" w:pos="9458"/>
         </w:tabs>
         <w:rPr>
+          <w:rFonts w:asciiTheme="minorHAnsi" w:hAnsiTheme="minorHAnsi"/>
           <w:noProof/>
+          <w:color w:val="auto"/>
+          <w:kern w:val="2"/>
+          <w:sz w:val="24"/>
+          <w:szCs w:val="24"/>
+          <w:lang w:val="en-GB" w:eastAsia="en-GB"/>
+          <w14:ligatures w14:val="standardContextual"/>
         </w:rPr>
       </w:pPr>
-      <w:hyperlink w:anchor="_Toc239775224" w:history="1">
+      <w:hyperlink w:anchor="_Toc239935717" w:history="1">
         <w:r>
           <w:rPr>
             <w:rStyle w:val="Hyperlink"/>
@@ -4463,7 +4883,7 @@
             <w:noProof/>
             <w:webHidden/>
           </w:rPr>
-          <w:instrText xml:space="preserve"> PAGEREF _Toc239775224 \h </w:instrText>
+          <w:instrText xml:space="preserve"> PAGEREF _Toc239935717 \h </w:instrText>
         </w:r>
         <w:r>
           <w:rPr>
@@ -4501,10 +4921,17 @@
           <w:tab w:val="right" w:leader="dot" w:pos="9458"/>
         </w:tabs>
         <w:rPr>
+          <w:rFonts w:asciiTheme="minorHAnsi" w:hAnsiTheme="minorHAnsi"/>
           <w:noProof/>
+          <w:color w:val="auto"/>
+          <w:kern w:val="2"/>
+          <w:sz w:val="24"/>
+          <w:szCs w:val="24"/>
+          <w:lang w:val="en-GB" w:eastAsia="en-GB"/>
+          <w14:ligatures w14:val="standardContextual"/>
         </w:rPr>
       </w:pPr>
-      <w:hyperlink w:anchor="_Toc239775225" w:history="1">
+      <w:hyperlink w:anchor="_Toc239935718" w:history="1">
         <w:r>
           <w:rPr>
             <w:rStyle w:val="Hyperlink"/>
@@ -4531,7 +4958,7 @@
             <w:noProof/>
             <w:webHidden/>
           </w:rPr>
-          <w:instrText xml:space="preserve"> PAGEREF _Toc239775225 \h </w:instrText>
+          <w:instrText xml:space="preserve"> PAGEREF _Toc239935718 \h </w:instrText>
         </w:r>
         <w:r>
           <w:rPr>
@@ -4569,10 +4996,17 @@
           <w:tab w:val="right" w:leader="dot" w:pos="9458"/>
         </w:tabs>
         <w:rPr>
+          <w:rFonts w:asciiTheme="minorHAnsi" w:hAnsiTheme="minorHAnsi"/>
           <w:noProof/>
+          <w:color w:val="auto"/>
+          <w:kern w:val="2"/>
+          <w:sz w:val="24"/>
+          <w:szCs w:val="24"/>
+          <w:lang w:val="en-GB" w:eastAsia="en-GB"/>
+          <w14:ligatures w14:val="standardContextual"/>
         </w:rPr>
       </w:pPr>
-      <w:hyperlink w:anchor="_Toc239775226" w:history="1">
+      <w:hyperlink w:anchor="_Toc239935719" w:history="1">
         <w:r>
           <w:rPr>
             <w:rStyle w:val="Hyperlink"/>
@@ -4599,7 +5033,7 @@
             <w:noProof/>
             <w:webHidden/>
           </w:rPr>
-          <w:instrText xml:space="preserve"> PAGEREF _Toc239775226 \h </w:instrText>
+          <w:instrText xml:space="preserve"> PAGEREF _Toc239935719 \h </w:instrText>
         </w:r>
         <w:r>
           <w:rPr>
@@ -4637,10 +5071,17 @@
           <w:tab w:val="right" w:leader="dot" w:pos="9458"/>
         </w:tabs>
         <w:rPr>
+          <w:rFonts w:asciiTheme="minorHAnsi" w:hAnsiTheme="minorHAnsi"/>
           <w:noProof/>
+          <w:color w:val="auto"/>
+          <w:kern w:val="2"/>
+          <w:sz w:val="24"/>
+          <w:szCs w:val="24"/>
+          <w:lang w:val="en-GB" w:eastAsia="en-GB"/>
+          <w14:ligatures w14:val="standardContextual"/>
         </w:rPr>
       </w:pPr>
-      <w:hyperlink w:anchor="_Toc239775227" w:history="1">
+      <w:hyperlink w:anchor="_Toc239935720" w:history="1">
         <w:r>
           <w:rPr>
             <w:rStyle w:val="Hyperlink"/>
@@ -4667,7 +5108,7 @@
             <w:noProof/>
             <w:webHidden/>
           </w:rPr>
-          <w:instrText xml:space="preserve"> PAGEREF _Toc239775227 \h </w:instrText>
+          <w:instrText xml:space="preserve"> PAGEREF _Toc239935720 \h </w:instrText>
         </w:r>
         <w:r>
           <w:rPr>
@@ -4705,10 +5146,17 @@
           <w:tab w:val="right" w:leader="dot" w:pos="9458"/>
         </w:tabs>
         <w:rPr>
+          <w:rFonts w:asciiTheme="minorHAnsi" w:hAnsiTheme="minorHAnsi"/>
           <w:noProof/>
+          <w:color w:val="auto"/>
+          <w:kern w:val="2"/>
+          <w:sz w:val="24"/>
+          <w:szCs w:val="24"/>
+          <w:lang w:val="en-GB" w:eastAsia="en-GB"/>
+          <w14:ligatures w14:val="standardContextual"/>
         </w:rPr>
       </w:pPr>
-      <w:hyperlink w:anchor="_Toc239775228" w:history="1">
+      <w:hyperlink w:anchor="_Toc239935721" w:history="1">
         <w:r>
           <w:rPr>
             <w:rStyle w:val="Hyperlink"/>
@@ -4735,7 +5183,7 @@
             <w:noProof/>
             <w:webHidden/>
           </w:rPr>
-          <w:instrText xml:space="preserve"> PAGEREF _Toc239775228 \h </w:instrText>
+          <w:instrText xml:space="preserve"> PAGEREF _Toc239935721 \h </w:instrText>
         </w:r>
         <w:r>
           <w:rPr>
@@ -4773,10 +5221,17 @@
           <w:tab w:val="right" w:leader="dot" w:pos="9458"/>
         </w:tabs>
         <w:rPr>
+          <w:rFonts w:asciiTheme="minorHAnsi" w:hAnsiTheme="minorHAnsi"/>
           <w:noProof/>
+          <w:color w:val="auto"/>
+          <w:kern w:val="2"/>
+          <w:sz w:val="24"/>
+          <w:szCs w:val="24"/>
+          <w:lang w:val="en-GB" w:eastAsia="en-GB"/>
+          <w14:ligatures w14:val="standardContextual"/>
         </w:rPr>
       </w:pPr>
-      <w:hyperlink w:anchor="_Toc239775229" w:history="1">
+      <w:hyperlink w:anchor="_Toc239935722" w:history="1">
         <w:r>
           <w:rPr>
             <w:rStyle w:val="Hyperlink"/>
@@ -4803,7 +5258,7 @@
             <w:noProof/>
             <w:webHidden/>
           </w:rPr>
-          <w:instrText xml:space="preserve"> PAGEREF _Toc239775229 \h </w:instrText>
+          <w:instrText xml:space="preserve"> PAGEREF _Toc239935722 \h </w:instrText>
         </w:r>
         <w:r>
           <w:rPr>
@@ -4841,10 +5296,17 @@
           <w:tab w:val="right" w:leader="dot" w:pos="9458"/>
         </w:tabs>
         <w:rPr>
+          <w:rFonts w:asciiTheme="minorHAnsi" w:hAnsiTheme="minorHAnsi"/>
           <w:noProof/>
+          <w:color w:val="auto"/>
+          <w:kern w:val="2"/>
+          <w:sz w:val="24"/>
+          <w:szCs w:val="24"/>
+          <w:lang w:val="en-GB" w:eastAsia="en-GB"/>
+          <w14:ligatures w14:val="standardContextual"/>
         </w:rPr>
       </w:pPr>
-      <w:hyperlink w:anchor="_Toc239775230" w:history="1">
+      <w:hyperlink w:anchor="_Toc239935723" w:history="1">
         <w:r>
           <w:rPr>
             <w:rStyle w:val="Hyperlink"/>
@@ -4871,7 +5333,7 @@
             <w:noProof/>
             <w:webHidden/>
           </w:rPr>
-          <w:instrText xml:space="preserve"> PAGEREF _Toc239775230 \h </w:instrText>
+          <w:instrText xml:space="preserve"> PAGEREF _Toc239935723 \h </w:instrText>
         </w:r>
         <w:r>
           <w:rPr>
@@ -4909,10 +5371,17 @@
           <w:tab w:val="right" w:leader="dot" w:pos="9458"/>
         </w:tabs>
         <w:rPr>
+          <w:rFonts w:asciiTheme="minorHAnsi" w:hAnsiTheme="minorHAnsi"/>
           <w:noProof/>
+          <w:color w:val="auto"/>
+          <w:kern w:val="2"/>
+          <w:sz w:val="24"/>
+          <w:szCs w:val="24"/>
+          <w:lang w:val="en-GB" w:eastAsia="en-GB"/>
+          <w14:ligatures w14:val="standardContextual"/>
         </w:rPr>
       </w:pPr>
-      <w:hyperlink w:anchor="_Toc239775231" w:history="1">
+      <w:hyperlink w:anchor="_Toc239935724" w:history="1">
         <w:r>
           <w:rPr>
             <w:rStyle w:val="Hyperlink"/>
@@ -4939,7 +5408,7 @@
             <w:noProof/>
             <w:webHidden/>
           </w:rPr>
-          <w:instrText xml:space="preserve"> PAGEREF _Toc239775231 \h </w:instrText>
+          <w:instrText xml:space="preserve"> PAGEREF _Toc239935724 \h </w:instrText>
         </w:r>
         <w:r>
           <w:rPr>
@@ -4977,10 +5446,17 @@
           <w:tab w:val="right" w:leader="dot" w:pos="9458"/>
         </w:tabs>
         <w:rPr>
+          <w:rFonts w:asciiTheme="minorHAnsi" w:hAnsiTheme="minorHAnsi"/>
           <w:noProof/>
+          <w:color w:val="auto"/>
+          <w:kern w:val="2"/>
+          <w:sz w:val="24"/>
+          <w:szCs w:val="24"/>
+          <w:lang w:val="en-GB" w:eastAsia="en-GB"/>
+          <w14:ligatures w14:val="standardContextual"/>
         </w:rPr>
       </w:pPr>
-      <w:hyperlink w:anchor="_Toc239775232" w:history="1">
+      <w:hyperlink w:anchor="_Toc239935725" w:history="1">
         <w:r>
           <w:rPr>
             <w:rStyle w:val="Hyperlink"/>
@@ -5007,7 +5483,7 @@
             <w:noProof/>
             <w:webHidden/>
           </w:rPr>
-          <w:instrText xml:space="preserve"> PAGEREF _Toc239775232 \h </w:instrText>
+          <w:instrText xml:space="preserve"> PAGEREF _Toc239935725 \h </w:instrText>
         </w:r>
         <w:r>
           <w:rPr>
@@ -5045,10 +5521,17 @@
           <w:tab w:val="right" w:leader="dot" w:pos="9458"/>
         </w:tabs>
         <w:rPr>
+          <w:rFonts w:asciiTheme="minorHAnsi" w:hAnsiTheme="minorHAnsi"/>
           <w:noProof/>
+          <w:color w:val="auto"/>
+          <w:kern w:val="2"/>
+          <w:sz w:val="24"/>
+          <w:szCs w:val="24"/>
+          <w:lang w:val="en-GB" w:eastAsia="en-GB"/>
+          <w14:ligatures w14:val="standardContextual"/>
         </w:rPr>
       </w:pPr>
-      <w:hyperlink w:anchor="_Toc239775233" w:history="1">
+      <w:hyperlink w:anchor="_Toc239935726" w:history="1">
         <w:r>
           <w:rPr>
             <w:rStyle w:val="Hyperlink"/>
@@ -5075,7 +5558,7 @@
             <w:noProof/>
             <w:webHidden/>
           </w:rPr>
-          <w:instrText xml:space="preserve"> PAGEREF _Toc239775233 \h </w:instrText>
+          <w:instrText xml:space="preserve"> PAGEREF _Toc239935726 \h </w:instrText>
         </w:r>
         <w:r>
           <w:rPr>
@@ -5113,10 +5596,17 @@
           <w:tab w:val="right" w:leader="dot" w:pos="9458"/>
         </w:tabs>
         <w:rPr>
+          <w:rFonts w:asciiTheme="minorHAnsi" w:hAnsiTheme="minorHAnsi"/>
           <w:noProof/>
+          <w:color w:val="auto"/>
+          <w:kern w:val="2"/>
+          <w:sz w:val="24"/>
+          <w:szCs w:val="24"/>
+          <w:lang w:val="en-GB" w:eastAsia="en-GB"/>
+          <w14:ligatures w14:val="standardContextual"/>
         </w:rPr>
       </w:pPr>
-      <w:hyperlink w:anchor="_Toc239775234" w:history="1">
+      <w:hyperlink w:anchor="_Toc239935727" w:history="1">
         <w:r>
           <w:rPr>
             <w:rStyle w:val="Hyperlink"/>
@@ -5143,7 +5633,7 @@
             <w:noProof/>
             <w:webHidden/>
           </w:rPr>
-          <w:instrText xml:space="preserve"> PAGEREF _Toc239775234 \h </w:instrText>
+          <w:instrText xml:space="preserve"> PAGEREF _Toc239935727 \h </w:instrText>
         </w:r>
         <w:r>
           <w:rPr>
@@ -5181,10 +5671,17 @@
           <w:tab w:val="right" w:leader="dot" w:pos="9458"/>
         </w:tabs>
         <w:rPr>
+          <w:rFonts w:asciiTheme="minorHAnsi" w:hAnsiTheme="minorHAnsi"/>
           <w:noProof/>
+          <w:color w:val="auto"/>
+          <w:kern w:val="2"/>
+          <w:sz w:val="24"/>
+          <w:szCs w:val="24"/>
+          <w:lang w:val="en-GB" w:eastAsia="en-GB"/>
+          <w14:ligatures w14:val="standardContextual"/>
         </w:rPr>
       </w:pPr>
-      <w:hyperlink w:anchor="_Toc239775235" w:history="1">
+      <w:hyperlink w:anchor="_Toc239935728" w:history="1">
         <w:r>
           <w:rPr>
             <w:rStyle w:val="Hyperlink"/>
@@ -5211,7 +5708,7 @@
             <w:noProof/>
             <w:webHidden/>
           </w:rPr>
-          <w:instrText xml:space="preserve"> PAGEREF _Toc239775235 \h </w:instrText>
+          <w:instrText xml:space="preserve"> PAGEREF _Toc239935728 \h </w:instrText>
         </w:r>
         <w:r>
           <w:rPr>
@@ -5249,10 +5746,17 @@
           <w:tab w:val="right" w:leader="dot" w:pos="9458"/>
         </w:tabs>
         <w:rPr>
+          <w:rFonts w:asciiTheme="minorHAnsi" w:hAnsiTheme="minorHAnsi"/>
           <w:noProof/>
+          <w:color w:val="auto"/>
+          <w:kern w:val="2"/>
+          <w:sz w:val="24"/>
+          <w:szCs w:val="24"/>
+          <w:lang w:val="en-GB" w:eastAsia="en-GB"/>
+          <w14:ligatures w14:val="standardContextual"/>
         </w:rPr>
       </w:pPr>
-      <w:hyperlink w:anchor="_Toc239775236" w:history="1">
+      <w:hyperlink w:anchor="_Toc239935729" w:history="1">
         <w:r>
           <w:rPr>
             <w:rStyle w:val="Hyperlink"/>
@@ -5279,7 +5783,7 @@
             <w:noProof/>
             <w:webHidden/>
           </w:rPr>
-          <w:instrText xml:space="preserve"> PAGEREF _Toc239775236 \h </w:instrText>
+          <w:instrText xml:space="preserve"> PAGEREF _Toc239935729 \h </w:instrText>
         </w:r>
         <w:r>
           <w:rPr>
@@ -5317,10 +5821,17 @@
           <w:tab w:val="right" w:leader="dot" w:pos="9458"/>
         </w:tabs>
         <w:rPr>
+          <w:rFonts w:asciiTheme="minorHAnsi" w:hAnsiTheme="minorHAnsi"/>
           <w:noProof/>
+          <w:color w:val="auto"/>
+          <w:kern w:val="2"/>
+          <w:sz w:val="24"/>
+          <w:szCs w:val="24"/>
+          <w:lang w:val="en-GB" w:eastAsia="en-GB"/>
+          <w14:ligatures w14:val="standardContextual"/>
         </w:rPr>
       </w:pPr>
-      <w:hyperlink w:anchor="_Toc239775237" w:history="1">
+      <w:hyperlink w:anchor="_Toc239935730" w:history="1">
         <w:r>
           <w:rPr>
             <w:rStyle w:val="Hyperlink"/>
@@ -5347,7 +5858,7 @@
             <w:noProof/>
             <w:webHidden/>
           </w:rPr>
-          <w:instrText xml:space="preserve"> PAGEREF _Toc239775237 \h </w:instrText>
+          <w:instrText xml:space="preserve"> PAGEREF _Toc239935730 \h </w:instrText>
         </w:r>
         <w:r>
           <w:rPr>
@@ -5385,10 +5896,17 @@
           <w:tab w:val="right" w:leader="dot" w:pos="9458"/>
         </w:tabs>
         <w:rPr>
+          <w:rFonts w:asciiTheme="minorHAnsi" w:hAnsiTheme="minorHAnsi"/>
           <w:noProof/>
+          <w:color w:val="auto"/>
+          <w:kern w:val="2"/>
+          <w:sz w:val="24"/>
+          <w:szCs w:val="24"/>
+          <w:lang w:val="en-GB" w:eastAsia="en-GB"/>
+          <w14:ligatures w14:val="standardContextual"/>
         </w:rPr>
       </w:pPr>
-      <w:hyperlink w:anchor="_Toc239775238" w:history="1">
+      <w:hyperlink w:anchor="_Toc239935731" w:history="1">
         <w:r>
           <w:rPr>
             <w:rStyle w:val="Hyperlink"/>
@@ -5415,7 +5933,7 @@
             <w:noProof/>
             <w:webHidden/>
           </w:rPr>
-          <w:instrText xml:space="preserve"> PAGEREF _Toc239775238 \h </w:instrText>
+          <w:instrText xml:space="preserve"> PAGEREF _Toc239935731 \h </w:instrText>
         </w:r>
         <w:r>
           <w:rPr>
@@ -5453,10 +5971,17 @@
           <w:tab w:val="right" w:leader="dot" w:pos="9458"/>
         </w:tabs>
         <w:rPr>
+          <w:rFonts w:asciiTheme="minorHAnsi" w:hAnsiTheme="minorHAnsi"/>
           <w:noProof/>
+          <w:color w:val="auto"/>
+          <w:kern w:val="2"/>
+          <w:sz w:val="24"/>
+          <w:szCs w:val="24"/>
+          <w:lang w:val="en-GB" w:eastAsia="en-GB"/>
+          <w14:ligatures w14:val="standardContextual"/>
         </w:rPr>
       </w:pPr>
-      <w:hyperlink w:anchor="_Toc239775239" w:history="1">
+      <w:hyperlink w:anchor="_Toc239935732" w:history="1">
         <w:r>
           <w:rPr>
             <w:rStyle w:val="Hyperlink"/>
@@ -5483,7 +6008,7 @@
             <w:noProof/>
             <w:webHidden/>
           </w:rPr>
-          <w:instrText xml:space="preserve"> PAGEREF _Toc239775239 \h </w:instrText>
+          <w:instrText xml:space="preserve"> PAGEREF _Toc239935732 \h </w:instrText>
         </w:r>
         <w:r>
           <w:rPr>
@@ -5503,7 +6028,7 @@
             <w:noProof/>
             <w:webHidden/>
           </w:rPr>
-          <w:t>31</w:t>
+          <w:t>30</w:t>
         </w:r>
         <w:r>
           <w:rPr>
@@ -5521,10 +6046,17 @@
           <w:tab w:val="right" w:leader="dot" w:pos="9458"/>
         </w:tabs>
         <w:rPr>
+          <w:rFonts w:asciiTheme="minorHAnsi" w:hAnsiTheme="minorHAnsi"/>
           <w:noProof/>
+          <w:color w:val="auto"/>
+          <w:kern w:val="2"/>
+          <w:sz w:val="24"/>
+          <w:szCs w:val="24"/>
+          <w:lang w:val="en-GB" w:eastAsia="en-GB"/>
+          <w14:ligatures w14:val="standardContextual"/>
         </w:rPr>
       </w:pPr>
-      <w:hyperlink w:anchor="_Toc239775240" w:history="1">
+      <w:hyperlink w:anchor="_Toc239935733" w:history="1">
         <w:r>
           <w:rPr>
             <w:rStyle w:val="Hyperlink"/>
@@ -5551,7 +6083,7 @@
             <w:noProof/>
             <w:webHidden/>
           </w:rPr>
-          <w:instrText xml:space="preserve"> PAGEREF _Toc239775240 \h </w:instrText>
+          <w:instrText xml:space="preserve"> PAGEREF _Toc239935733 \h </w:instrText>
         </w:r>
         <w:r>
           <w:rPr>
@@ -5589,10 +6121,17 @@
           <w:tab w:val="right" w:leader="dot" w:pos="9458"/>
         </w:tabs>
         <w:rPr>
+          <w:rFonts w:asciiTheme="minorHAnsi" w:hAnsiTheme="minorHAnsi"/>
           <w:noProof/>
+          <w:color w:val="auto"/>
+          <w:kern w:val="2"/>
+          <w:sz w:val="24"/>
+          <w:szCs w:val="24"/>
+          <w:lang w:val="en-GB" w:eastAsia="en-GB"/>
+          <w14:ligatures w14:val="standardContextual"/>
         </w:rPr>
       </w:pPr>
-      <w:hyperlink w:anchor="_Toc239775241" w:history="1">
+      <w:hyperlink w:anchor="_Toc239935734" w:history="1">
         <w:r>
           <w:rPr>
             <w:rStyle w:val="Hyperlink"/>
@@ -5619,7 +6158,7 @@
             <w:noProof/>
             <w:webHidden/>
           </w:rPr>
-          <w:instrText xml:space="preserve"> PAGEREF _Toc239775241 \h </w:instrText>
+          <w:instrText xml:space="preserve"> PAGEREF _Toc239935734 \h </w:instrText>
         </w:r>
         <w:r>
           <w:rPr>
@@ -5657,10 +6196,17 @@
           <w:tab w:val="right" w:leader="dot" w:pos="9458"/>
         </w:tabs>
         <w:rPr>
+          <w:rFonts w:asciiTheme="minorHAnsi" w:hAnsiTheme="minorHAnsi"/>
           <w:noProof/>
+          <w:color w:val="auto"/>
+          <w:kern w:val="2"/>
+          <w:sz w:val="24"/>
+          <w:szCs w:val="24"/>
+          <w:lang w:val="en-GB" w:eastAsia="en-GB"/>
+          <w14:ligatures w14:val="standardContextual"/>
         </w:rPr>
       </w:pPr>
-      <w:hyperlink w:anchor="_Toc239775242" w:history="1">
+      <w:hyperlink w:anchor="_Toc239935735" w:history="1">
         <w:r>
           <w:rPr>
             <w:rStyle w:val="Hyperlink"/>
@@ -5687,7 +6233,7 @@
             <w:noProof/>
             <w:webHidden/>
           </w:rPr>
-          <w:instrText xml:space="preserve"> PAGEREF _Toc239775242 \h </w:instrText>
+          <w:instrText xml:space="preserve"> PAGEREF _Toc239935735 \h </w:instrText>
         </w:r>
         <w:r>
           <w:rPr>
@@ -5725,10 +6271,17 @@
           <w:tab w:val="right" w:leader="dot" w:pos="9458"/>
         </w:tabs>
         <w:rPr>
+          <w:rFonts w:asciiTheme="minorHAnsi" w:hAnsiTheme="minorHAnsi"/>
           <w:noProof/>
+          <w:color w:val="auto"/>
+          <w:kern w:val="2"/>
+          <w:sz w:val="24"/>
+          <w:szCs w:val="24"/>
+          <w:lang w:val="en-GB" w:eastAsia="en-GB"/>
+          <w14:ligatures w14:val="standardContextual"/>
         </w:rPr>
       </w:pPr>
-      <w:hyperlink w:anchor="_Toc239775243" w:history="1">
+      <w:hyperlink w:anchor="_Toc239935736" w:history="1">
         <w:r>
           <w:rPr>
             <w:rStyle w:val="Hyperlink"/>
@@ -5755,7 +6308,7 @@
             <w:noProof/>
             <w:webHidden/>
           </w:rPr>
-          <w:instrText xml:space="preserve"> PAGEREF _Toc239775243 \h </w:instrText>
+          <w:instrText xml:space="preserve"> PAGEREF _Toc239935736 \h </w:instrText>
         </w:r>
         <w:r>
           <w:rPr>
@@ -5793,10 +6346,17 @@
           <w:tab w:val="right" w:leader="dot" w:pos="9458"/>
         </w:tabs>
         <w:rPr>
+          <w:rFonts w:asciiTheme="minorHAnsi" w:hAnsiTheme="minorHAnsi"/>
           <w:noProof/>
+          <w:color w:val="auto"/>
+          <w:kern w:val="2"/>
+          <w:sz w:val="24"/>
+          <w:szCs w:val="24"/>
+          <w:lang w:val="en-GB" w:eastAsia="en-GB"/>
+          <w14:ligatures w14:val="standardContextual"/>
         </w:rPr>
       </w:pPr>
-      <w:hyperlink w:anchor="_Toc239775244" w:history="1">
+      <w:hyperlink w:anchor="_Toc239935737" w:history="1">
         <w:r>
           <w:rPr>
             <w:rStyle w:val="Hyperlink"/>
@@ -5823,7 +6383,7 @@
             <w:noProof/>
             <w:webHidden/>
           </w:rPr>
-          <w:instrText xml:space="preserve"> PAGEREF _Toc239775244 \h </w:instrText>
+          <w:instrText xml:space="preserve"> PAGEREF _Toc239935737 \h </w:instrText>
         </w:r>
         <w:r>
           <w:rPr>
@@ -5861,10 +6421,17 @@
           <w:tab w:val="right" w:leader="dot" w:pos="9458"/>
         </w:tabs>
         <w:rPr>
+          <w:rFonts w:asciiTheme="minorHAnsi" w:hAnsiTheme="minorHAnsi"/>
           <w:noProof/>
+          <w:color w:val="auto"/>
+          <w:kern w:val="2"/>
+          <w:sz w:val="24"/>
+          <w:szCs w:val="24"/>
+          <w:lang w:val="en-GB" w:eastAsia="en-GB"/>
+          <w14:ligatures w14:val="standardContextual"/>
         </w:rPr>
       </w:pPr>
-      <w:hyperlink w:anchor="_Toc239775245" w:history="1">
+      <w:hyperlink w:anchor="_Toc239935738" w:history="1">
         <w:r>
           <w:rPr>
             <w:rStyle w:val="Hyperlink"/>
@@ -5891,7 +6458,7 @@
             <w:noProof/>
             <w:webHidden/>
           </w:rPr>
-          <w:instrText xml:space="preserve"> PAGEREF _Toc239775245 \h </w:instrText>
+          <w:instrText xml:space="preserve"> PAGEREF _Toc239935738 \h </w:instrText>
         </w:r>
         <w:r>
           <w:rPr>
@@ -5929,10 +6496,17 @@
           <w:tab w:val="right" w:leader="dot" w:pos="9458"/>
         </w:tabs>
         <w:rPr>
+          <w:rFonts w:asciiTheme="minorHAnsi" w:hAnsiTheme="minorHAnsi"/>
           <w:noProof/>
+          <w:color w:val="auto"/>
+          <w:kern w:val="2"/>
+          <w:sz w:val="24"/>
+          <w:szCs w:val="24"/>
+          <w:lang w:val="en-GB" w:eastAsia="en-GB"/>
+          <w14:ligatures w14:val="standardContextual"/>
         </w:rPr>
       </w:pPr>
-      <w:hyperlink w:anchor="_Toc239775246" w:history="1">
+      <w:hyperlink w:anchor="_Toc239935739" w:history="1">
         <w:r>
           <w:rPr>
             <w:rStyle w:val="Hyperlink"/>
@@ -5959,7 +6533,7 @@
             <w:noProof/>
             <w:webHidden/>
           </w:rPr>
-          <w:instrText xml:space="preserve"> PAGEREF _Toc239775246 \h </w:instrText>
+          <w:instrText xml:space="preserve"> PAGEREF _Toc239935739 \h </w:instrText>
         </w:r>
         <w:r>
           <w:rPr>
@@ -5997,10 +6571,17 @@
           <w:tab w:val="right" w:leader="dot" w:pos="9458"/>
         </w:tabs>
         <w:rPr>
+          <w:rFonts w:asciiTheme="minorHAnsi" w:hAnsiTheme="minorHAnsi"/>
           <w:noProof/>
+          <w:color w:val="auto"/>
+          <w:kern w:val="2"/>
+          <w:sz w:val="24"/>
+          <w:szCs w:val="24"/>
+          <w:lang w:val="en-GB" w:eastAsia="en-GB"/>
+          <w14:ligatures w14:val="standardContextual"/>
         </w:rPr>
       </w:pPr>
-      <w:hyperlink w:anchor="_Toc239775247" w:history="1">
+      <w:hyperlink w:anchor="_Toc239935740" w:history="1">
         <w:r>
           <w:rPr>
             <w:rStyle w:val="Hyperlink"/>
@@ -6027,7 +6608,7 @@
             <w:noProof/>
             <w:webHidden/>
           </w:rPr>
-          <w:instrText xml:space="preserve"> PAGEREF _Toc239775247 \h </w:instrText>
+          <w:instrText xml:space="preserve"> PAGEREF _Toc239935740 \h </w:instrText>
         </w:r>
         <w:r>
           <w:rPr>
@@ -6065,10 +6646,17 @@
           <w:tab w:val="right" w:leader="dot" w:pos="9458"/>
         </w:tabs>
         <w:rPr>
+          <w:rFonts w:asciiTheme="minorHAnsi" w:hAnsiTheme="minorHAnsi"/>
           <w:noProof/>
+          <w:color w:val="auto"/>
+          <w:kern w:val="2"/>
+          <w:sz w:val="24"/>
+          <w:szCs w:val="24"/>
+          <w:lang w:val="en-GB" w:eastAsia="en-GB"/>
+          <w14:ligatures w14:val="standardContextual"/>
         </w:rPr>
       </w:pPr>
-      <w:hyperlink w:anchor="_Toc239775248" w:history="1">
+      <w:hyperlink w:anchor="_Toc239935741" w:history="1">
         <w:r>
           <w:rPr>
             <w:rStyle w:val="Hyperlink"/>
@@ -6095,7 +6683,7 @@
             <w:noProof/>
             <w:webHidden/>
           </w:rPr>
-          <w:instrText xml:space="preserve"> PAGEREF _Toc239775248 \h </w:instrText>
+          <w:instrText xml:space="preserve"> PAGEREF _Toc239935741 \h </w:instrText>
         </w:r>
         <w:r>
           <w:rPr>
@@ -6133,10 +6721,17 @@
           <w:tab w:val="right" w:leader="dot" w:pos="9458"/>
         </w:tabs>
         <w:rPr>
+          <w:rFonts w:asciiTheme="minorHAnsi" w:hAnsiTheme="minorHAnsi"/>
           <w:noProof/>
+          <w:color w:val="auto"/>
+          <w:kern w:val="2"/>
+          <w:sz w:val="24"/>
+          <w:szCs w:val="24"/>
+          <w:lang w:val="en-GB" w:eastAsia="en-GB"/>
+          <w14:ligatures w14:val="standardContextual"/>
         </w:rPr>
       </w:pPr>
-      <w:hyperlink w:anchor="_Toc239775249" w:history="1">
+      <w:hyperlink w:anchor="_Toc239935742" w:history="1">
         <w:r>
           <w:rPr>
             <w:rStyle w:val="Hyperlink"/>
@@ -6163,7 +6758,7 @@
             <w:noProof/>
             <w:webHidden/>
           </w:rPr>
-          <w:instrText xml:space="preserve"> PAGEREF _Toc239775249 \h </w:instrText>
+          <w:instrText xml:space="preserve"> PAGEREF _Toc239935742 \h </w:instrText>
         </w:r>
         <w:r>
           <w:rPr>
@@ -6201,16 +6796,23 @@
           <w:tab w:val="right" w:leader="dot" w:pos="9458"/>
         </w:tabs>
         <w:rPr>
+          <w:rFonts w:asciiTheme="minorHAnsi" w:hAnsiTheme="minorHAnsi"/>
           <w:noProof/>
+          <w:color w:val="auto"/>
+          <w:kern w:val="2"/>
+          <w:sz w:val="24"/>
+          <w:szCs w:val="24"/>
+          <w:lang w:val="en-GB" w:eastAsia="en-GB"/>
+          <w14:ligatures w14:val="standardContextual"/>
         </w:rPr>
       </w:pPr>
-      <w:hyperlink w:anchor="_Toc239775250" w:history="1">
+      <w:hyperlink w:anchor="_Toc239935743" w:history="1">
         <w:r>
           <w:rPr>
             <w:rStyle w:val="Hyperlink"/>
             <w:noProof/>
           </w:rPr>
-          <w:t>14. Validations and Common Errors</w:t>
+          <w:t>14. Notification &amp; SMTP Settings</w:t>
         </w:r>
         <w:r>
           <w:rPr>
@@ -6231,7 +6833,7 @@
             <w:noProof/>
             <w:webHidden/>
           </w:rPr>
-          <w:instrText xml:space="preserve"> PAGEREF _Toc239775250 \h </w:instrText>
+          <w:instrText xml:space="preserve"> PAGEREF _Toc239935743 \h </w:instrText>
         </w:r>
         <w:r>
           <w:rPr>
@@ -6252,6 +6854,981 @@
             <w:webHidden/>
           </w:rPr>
           <w:t>35</w:t>
+        </w:r>
+        <w:r>
+          <w:rPr>
+            <w:noProof/>
+            <w:webHidden/>
+          </w:rPr>
+          <w:fldChar w:fldCharType="end"/>
+        </w:r>
+      </w:hyperlink>
+    </w:p>
+    <w:p>
+      <w:pPr>
+        <w:pStyle w:val="TOC2"/>
+        <w:tabs>
+          <w:tab w:val="right" w:leader="dot" w:pos="9458"/>
+        </w:tabs>
+        <w:rPr>
+          <w:rFonts w:asciiTheme="minorHAnsi" w:hAnsiTheme="minorHAnsi"/>
+          <w:noProof/>
+          <w:color w:val="auto"/>
+          <w:kern w:val="2"/>
+          <w:sz w:val="24"/>
+          <w:szCs w:val="24"/>
+          <w:lang w:val="en-GB" w:eastAsia="en-GB"/>
+          <w14:ligatures w14:val="standardContextual"/>
+        </w:rPr>
+      </w:pPr>
+      <w:hyperlink w:anchor="_Toc239935744" w:history="1">
+        <w:r>
+          <w:rPr>
+            <w:rStyle w:val="Hyperlink"/>
+            <w:noProof/>
+          </w:rPr>
+          <w:t>14.1 Notification Settings</w:t>
+        </w:r>
+        <w:r>
+          <w:rPr>
+            <w:noProof/>
+            <w:webHidden/>
+          </w:rPr>
+          <w:tab/>
+        </w:r>
+        <w:r>
+          <w:rPr>
+            <w:noProof/>
+            <w:webHidden/>
+          </w:rPr>
+          <w:fldChar w:fldCharType="begin"/>
+        </w:r>
+        <w:r>
+          <w:rPr>
+            <w:noProof/>
+            <w:webHidden/>
+          </w:rPr>
+          <w:instrText xml:space="preserve"> PAGEREF _Toc239935744 \h </w:instrText>
+        </w:r>
+        <w:r>
+          <w:rPr>
+            <w:noProof/>
+            <w:webHidden/>
+          </w:rPr>
+        </w:r>
+        <w:r>
+          <w:rPr>
+            <w:noProof/>
+            <w:webHidden/>
+          </w:rPr>
+          <w:fldChar w:fldCharType="separate"/>
+        </w:r>
+        <w:r>
+          <w:rPr>
+            <w:noProof/>
+            <w:webHidden/>
+          </w:rPr>
+          <w:t>35</w:t>
+        </w:r>
+        <w:r>
+          <w:rPr>
+            <w:noProof/>
+            <w:webHidden/>
+          </w:rPr>
+          <w:fldChar w:fldCharType="end"/>
+        </w:r>
+      </w:hyperlink>
+    </w:p>
+    <w:p>
+      <w:pPr>
+        <w:pStyle w:val="TOC3"/>
+        <w:tabs>
+          <w:tab w:val="right" w:leader="dot" w:pos="9458"/>
+        </w:tabs>
+        <w:rPr>
+          <w:rFonts w:asciiTheme="minorHAnsi" w:hAnsiTheme="minorHAnsi"/>
+          <w:noProof/>
+          <w:color w:val="auto"/>
+          <w:kern w:val="2"/>
+          <w:sz w:val="24"/>
+          <w:szCs w:val="24"/>
+          <w:lang w:val="en-GB" w:eastAsia="en-GB"/>
+          <w14:ligatures w14:val="standardContextual"/>
+        </w:rPr>
+      </w:pPr>
+      <w:hyperlink w:anchor="_Toc239935745" w:history="1">
+        <w:r>
+          <w:rPr>
+            <w:rStyle w:val="Hyperlink"/>
+            <w:noProof/>
+          </w:rPr>
+          <w:t>Purpose</w:t>
+        </w:r>
+        <w:r>
+          <w:rPr>
+            <w:noProof/>
+            <w:webHidden/>
+          </w:rPr>
+          <w:tab/>
+        </w:r>
+        <w:r>
+          <w:rPr>
+            <w:noProof/>
+            <w:webHidden/>
+          </w:rPr>
+          <w:fldChar w:fldCharType="begin"/>
+        </w:r>
+        <w:r>
+          <w:rPr>
+            <w:noProof/>
+            <w:webHidden/>
+          </w:rPr>
+          <w:instrText xml:space="preserve"> PAGEREF _Toc239935745 \h </w:instrText>
+        </w:r>
+        <w:r>
+          <w:rPr>
+            <w:noProof/>
+            <w:webHidden/>
+          </w:rPr>
+        </w:r>
+        <w:r>
+          <w:rPr>
+            <w:noProof/>
+            <w:webHidden/>
+          </w:rPr>
+          <w:fldChar w:fldCharType="separate"/>
+        </w:r>
+        <w:r>
+          <w:rPr>
+            <w:noProof/>
+            <w:webHidden/>
+          </w:rPr>
+          <w:t>35</w:t>
+        </w:r>
+        <w:r>
+          <w:rPr>
+            <w:noProof/>
+            <w:webHidden/>
+          </w:rPr>
+          <w:fldChar w:fldCharType="end"/>
+        </w:r>
+      </w:hyperlink>
+    </w:p>
+    <w:p>
+      <w:pPr>
+        <w:pStyle w:val="TOC3"/>
+        <w:tabs>
+          <w:tab w:val="right" w:leader="dot" w:pos="9458"/>
+        </w:tabs>
+        <w:rPr>
+          <w:rFonts w:asciiTheme="minorHAnsi" w:hAnsiTheme="minorHAnsi"/>
+          <w:noProof/>
+          <w:color w:val="auto"/>
+          <w:kern w:val="2"/>
+          <w:sz w:val="24"/>
+          <w:szCs w:val="24"/>
+          <w:lang w:val="en-GB" w:eastAsia="en-GB"/>
+          <w14:ligatures w14:val="standardContextual"/>
+        </w:rPr>
+      </w:pPr>
+      <w:hyperlink w:anchor="_Toc239935746" w:history="1">
+        <w:r>
+          <w:rPr>
+            <w:rStyle w:val="Hyperlink"/>
+            <w:noProof/>
+          </w:rPr>
+          <w:t>How to Access</w:t>
+        </w:r>
+        <w:r>
+          <w:rPr>
+            <w:noProof/>
+            <w:webHidden/>
+          </w:rPr>
+          <w:tab/>
+        </w:r>
+        <w:r>
+          <w:rPr>
+            <w:noProof/>
+            <w:webHidden/>
+          </w:rPr>
+          <w:fldChar w:fldCharType="begin"/>
+        </w:r>
+        <w:r>
+          <w:rPr>
+            <w:noProof/>
+            <w:webHidden/>
+          </w:rPr>
+          <w:instrText xml:space="preserve"> PAGEREF _Toc239935746 \h </w:instrText>
+        </w:r>
+        <w:r>
+          <w:rPr>
+            <w:noProof/>
+            <w:webHidden/>
+          </w:rPr>
+        </w:r>
+        <w:r>
+          <w:rPr>
+            <w:noProof/>
+            <w:webHidden/>
+          </w:rPr>
+          <w:fldChar w:fldCharType="separate"/>
+        </w:r>
+        <w:r>
+          <w:rPr>
+            <w:noProof/>
+            <w:webHidden/>
+          </w:rPr>
+          <w:t>35</w:t>
+        </w:r>
+        <w:r>
+          <w:rPr>
+            <w:noProof/>
+            <w:webHidden/>
+          </w:rPr>
+          <w:fldChar w:fldCharType="end"/>
+        </w:r>
+      </w:hyperlink>
+    </w:p>
+    <w:p>
+      <w:pPr>
+        <w:pStyle w:val="TOC3"/>
+        <w:tabs>
+          <w:tab w:val="right" w:leader="dot" w:pos="9458"/>
+        </w:tabs>
+        <w:rPr>
+          <w:rFonts w:asciiTheme="minorHAnsi" w:hAnsiTheme="minorHAnsi"/>
+          <w:noProof/>
+          <w:color w:val="auto"/>
+          <w:kern w:val="2"/>
+          <w:sz w:val="24"/>
+          <w:szCs w:val="24"/>
+          <w:lang w:val="en-GB" w:eastAsia="en-GB"/>
+          <w14:ligatures w14:val="standardContextual"/>
+        </w:rPr>
+      </w:pPr>
+      <w:hyperlink w:anchor="_Toc239935747" w:history="1">
+        <w:r>
+          <w:rPr>
+            <w:rStyle w:val="Hyperlink"/>
+            <w:noProof/>
+          </w:rPr>
+          <w:t>How to Use</w:t>
+        </w:r>
+        <w:r>
+          <w:rPr>
+            <w:noProof/>
+            <w:webHidden/>
+          </w:rPr>
+          <w:tab/>
+        </w:r>
+        <w:r>
+          <w:rPr>
+            <w:noProof/>
+            <w:webHidden/>
+          </w:rPr>
+          <w:fldChar w:fldCharType="begin"/>
+        </w:r>
+        <w:r>
+          <w:rPr>
+            <w:noProof/>
+            <w:webHidden/>
+          </w:rPr>
+          <w:instrText xml:space="preserve"> PAGEREF _Toc239935747 \h </w:instrText>
+        </w:r>
+        <w:r>
+          <w:rPr>
+            <w:noProof/>
+            <w:webHidden/>
+          </w:rPr>
+        </w:r>
+        <w:r>
+          <w:rPr>
+            <w:noProof/>
+            <w:webHidden/>
+          </w:rPr>
+          <w:fldChar w:fldCharType="separate"/>
+        </w:r>
+        <w:r>
+          <w:rPr>
+            <w:noProof/>
+            <w:webHidden/>
+          </w:rPr>
+          <w:t>35</w:t>
+        </w:r>
+        <w:r>
+          <w:rPr>
+            <w:noProof/>
+            <w:webHidden/>
+          </w:rPr>
+          <w:fldChar w:fldCharType="end"/>
+        </w:r>
+      </w:hyperlink>
+    </w:p>
+    <w:p>
+      <w:pPr>
+        <w:pStyle w:val="TOC3"/>
+        <w:tabs>
+          <w:tab w:val="right" w:leader="dot" w:pos="9458"/>
+        </w:tabs>
+        <w:rPr>
+          <w:rFonts w:asciiTheme="minorHAnsi" w:hAnsiTheme="minorHAnsi"/>
+          <w:noProof/>
+          <w:color w:val="auto"/>
+          <w:kern w:val="2"/>
+          <w:sz w:val="24"/>
+          <w:szCs w:val="24"/>
+          <w:lang w:val="en-GB" w:eastAsia="en-GB"/>
+          <w14:ligatures w14:val="standardContextual"/>
+        </w:rPr>
+      </w:pPr>
+      <w:hyperlink w:anchor="_Toc239935748" w:history="1">
+        <w:r>
+          <w:rPr>
+            <w:rStyle w:val="Hyperlink"/>
+            <w:noProof/>
+          </w:rPr>
+          <w:t>Available Alert Events</w:t>
+        </w:r>
+        <w:r>
+          <w:rPr>
+            <w:noProof/>
+            <w:webHidden/>
+          </w:rPr>
+          <w:tab/>
+        </w:r>
+        <w:r>
+          <w:rPr>
+            <w:noProof/>
+            <w:webHidden/>
+          </w:rPr>
+          <w:fldChar w:fldCharType="begin"/>
+        </w:r>
+        <w:r>
+          <w:rPr>
+            <w:noProof/>
+            <w:webHidden/>
+          </w:rPr>
+          <w:instrText xml:space="preserve"> PAGEREF _Toc239935748 \h </w:instrText>
+        </w:r>
+        <w:r>
+          <w:rPr>
+            <w:noProof/>
+            <w:webHidden/>
+          </w:rPr>
+        </w:r>
+        <w:r>
+          <w:rPr>
+            <w:noProof/>
+            <w:webHidden/>
+          </w:rPr>
+          <w:fldChar w:fldCharType="separate"/>
+        </w:r>
+        <w:r>
+          <w:rPr>
+            <w:noProof/>
+            <w:webHidden/>
+          </w:rPr>
+          <w:t>35</w:t>
+        </w:r>
+        <w:r>
+          <w:rPr>
+            <w:noProof/>
+            <w:webHidden/>
+          </w:rPr>
+          <w:fldChar w:fldCharType="end"/>
+        </w:r>
+      </w:hyperlink>
+    </w:p>
+    <w:p>
+      <w:pPr>
+        <w:pStyle w:val="TOC3"/>
+        <w:tabs>
+          <w:tab w:val="right" w:leader="dot" w:pos="9458"/>
+        </w:tabs>
+        <w:rPr>
+          <w:rFonts w:asciiTheme="minorHAnsi" w:hAnsiTheme="minorHAnsi"/>
+          <w:noProof/>
+          <w:color w:val="auto"/>
+          <w:kern w:val="2"/>
+          <w:sz w:val="24"/>
+          <w:szCs w:val="24"/>
+          <w:lang w:val="en-GB" w:eastAsia="en-GB"/>
+          <w14:ligatures w14:val="standardContextual"/>
+        </w:rPr>
+      </w:pPr>
+      <w:hyperlink w:anchor="_Toc239935749" w:history="1">
+        <w:r>
+          <w:rPr>
+            <w:rStyle w:val="Hyperlink"/>
+            <w:noProof/>
+          </w:rPr>
+          <w:t>Validation Rules</w:t>
+        </w:r>
+        <w:r>
+          <w:rPr>
+            <w:noProof/>
+            <w:webHidden/>
+          </w:rPr>
+          <w:tab/>
+        </w:r>
+        <w:r>
+          <w:rPr>
+            <w:noProof/>
+            <w:webHidden/>
+          </w:rPr>
+          <w:fldChar w:fldCharType="begin"/>
+        </w:r>
+        <w:r>
+          <w:rPr>
+            <w:noProof/>
+            <w:webHidden/>
+          </w:rPr>
+          <w:instrText xml:space="preserve"> PAGEREF _Toc239935749 \h </w:instrText>
+        </w:r>
+        <w:r>
+          <w:rPr>
+            <w:noProof/>
+            <w:webHidden/>
+          </w:rPr>
+        </w:r>
+        <w:r>
+          <w:rPr>
+            <w:noProof/>
+            <w:webHidden/>
+          </w:rPr>
+          <w:fldChar w:fldCharType="separate"/>
+        </w:r>
+        <w:r>
+          <w:rPr>
+            <w:noProof/>
+            <w:webHidden/>
+          </w:rPr>
+          <w:t>36</w:t>
+        </w:r>
+        <w:r>
+          <w:rPr>
+            <w:noProof/>
+            <w:webHidden/>
+          </w:rPr>
+          <w:fldChar w:fldCharType="end"/>
+        </w:r>
+      </w:hyperlink>
+    </w:p>
+    <w:p>
+      <w:pPr>
+        <w:pStyle w:val="TOC2"/>
+        <w:tabs>
+          <w:tab w:val="right" w:leader="dot" w:pos="9458"/>
+        </w:tabs>
+        <w:rPr>
+          <w:rFonts w:asciiTheme="minorHAnsi" w:hAnsiTheme="minorHAnsi"/>
+          <w:noProof/>
+          <w:color w:val="auto"/>
+          <w:kern w:val="2"/>
+          <w:sz w:val="24"/>
+          <w:szCs w:val="24"/>
+          <w:lang w:val="en-GB" w:eastAsia="en-GB"/>
+          <w14:ligatures w14:val="standardContextual"/>
+        </w:rPr>
+      </w:pPr>
+      <w:hyperlink w:anchor="_Toc239935750" w:history="1">
+        <w:r>
+          <w:rPr>
+            <w:rStyle w:val="Hyperlink"/>
+            <w:noProof/>
+          </w:rPr>
+          <w:t>14.2 SMTP Settings</w:t>
+        </w:r>
+        <w:r>
+          <w:rPr>
+            <w:noProof/>
+            <w:webHidden/>
+          </w:rPr>
+          <w:tab/>
+        </w:r>
+        <w:r>
+          <w:rPr>
+            <w:noProof/>
+            <w:webHidden/>
+          </w:rPr>
+          <w:fldChar w:fldCharType="begin"/>
+        </w:r>
+        <w:r>
+          <w:rPr>
+            <w:noProof/>
+            <w:webHidden/>
+          </w:rPr>
+          <w:instrText xml:space="preserve"> PAGEREF _Toc239935750 \h </w:instrText>
+        </w:r>
+        <w:r>
+          <w:rPr>
+            <w:noProof/>
+            <w:webHidden/>
+          </w:rPr>
+        </w:r>
+        <w:r>
+          <w:rPr>
+            <w:noProof/>
+            <w:webHidden/>
+          </w:rPr>
+          <w:fldChar w:fldCharType="separate"/>
+        </w:r>
+        <w:r>
+          <w:rPr>
+            <w:noProof/>
+            <w:webHidden/>
+          </w:rPr>
+          <w:t>36</w:t>
+        </w:r>
+        <w:r>
+          <w:rPr>
+            <w:noProof/>
+            <w:webHidden/>
+          </w:rPr>
+          <w:fldChar w:fldCharType="end"/>
+        </w:r>
+      </w:hyperlink>
+    </w:p>
+    <w:p>
+      <w:pPr>
+        <w:pStyle w:val="TOC3"/>
+        <w:tabs>
+          <w:tab w:val="right" w:leader="dot" w:pos="9458"/>
+        </w:tabs>
+        <w:rPr>
+          <w:rFonts w:asciiTheme="minorHAnsi" w:hAnsiTheme="minorHAnsi"/>
+          <w:noProof/>
+          <w:color w:val="auto"/>
+          <w:kern w:val="2"/>
+          <w:sz w:val="24"/>
+          <w:szCs w:val="24"/>
+          <w:lang w:val="en-GB" w:eastAsia="en-GB"/>
+          <w14:ligatures w14:val="standardContextual"/>
+        </w:rPr>
+      </w:pPr>
+      <w:hyperlink w:anchor="_Toc239935751" w:history="1">
+        <w:r>
+          <w:rPr>
+            <w:rStyle w:val="Hyperlink"/>
+            <w:noProof/>
+          </w:rPr>
+          <w:t>Purpose</w:t>
+        </w:r>
+        <w:r>
+          <w:rPr>
+            <w:noProof/>
+            <w:webHidden/>
+          </w:rPr>
+          <w:tab/>
+        </w:r>
+        <w:r>
+          <w:rPr>
+            <w:noProof/>
+            <w:webHidden/>
+          </w:rPr>
+          <w:fldChar w:fldCharType="begin"/>
+        </w:r>
+        <w:r>
+          <w:rPr>
+            <w:noProof/>
+            <w:webHidden/>
+          </w:rPr>
+          <w:instrText xml:space="preserve"> PAGEREF _Toc239935751 \h </w:instrText>
+        </w:r>
+        <w:r>
+          <w:rPr>
+            <w:noProof/>
+            <w:webHidden/>
+          </w:rPr>
+        </w:r>
+        <w:r>
+          <w:rPr>
+            <w:noProof/>
+            <w:webHidden/>
+          </w:rPr>
+          <w:fldChar w:fldCharType="separate"/>
+        </w:r>
+        <w:r>
+          <w:rPr>
+            <w:noProof/>
+            <w:webHidden/>
+          </w:rPr>
+          <w:t>36</w:t>
+        </w:r>
+        <w:r>
+          <w:rPr>
+            <w:noProof/>
+            <w:webHidden/>
+          </w:rPr>
+          <w:fldChar w:fldCharType="end"/>
+        </w:r>
+      </w:hyperlink>
+    </w:p>
+    <w:p>
+      <w:pPr>
+        <w:pStyle w:val="TOC3"/>
+        <w:tabs>
+          <w:tab w:val="right" w:leader="dot" w:pos="9458"/>
+        </w:tabs>
+        <w:rPr>
+          <w:rFonts w:asciiTheme="minorHAnsi" w:hAnsiTheme="minorHAnsi"/>
+          <w:noProof/>
+          <w:color w:val="auto"/>
+          <w:kern w:val="2"/>
+          <w:sz w:val="24"/>
+          <w:szCs w:val="24"/>
+          <w:lang w:val="en-GB" w:eastAsia="en-GB"/>
+          <w14:ligatures w14:val="standardContextual"/>
+        </w:rPr>
+      </w:pPr>
+      <w:hyperlink w:anchor="_Toc239935752" w:history="1">
+        <w:r>
+          <w:rPr>
+            <w:rStyle w:val="Hyperlink"/>
+            <w:noProof/>
+          </w:rPr>
+          <w:t>How to Access</w:t>
+        </w:r>
+        <w:r>
+          <w:rPr>
+            <w:noProof/>
+            <w:webHidden/>
+          </w:rPr>
+          <w:tab/>
+        </w:r>
+        <w:r>
+          <w:rPr>
+            <w:noProof/>
+            <w:webHidden/>
+          </w:rPr>
+          <w:fldChar w:fldCharType="begin"/>
+        </w:r>
+        <w:r>
+          <w:rPr>
+            <w:noProof/>
+            <w:webHidden/>
+          </w:rPr>
+          <w:instrText xml:space="preserve"> PAGEREF _Toc239935752 \h </w:instrText>
+        </w:r>
+        <w:r>
+          <w:rPr>
+            <w:noProof/>
+            <w:webHidden/>
+          </w:rPr>
+        </w:r>
+        <w:r>
+          <w:rPr>
+            <w:noProof/>
+            <w:webHidden/>
+          </w:rPr>
+          <w:fldChar w:fldCharType="separate"/>
+        </w:r>
+        <w:r>
+          <w:rPr>
+            <w:noProof/>
+            <w:webHidden/>
+          </w:rPr>
+          <w:t>36</w:t>
+        </w:r>
+        <w:r>
+          <w:rPr>
+            <w:noProof/>
+            <w:webHidden/>
+          </w:rPr>
+          <w:fldChar w:fldCharType="end"/>
+        </w:r>
+      </w:hyperlink>
+    </w:p>
+    <w:p>
+      <w:pPr>
+        <w:pStyle w:val="TOC3"/>
+        <w:tabs>
+          <w:tab w:val="right" w:leader="dot" w:pos="9458"/>
+        </w:tabs>
+        <w:rPr>
+          <w:rFonts w:asciiTheme="minorHAnsi" w:hAnsiTheme="minorHAnsi"/>
+          <w:noProof/>
+          <w:color w:val="auto"/>
+          <w:kern w:val="2"/>
+          <w:sz w:val="24"/>
+          <w:szCs w:val="24"/>
+          <w:lang w:val="en-GB" w:eastAsia="en-GB"/>
+          <w14:ligatures w14:val="standardContextual"/>
+        </w:rPr>
+      </w:pPr>
+      <w:hyperlink w:anchor="_Toc239935753" w:history="1">
+        <w:r>
+          <w:rPr>
+            <w:rStyle w:val="Hyperlink"/>
+            <w:noProof/>
+          </w:rPr>
+          <w:t>How to Use</w:t>
+        </w:r>
+        <w:r>
+          <w:rPr>
+            <w:noProof/>
+            <w:webHidden/>
+          </w:rPr>
+          <w:tab/>
+        </w:r>
+        <w:r>
+          <w:rPr>
+            <w:noProof/>
+            <w:webHidden/>
+          </w:rPr>
+          <w:fldChar w:fldCharType="begin"/>
+        </w:r>
+        <w:r>
+          <w:rPr>
+            <w:noProof/>
+            <w:webHidden/>
+          </w:rPr>
+          <w:instrText xml:space="preserve"> PAGEREF _Toc239935753 \h </w:instrText>
+        </w:r>
+        <w:r>
+          <w:rPr>
+            <w:noProof/>
+            <w:webHidden/>
+          </w:rPr>
+        </w:r>
+        <w:r>
+          <w:rPr>
+            <w:noProof/>
+            <w:webHidden/>
+          </w:rPr>
+          <w:fldChar w:fldCharType="separate"/>
+        </w:r>
+        <w:r>
+          <w:rPr>
+            <w:noProof/>
+            <w:webHidden/>
+          </w:rPr>
+          <w:t>36</w:t>
+        </w:r>
+        <w:r>
+          <w:rPr>
+            <w:noProof/>
+            <w:webHidden/>
+          </w:rPr>
+          <w:fldChar w:fldCharType="end"/>
+        </w:r>
+      </w:hyperlink>
+    </w:p>
+    <w:p>
+      <w:pPr>
+        <w:pStyle w:val="TOC3"/>
+        <w:tabs>
+          <w:tab w:val="right" w:leader="dot" w:pos="9458"/>
+        </w:tabs>
+        <w:rPr>
+          <w:rFonts w:asciiTheme="minorHAnsi" w:hAnsiTheme="minorHAnsi"/>
+          <w:noProof/>
+          <w:color w:val="auto"/>
+          <w:kern w:val="2"/>
+          <w:sz w:val="24"/>
+          <w:szCs w:val="24"/>
+          <w:lang w:val="en-GB" w:eastAsia="en-GB"/>
+          <w14:ligatures w14:val="standardContextual"/>
+        </w:rPr>
+      </w:pPr>
+      <w:hyperlink w:anchor="_Toc239935754" w:history="1">
+        <w:r>
+          <w:rPr>
+            <w:rStyle w:val="Hyperlink"/>
+            <w:noProof/>
+          </w:rPr>
+          <w:t>Required / Optional Fields</w:t>
+        </w:r>
+        <w:r>
+          <w:rPr>
+            <w:noProof/>
+            <w:webHidden/>
+          </w:rPr>
+          <w:tab/>
+        </w:r>
+        <w:r>
+          <w:rPr>
+            <w:noProof/>
+            <w:webHidden/>
+          </w:rPr>
+          <w:fldChar w:fldCharType="begin"/>
+        </w:r>
+        <w:r>
+          <w:rPr>
+            <w:noProof/>
+            <w:webHidden/>
+          </w:rPr>
+          <w:instrText xml:space="preserve"> PAGEREF _Toc239935754 \h </w:instrText>
+        </w:r>
+        <w:r>
+          <w:rPr>
+            <w:noProof/>
+            <w:webHidden/>
+          </w:rPr>
+        </w:r>
+        <w:r>
+          <w:rPr>
+            <w:noProof/>
+            <w:webHidden/>
+          </w:rPr>
+          <w:fldChar w:fldCharType="separate"/>
+        </w:r>
+        <w:r>
+          <w:rPr>
+            <w:noProof/>
+            <w:webHidden/>
+          </w:rPr>
+          <w:t>36</w:t>
+        </w:r>
+        <w:r>
+          <w:rPr>
+            <w:noProof/>
+            <w:webHidden/>
+          </w:rPr>
+          <w:fldChar w:fldCharType="end"/>
+        </w:r>
+      </w:hyperlink>
+    </w:p>
+    <w:p>
+      <w:pPr>
+        <w:pStyle w:val="TOC3"/>
+        <w:tabs>
+          <w:tab w:val="right" w:leader="dot" w:pos="9458"/>
+        </w:tabs>
+        <w:rPr>
+          <w:rFonts w:asciiTheme="minorHAnsi" w:hAnsiTheme="minorHAnsi"/>
+          <w:noProof/>
+          <w:color w:val="auto"/>
+          <w:kern w:val="2"/>
+          <w:sz w:val="24"/>
+          <w:szCs w:val="24"/>
+          <w:lang w:val="en-GB" w:eastAsia="en-GB"/>
+          <w14:ligatures w14:val="standardContextual"/>
+        </w:rPr>
+      </w:pPr>
+      <w:hyperlink w:anchor="_Toc239935755" w:history="1">
+        <w:r>
+          <w:rPr>
+            <w:rStyle w:val="Hyperlink"/>
+            <w:noProof/>
+          </w:rPr>
+          <w:t>Validation Rules</w:t>
+        </w:r>
+        <w:r>
+          <w:rPr>
+            <w:noProof/>
+            <w:webHidden/>
+          </w:rPr>
+          <w:tab/>
+        </w:r>
+        <w:r>
+          <w:rPr>
+            <w:noProof/>
+            <w:webHidden/>
+          </w:rPr>
+          <w:fldChar w:fldCharType="begin"/>
+        </w:r>
+        <w:r>
+          <w:rPr>
+            <w:noProof/>
+            <w:webHidden/>
+          </w:rPr>
+          <w:instrText xml:space="preserve"> PAGEREF _Toc239935755 \h </w:instrText>
+        </w:r>
+        <w:r>
+          <w:rPr>
+            <w:noProof/>
+            <w:webHidden/>
+          </w:rPr>
+        </w:r>
+        <w:r>
+          <w:rPr>
+            <w:noProof/>
+            <w:webHidden/>
+          </w:rPr>
+          <w:fldChar w:fldCharType="separate"/>
+        </w:r>
+        <w:r>
+          <w:rPr>
+            <w:noProof/>
+            <w:webHidden/>
+          </w:rPr>
+          <w:t>37</w:t>
+        </w:r>
+        <w:r>
+          <w:rPr>
+            <w:noProof/>
+            <w:webHidden/>
+          </w:rPr>
+          <w:fldChar w:fldCharType="end"/>
+        </w:r>
+      </w:hyperlink>
+    </w:p>
+    <w:p>
+      <w:pPr>
+        <w:pStyle w:val="TOC3"/>
+        <w:tabs>
+          <w:tab w:val="right" w:leader="dot" w:pos="9458"/>
+        </w:tabs>
+        <w:rPr>
+          <w:rFonts w:asciiTheme="minorHAnsi" w:hAnsiTheme="minorHAnsi"/>
+          <w:noProof/>
+          <w:color w:val="auto"/>
+          <w:kern w:val="2"/>
+          <w:sz w:val="24"/>
+          <w:szCs w:val="24"/>
+          <w:lang w:val="en-GB" w:eastAsia="en-GB"/>
+          <w14:ligatures w14:val="standardContextual"/>
+        </w:rPr>
+      </w:pPr>
+      <w:hyperlink w:anchor="_Toc239935756" w:history="1">
+        <w:r>
+          <w:rPr>
+            <w:rStyle w:val="Hyperlink"/>
+            <w:noProof/>
+          </w:rPr>
+          <w:t>Example</w:t>
+        </w:r>
+        <w:r>
+          <w:rPr>
+            <w:noProof/>
+            <w:webHidden/>
+          </w:rPr>
+          <w:tab/>
+        </w:r>
+        <w:r>
+          <w:rPr>
+            <w:noProof/>
+            <w:webHidden/>
+          </w:rPr>
+          <w:fldChar w:fldCharType="begin"/>
+        </w:r>
+        <w:r>
+          <w:rPr>
+            <w:noProof/>
+            <w:webHidden/>
+          </w:rPr>
+          <w:instrText xml:space="preserve"> PAGEREF _Toc239935756 \h </w:instrText>
+        </w:r>
+        <w:r>
+          <w:rPr>
+            <w:noProof/>
+            <w:webHidden/>
+          </w:rPr>
+        </w:r>
+        <w:r>
+          <w:rPr>
+            <w:noProof/>
+            <w:webHidden/>
+          </w:rPr>
+          <w:fldChar w:fldCharType="separate"/>
+        </w:r>
+        <w:r>
+          <w:rPr>
+            <w:noProof/>
+            <w:webHidden/>
+          </w:rPr>
+          <w:t>37</w:t>
         </w:r>
         <w:r>
           <w:rPr>
@@ -6269,16 +7846,23 @@
           <w:tab w:val="right" w:leader="dot" w:pos="9458"/>
         </w:tabs>
         <w:rPr>
+          <w:rFonts w:asciiTheme="minorHAnsi" w:hAnsiTheme="minorHAnsi"/>
           <w:noProof/>
+          <w:color w:val="auto"/>
+          <w:kern w:val="2"/>
+          <w:sz w:val="24"/>
+          <w:szCs w:val="24"/>
+          <w:lang w:val="en-GB" w:eastAsia="en-GB"/>
+          <w14:ligatures w14:val="standardContextual"/>
         </w:rPr>
       </w:pPr>
-      <w:hyperlink w:anchor="_Toc239775251" w:history="1">
+      <w:hyperlink w:anchor="_Toc239935757" w:history="1">
         <w:r>
           <w:rPr>
             <w:rStyle w:val="Hyperlink"/>
             <w:noProof/>
           </w:rPr>
-          <w:t>15. Complete Recommended Workflow</w:t>
+          <w:t>15. Validations and Common Errors</w:t>
         </w:r>
         <w:r>
           <w:rPr>
@@ -6299,7 +7883,7 @@
             <w:noProof/>
             <w:webHidden/>
           </w:rPr>
-          <w:instrText xml:space="preserve"> PAGEREF _Toc239775251 \h </w:instrText>
+          <w:instrText xml:space="preserve"> PAGEREF _Toc239935757 \h </w:instrText>
         </w:r>
         <w:r>
           <w:rPr>
@@ -6319,7 +7903,7 @@
             <w:noProof/>
             <w:webHidden/>
           </w:rPr>
-          <w:t>36</w:t>
+          <w:t>37</w:t>
         </w:r>
         <w:r>
           <w:rPr>
@@ -6337,16 +7921,23 @@
           <w:tab w:val="right" w:leader="dot" w:pos="9458"/>
         </w:tabs>
         <w:rPr>
+          <w:rFonts w:asciiTheme="minorHAnsi" w:hAnsiTheme="minorHAnsi"/>
           <w:noProof/>
+          <w:color w:val="auto"/>
+          <w:kern w:val="2"/>
+          <w:sz w:val="24"/>
+          <w:szCs w:val="24"/>
+          <w:lang w:val="en-GB" w:eastAsia="en-GB"/>
+          <w14:ligatures w14:val="standardContextual"/>
         </w:rPr>
       </w:pPr>
-      <w:hyperlink w:anchor="_Toc239775252" w:history="1">
+      <w:hyperlink w:anchor="_Toc239935758" w:history="1">
         <w:r>
           <w:rPr>
             <w:rStyle w:val="Hyperlink"/>
             <w:noProof/>
           </w:rPr>
-          <w:t>16. FAQ and User Best Practices</w:t>
+          <w:t>16. Complete Recommended Workflow</w:t>
         </w:r>
         <w:r>
           <w:rPr>
@@ -6367,7 +7958,7 @@
             <w:noProof/>
             <w:webHidden/>
           </w:rPr>
-          <w:instrText xml:space="preserve"> PAGEREF _Toc239775252 \h </w:instrText>
+          <w:instrText xml:space="preserve"> PAGEREF _Toc239935758 \h </w:instrText>
         </w:r>
         <w:r>
           <w:rPr>
@@ -6387,7 +7978,82 @@
             <w:noProof/>
             <w:webHidden/>
           </w:rPr>
-          <w:t>37</w:t>
+          <w:t>39</w:t>
+        </w:r>
+        <w:r>
+          <w:rPr>
+            <w:noProof/>
+            <w:webHidden/>
+          </w:rPr>
+          <w:fldChar w:fldCharType="end"/>
+        </w:r>
+      </w:hyperlink>
+    </w:p>
+    <w:p>
+      <w:pPr>
+        <w:pStyle w:val="TOC1"/>
+        <w:tabs>
+          <w:tab w:val="right" w:leader="dot" w:pos="9458"/>
+        </w:tabs>
+        <w:rPr>
+          <w:rFonts w:asciiTheme="minorHAnsi" w:hAnsiTheme="minorHAnsi"/>
+          <w:noProof/>
+          <w:color w:val="auto"/>
+          <w:kern w:val="2"/>
+          <w:sz w:val="24"/>
+          <w:szCs w:val="24"/>
+          <w:lang w:val="en-GB" w:eastAsia="en-GB"/>
+          <w14:ligatures w14:val="standardContextual"/>
+        </w:rPr>
+      </w:pPr>
+      <w:hyperlink w:anchor="_Toc239935759" w:history="1">
+        <w:r>
+          <w:rPr>
+            <w:rStyle w:val="Hyperlink"/>
+            <w:noProof/>
+          </w:rPr>
+          <w:t>17. FAQ and User Best Practices</w:t>
+        </w:r>
+        <w:r>
+          <w:rPr>
+            <w:noProof/>
+            <w:webHidden/>
+          </w:rPr>
+          <w:tab/>
+        </w:r>
+        <w:r>
+          <w:rPr>
+            <w:noProof/>
+            <w:webHidden/>
+          </w:rPr>
+          <w:fldChar w:fldCharType="begin"/>
+        </w:r>
+        <w:r>
+          <w:rPr>
+            <w:noProof/>
+            <w:webHidden/>
+          </w:rPr>
+          <w:instrText xml:space="preserve"> PAGEREF _Toc239935759 \h </w:instrText>
+        </w:r>
+        <w:r>
+          <w:rPr>
+            <w:noProof/>
+            <w:webHidden/>
+          </w:rPr>
+        </w:r>
+        <w:r>
+          <w:rPr>
+            <w:noProof/>
+            <w:webHidden/>
+          </w:rPr>
+          <w:fldChar w:fldCharType="separate"/>
+        </w:r>
+        <w:r>
+          <w:rPr>
+            <w:noProof/>
+            <w:webHidden/>
+          </w:rPr>
+          <w:t>40</w:t>
         </w:r>
         <w:r>
           <w:rPr>
@@ -6405,10 +8071,17 @@
           <w:tab w:val="right" w:leader="dot" w:pos="9458"/>
         </w:tabs>
         <w:rPr>
+          <w:rFonts w:asciiTheme="minorHAnsi" w:hAnsiTheme="minorHAnsi"/>
           <w:noProof/>
+          <w:color w:val="auto"/>
+          <w:kern w:val="2"/>
+          <w:sz w:val="24"/>
+          <w:szCs w:val="24"/>
+          <w:lang w:val="en-GB" w:eastAsia="en-GB"/>
+          <w14:ligatures w14:val="standardContextual"/>
         </w:rPr>
       </w:pPr>
-      <w:hyperlink w:anchor="_Toc239775253" w:history="1">
+      <w:hyperlink w:anchor="_Toc239935760" w:history="1">
         <w:r>
           <w:rPr>
             <w:rStyle w:val="Hyperlink"/>
@@ -6435,7 +8108,7 @@
             <w:noProof/>
             <w:webHidden/>
           </w:rPr>
-          <w:instrText xml:space="preserve"> PAGEREF _Toc239775253 \h </w:instrText>
+          <w:instrText xml:space="preserve"> PAGEREF _Toc239935760 \h </w:instrText>
         </w:r>
         <w:r>
           <w:rPr>
@@ -6455,7 +8128,7 @@
             <w:noProof/>
             <w:webHidden/>
           </w:rPr>
-          <w:t>37</w:t>
+          <w:t>40</w:t>
         </w:r>
         <w:r>
           <w:rPr>
@@ -6480,7 +8153,7 @@
       <w:pPr>
         <w:pStyle w:val="Heading1"/>
       </w:pPr>
-      <w:bookmarkStart w:id="5" w:name="_Toc239775170"/>
+      <w:bookmarkStart w:id="5" w:name="_Toc239935663"/>
       <w:r>
         <w:lastRenderedPageBreak/>
         <w:t>1. System Overview and Purpose</w:t>
@@ -6496,7 +8169,7 @@
       <w:pPr>
         <w:pStyle w:val="Heading2"/>
       </w:pPr>
-      <w:bookmarkStart w:id="6" w:name="_Toc239775171"/>
+      <w:bookmarkStart w:id="6" w:name="_Toc239935664"/>
       <w:r>
         <w:t>1.1 What the System Does</w:t>
       </w:r>
@@ -6570,7 +8243,7 @@
       <w:pPr>
         <w:pStyle w:val="Heading2"/>
       </w:pPr>
-      <w:bookmarkStart w:id="7" w:name="_Toc239775172"/>
+      <w:bookmarkStart w:id="7" w:name="_Toc239935665"/>
       <w:r>
         <w:t>1.2 Who Uses It</w:t>
       </w:r>
@@ -6886,7 +8559,7 @@
       <w:pPr>
         <w:pStyle w:val="Heading1"/>
       </w:pPr>
-      <w:bookmarkStart w:id="8" w:name="_Toc239775173"/>
+      <w:bookmarkStart w:id="8" w:name="_Toc239935666"/>
       <w:r>
         <w:lastRenderedPageBreak/>
         <w:t>2. Login and Navigation</w:t>
@@ -6897,7 +8570,7 @@
       <w:pPr>
         <w:pStyle w:val="Heading2"/>
       </w:pPr>
-      <w:bookmarkStart w:id="9" w:name="_Toc239775174"/>
+      <w:bookmarkStart w:id="9" w:name="_Toc239935667"/>
       <w:r>
         <w:t>2.1 Logging In</w:t>
       </w:r>
@@ -6971,7 +8644,7 @@
       <w:pPr>
         <w:pStyle w:val="Heading3"/>
       </w:pPr>
-      <w:bookmarkStart w:id="10" w:name="_Toc239775175"/>
+      <w:bookmarkStart w:id="10" w:name="_Toc239935668"/>
       <w:r>
         <w:t>How to Use</w:t>
       </w:r>
@@ -7033,7 +8706,7 @@
       <w:pPr>
         <w:pStyle w:val="Heading3"/>
       </w:pPr>
-      <w:bookmarkStart w:id="11" w:name="_Toc239775176"/>
+      <w:bookmarkStart w:id="11" w:name="_Toc239935669"/>
       <w:r>
         <w:t>Validation &amp; Errors</w:t>
       </w:r>
@@ -7097,7 +8770,7 @@
       <w:pPr>
         <w:pStyle w:val="Heading2"/>
       </w:pPr>
-      <w:bookmarkStart w:id="12" w:name="_Toc239775177"/>
+      <w:bookmarkStart w:id="12" w:name="_Toc239935670"/>
       <w:r>
         <w:lastRenderedPageBreak/>
         <w:t>2.2 Signing Out</w:t>
@@ -7113,7 +8786,7 @@
       <w:pPr>
         <w:pStyle w:val="Heading2"/>
       </w:pPr>
-      <w:bookmarkStart w:id="13" w:name="_Toc239775178"/>
+      <w:bookmarkStart w:id="13" w:name="_Toc239935671"/>
       <w:r>
         <w:t>2.3 Navigation Layout</w:t>
       </w:r>
@@ -7183,7 +8856,7 @@
       <w:pPr>
         <w:pStyle w:val="Heading3"/>
       </w:pPr>
-      <w:bookmarkStart w:id="14" w:name="_Toc239775179"/>
+      <w:bookmarkStart w:id="14" w:name="_Toc239935672"/>
       <w:r>
         <w:t>Sidebar Groups</w:t>
       </w:r>
@@ -7430,7 +9103,7 @@
       <w:pPr>
         <w:pStyle w:val="Heading3"/>
       </w:pPr>
-      <w:bookmarkStart w:id="15" w:name="_Toc239775180"/>
+      <w:bookmarkStart w:id="15" w:name="_Toc239935673"/>
       <w:r>
         <w:t>Top Bar</w:t>
       </w:r>
@@ -7485,7 +9158,7 @@
       <w:pPr>
         <w:pStyle w:val="Heading1"/>
       </w:pPr>
-      <w:bookmarkStart w:id="16" w:name="_Toc239775181"/>
+      <w:bookmarkStart w:id="16" w:name="_Toc239935674"/>
       <w:r>
         <w:lastRenderedPageBreak/>
         <w:t>3. User Roles &amp; Permissions</w:t>
@@ -7501,7 +9174,7 @@
       <w:pPr>
         <w:pStyle w:val="Heading2"/>
       </w:pPr>
-      <w:bookmarkStart w:id="17" w:name="_Toc239775182"/>
+      <w:bookmarkStart w:id="17" w:name="_Toc239935675"/>
       <w:r>
         <w:t>3.1 Roles</w:t>
       </w:r>
@@ -7798,7 +9471,7 @@
       <w:pPr>
         <w:pStyle w:val="Heading2"/>
       </w:pPr>
-      <w:bookmarkStart w:id="18" w:name="_Toc239775183"/>
+      <w:bookmarkStart w:id="18" w:name="_Toc239935676"/>
       <w:r>
         <w:t>3.2 How to Access</w:t>
       </w:r>
@@ -7868,7 +9541,7 @@
       <w:pPr>
         <w:pStyle w:val="Heading2"/>
       </w:pPr>
-      <w:bookmarkStart w:id="19" w:name="_Toc239775184"/>
+      <w:bookmarkStart w:id="19" w:name="_Toc239935677"/>
       <w:r>
         <w:t>3.3 How to Use</w:t>
       </w:r>
@@ -7924,8 +9597,6 @@
       </w:r>
       <w:r>
         <w:tab/>
-      </w:r>
-      <w:r>
         <w:t>For the two Settings sub-modules (Settings: Basic, Settings: Advanced), a role also needs the parent Settings Module Access box ticked or those permissions have no effect.</w:t>
       </w:r>
     </w:p>
@@ -7946,7 +9617,7 @@
       <w:pPr>
         <w:pStyle w:val="Heading2"/>
       </w:pPr>
-      <w:bookmarkStart w:id="20" w:name="_Toc239775185"/>
+      <w:bookmarkStart w:id="20" w:name="_Toc239935678"/>
       <w:r>
         <w:t>3.4 Modules Governed by Permissions</w:t>
       </w:r>
@@ -8628,7 +10299,7 @@
       <w:pPr>
         <w:pStyle w:val="Heading1"/>
       </w:pPr>
-      <w:bookmarkStart w:id="21" w:name="_Toc239775186"/>
+      <w:bookmarkStart w:id="21" w:name="_Toc239935679"/>
       <w:r>
         <w:lastRenderedPageBreak/>
         <w:t>4. Dashboard</w:t>
@@ -8704,7 +10375,7 @@
       <w:pPr>
         <w:pStyle w:val="Heading2"/>
       </w:pPr>
-      <w:bookmarkStart w:id="22" w:name="_Toc239775187"/>
+      <w:bookmarkStart w:id="22" w:name="_Toc239935680"/>
       <w:r>
         <w:t>4.1 Period Filter</w:t>
       </w:r>
@@ -8719,7 +10390,7 @@
       <w:pPr>
         <w:pStyle w:val="Heading2"/>
       </w:pPr>
-      <w:bookmarkStart w:id="23" w:name="_Toc239775188"/>
+      <w:bookmarkStart w:id="23" w:name="_Toc239935681"/>
       <w:r>
         <w:lastRenderedPageBreak/>
         <w:t>4.2 Stat Cards</w:t>
@@ -9126,7 +10797,7 @@
       <w:pPr>
         <w:pStyle w:val="Heading2"/>
       </w:pPr>
-      <w:bookmarkStart w:id="24" w:name="_Toc239775189"/>
+      <w:bookmarkStart w:id="24" w:name="_Toc239935682"/>
       <w:r>
         <w:t>4.3 Charts and Panels</w:t>
       </w:r>
@@ -9197,7 +10868,7 @@
       <w:pPr>
         <w:pStyle w:val="Heading1"/>
       </w:pPr>
-      <w:bookmarkStart w:id="25" w:name="_Toc239775190"/>
+      <w:bookmarkStart w:id="25" w:name="_Toc239935683"/>
       <w:r>
         <w:lastRenderedPageBreak/>
         <w:t>5. Master Data Modules</w:t>
@@ -9683,7 +11354,7 @@
       <w:pPr>
         <w:pStyle w:val="Heading1"/>
       </w:pPr>
-      <w:bookmarkStart w:id="26" w:name="_Toc239775191"/>
+      <w:bookmarkStart w:id="26" w:name="_Toc239935684"/>
       <w:r>
         <w:lastRenderedPageBreak/>
         <w:t>6. Asset Type → Subtype → Parameters Workflow</w:t>
@@ -9912,7 +11583,7 @@
       <w:pPr>
         <w:pStyle w:val="Heading2"/>
       </w:pPr>
-      <w:bookmarkStart w:id="27" w:name="_Toc239775192"/>
+      <w:bookmarkStart w:id="27" w:name="_Toc239935685"/>
       <w:r>
         <w:t>6.1 Step 1 — Define Parameters on the Asset Type</w:t>
       </w:r>
@@ -10000,8 +11671,6 @@
       </w:r>
       <w:r>
         <w:tab/>
-      </w:r>
-      <w:r>
         <w:t>In the Subtype Parameters section, click + Add Parameter to add one blank row per parameter name you want this Type to carry (e.g. RAM, then Processor, then Storage).</w:t>
       </w:r>
     </w:p>
@@ -10024,7 +11693,6 @@
         <w:ind w:left="432" w:hanging="432"/>
       </w:pPr>
       <w:r>
-        <w:lastRenderedPageBreak/>
         <w:t>4.</w:t>
       </w:r>
       <w:r>
@@ -10036,8 +11704,9 @@
       <w:pPr>
         <w:pStyle w:val="Heading3"/>
       </w:pPr>
-      <w:bookmarkStart w:id="28" w:name="_Toc239775193"/>
-      <w:r>
+      <w:bookmarkStart w:id="28" w:name="_Toc239935686"/>
+      <w:r>
+        <w:lastRenderedPageBreak/>
         <w:t>Required / Optional Fields</w:t>
       </w:r>
       <w:bookmarkEnd w:id="28"/>
@@ -10333,7 +12002,7 @@
       <w:pPr>
         <w:pStyle w:val="Heading3"/>
       </w:pPr>
-      <w:bookmarkStart w:id="29" w:name="_Toc239775194"/>
+      <w:bookmarkStart w:id="29" w:name="_Toc239935687"/>
       <w:r>
         <w:t>Validation</w:t>
       </w:r>
@@ -10372,7 +12041,7 @@
       <w:pPr>
         <w:pStyle w:val="Heading2"/>
       </w:pPr>
-      <w:bookmarkStart w:id="30" w:name="_Toc239775195"/>
+      <w:bookmarkStart w:id="30" w:name="_Toc239935688"/>
       <w:r>
         <w:t>6.2 Step 2 — Create a Subtype and Fill In Values</w:t>
       </w:r>
@@ -10495,13 +12164,10 @@
         <w:ind w:left="432" w:hanging="432"/>
       </w:pPr>
       <w:r>
-        <w:lastRenderedPageBreak/>
         <w:t>5.</w:t>
       </w:r>
       <w:r>
         <w:tab/>
-      </w:r>
-      <w:r>
         <w:t>Under Subtype Parameters, type a value into each field shown (these fields are generated from the selected Type; if the Type has no parameters configured, you'll see a message to configure the Type first).</w:t>
       </w:r>
     </w:p>
@@ -10511,6 +12177,7 @@
         <w:ind w:left="432" w:hanging="432"/>
       </w:pPr>
       <w:r>
+        <w:lastRenderedPageBreak/>
         <w:t>6.</w:t>
       </w:r>
       <w:r>
@@ -10522,7 +12189,7 @@
       <w:pPr>
         <w:pStyle w:val="Heading3"/>
       </w:pPr>
-      <w:bookmarkStart w:id="31" w:name="_Toc239775196"/>
+      <w:bookmarkStart w:id="31" w:name="_Toc239935689"/>
       <w:r>
         <w:t>Required / Optional Fields</w:t>
       </w:r>
@@ -10951,7 +12618,7 @@
       <w:pPr>
         <w:pStyle w:val="Heading3"/>
       </w:pPr>
-      <w:bookmarkStart w:id="32" w:name="_Toc239775197"/>
+      <w:bookmarkStart w:id="32" w:name="_Toc239935690"/>
       <w:r>
         <w:t>Validation</w:t>
       </w:r>
@@ -10982,7 +12649,7 @@
       <w:pPr>
         <w:pStyle w:val="Heading2"/>
       </w:pPr>
-      <w:bookmarkStart w:id="33" w:name="_Toc239775198"/>
+      <w:bookmarkStart w:id="33" w:name="_Toc239935691"/>
       <w:r>
         <w:t>6.3 Different Types Carry Different Parameters</w:t>
       </w:r>
@@ -11196,7 +12863,7 @@
       <w:pPr>
         <w:pStyle w:val="Heading2"/>
       </w:pPr>
-      <w:bookmarkStart w:id="34" w:name="_Toc239775199"/>
+      <w:bookmarkStart w:id="34" w:name="_Toc239935692"/>
       <w:r>
         <w:t>6.4 How This Appears on the Asset Form</w:t>
       </w:r>
@@ -11230,7 +12897,7 @@
       <w:pPr>
         <w:pStyle w:val="Heading1"/>
       </w:pPr>
-      <w:bookmarkStart w:id="35" w:name="_Toc239775200"/>
+      <w:bookmarkStart w:id="35" w:name="_Toc239935693"/>
       <w:r>
         <w:lastRenderedPageBreak/>
         <w:t>7. Brand, Department &amp; Sub Department</w:t>
@@ -11241,7 +12908,7 @@
       <w:pPr>
         <w:pStyle w:val="Heading2"/>
       </w:pPr>
-      <w:bookmarkStart w:id="36" w:name="_Toc239775201"/>
+      <w:bookmarkStart w:id="36" w:name="_Toc239935694"/>
       <w:r>
         <w:t>7.1 Department</w:t>
       </w:r>
@@ -11251,7 +12918,7 @@
       <w:pPr>
         <w:pStyle w:val="Heading3"/>
       </w:pPr>
-      <w:bookmarkStart w:id="37" w:name="_Toc239775202"/>
+      <w:bookmarkStart w:id="37" w:name="_Toc239935695"/>
       <w:r>
         <w:t>Purpose</w:t>
       </w:r>
@@ -11266,7 +12933,7 @@
       <w:pPr>
         <w:pStyle w:val="Heading3"/>
       </w:pPr>
-      <w:bookmarkStart w:id="38" w:name="_Toc239775203"/>
+      <w:bookmarkStart w:id="38" w:name="_Toc239935696"/>
       <w:r>
         <w:t>How to Access</w:t>
       </w:r>
@@ -11281,7 +12948,7 @@
       <w:pPr>
         <w:pStyle w:val="Heading3"/>
       </w:pPr>
-      <w:bookmarkStart w:id="39" w:name="_Toc239775204"/>
+      <w:bookmarkStart w:id="39" w:name="_Toc239935697"/>
       <w:r>
         <w:t>How to Use</w:t>
       </w:r>
@@ -11297,8 +12964,6 @@
       </w:r>
       <w:r>
         <w:tab/>
-      </w:r>
-      <w:r>
         <w:t>Click Add Department.</w:t>
       </w:r>
     </w:p>
@@ -11399,7 +13064,7 @@
       <w:pPr>
         <w:pStyle w:val="Heading3"/>
       </w:pPr>
-      <w:bookmarkStart w:id="40" w:name="_Toc239775205"/>
+      <w:bookmarkStart w:id="40" w:name="_Toc239935698"/>
       <w:r>
         <w:t>Required / Optional Fields</w:t>
       </w:r>
@@ -11653,7 +13318,7 @@
       <w:pPr>
         <w:pStyle w:val="Heading3"/>
       </w:pPr>
-      <w:bookmarkStart w:id="41" w:name="_Toc239775206"/>
+      <w:bookmarkStart w:id="41" w:name="_Toc239935699"/>
       <w:r>
         <w:t>Validation Rules</w:t>
       </w:r>
@@ -11679,7 +13344,7 @@
       <w:pPr>
         <w:pStyle w:val="Heading3"/>
       </w:pPr>
-      <w:bookmarkStart w:id="42" w:name="_Toc239775207"/>
+      <w:bookmarkStart w:id="42" w:name="_Toc239935700"/>
       <w:r>
         <w:t>Example</w:t>
       </w:r>
@@ -11695,7 +13360,7 @@
       <w:pPr>
         <w:pStyle w:val="Heading2"/>
       </w:pPr>
-      <w:bookmarkStart w:id="43" w:name="_Toc239775208"/>
+      <w:bookmarkStart w:id="43" w:name="_Toc239935701"/>
       <w:r>
         <w:t>7.2 Sub Department</w:t>
       </w:r>
@@ -11705,7 +13370,7 @@
       <w:pPr>
         <w:pStyle w:val="Heading3"/>
       </w:pPr>
-      <w:bookmarkStart w:id="44" w:name="_Toc239775209"/>
+      <w:bookmarkStart w:id="44" w:name="_Toc239935702"/>
       <w:r>
         <w:t>Purpose</w:t>
       </w:r>
@@ -11720,7 +13385,7 @@
       <w:pPr>
         <w:pStyle w:val="Heading3"/>
       </w:pPr>
-      <w:bookmarkStart w:id="45" w:name="_Toc239775210"/>
+      <w:bookmarkStart w:id="45" w:name="_Toc239935703"/>
       <w:r>
         <w:t>How to Access</w:t>
       </w:r>
@@ -11735,7 +13400,7 @@
       <w:pPr>
         <w:pStyle w:val="Heading3"/>
       </w:pPr>
-      <w:bookmarkStart w:id="46" w:name="_Toc239775211"/>
+      <w:bookmarkStart w:id="46" w:name="_Toc239935704"/>
       <w:r>
         <w:t>How to Use</w:t>
       </w:r>
@@ -11777,8 +13442,6 @@
       </w:r>
       <w:r>
         <w:tab/>
-      </w:r>
-      <w:r>
         <w:t>Optionally add a Description, set Status, and Save.</w:t>
       </w:r>
     </w:p>
@@ -11841,7 +13504,7 @@
       <w:pPr>
         <w:pStyle w:val="Heading3"/>
       </w:pPr>
-      <w:bookmarkStart w:id="47" w:name="_Toc239775212"/>
+      <w:bookmarkStart w:id="47" w:name="_Toc239935705"/>
       <w:r>
         <w:t>Required / Optional Fields</w:t>
       </w:r>
@@ -12138,7 +13801,7 @@
       <w:pPr>
         <w:pStyle w:val="Heading3"/>
       </w:pPr>
-      <w:bookmarkStart w:id="48" w:name="_Toc239775213"/>
+      <w:bookmarkStart w:id="48" w:name="_Toc239935706"/>
       <w:r>
         <w:t>Validation Rules</w:t>
       </w:r>
@@ -12164,7 +13827,7 @@
       <w:pPr>
         <w:pStyle w:val="Heading3"/>
       </w:pPr>
-      <w:bookmarkStart w:id="49" w:name="_Toc239775214"/>
+      <w:bookmarkStart w:id="49" w:name="_Toc239935707"/>
       <w:r>
         <w:t>Example</w:t>
       </w:r>
@@ -12180,7 +13843,7 @@
       <w:pPr>
         <w:pStyle w:val="Heading2"/>
       </w:pPr>
-      <w:bookmarkStart w:id="50" w:name="_Toc239775215"/>
+      <w:bookmarkStart w:id="50" w:name="_Toc239935708"/>
       <w:r>
         <w:lastRenderedPageBreak/>
         <w:t>7.3 Brand</w:t>
@@ -12191,7 +13854,7 @@
       <w:pPr>
         <w:pStyle w:val="Heading3"/>
       </w:pPr>
-      <w:bookmarkStart w:id="51" w:name="_Toc239775216"/>
+      <w:bookmarkStart w:id="51" w:name="_Toc239935709"/>
       <w:r>
         <w:t>Purpose</w:t>
       </w:r>
@@ -12206,7 +13869,7 @@
       <w:pPr>
         <w:pStyle w:val="Heading3"/>
       </w:pPr>
-      <w:bookmarkStart w:id="52" w:name="_Toc239775217"/>
+      <w:bookmarkStart w:id="52" w:name="_Toc239935710"/>
       <w:r>
         <w:t>How to Access</w:t>
       </w:r>
@@ -12221,7 +13884,7 @@
       <w:pPr>
         <w:pStyle w:val="Heading3"/>
       </w:pPr>
-      <w:bookmarkStart w:id="53" w:name="_Toc239775218"/>
+      <w:bookmarkStart w:id="53" w:name="_Toc239935711"/>
       <w:r>
         <w:t>How to Use</w:t>
       </w:r>
@@ -12263,8 +13926,6 @@
       </w:r>
       <w:r>
         <w:tab/>
-      </w:r>
-      <w:r>
         <w:t>Optionally upload a Brand Logo (JPG/PNG/WebP, up to 2 MB).</w:t>
       </w:r>
     </w:p>
@@ -12339,7 +14000,7 @@
       <w:pPr>
         <w:pStyle w:val="Heading3"/>
       </w:pPr>
-      <w:bookmarkStart w:id="54" w:name="_Toc239775219"/>
+      <w:bookmarkStart w:id="54" w:name="_Toc239935712"/>
       <w:r>
         <w:t>Required / Optional Fields</w:t>
       </w:r>
@@ -12680,7 +14341,7 @@
       <w:pPr>
         <w:pStyle w:val="Heading3"/>
       </w:pPr>
-      <w:bookmarkStart w:id="55" w:name="_Toc239775220"/>
+      <w:bookmarkStart w:id="55" w:name="_Toc239935713"/>
       <w:r>
         <w:lastRenderedPageBreak/>
         <w:t>Validation Rules</w:t>
@@ -12707,7 +14368,7 @@
       <w:pPr>
         <w:pStyle w:val="Heading3"/>
       </w:pPr>
-      <w:bookmarkStart w:id="56" w:name="_Toc239775221"/>
+      <w:bookmarkStart w:id="56" w:name="_Toc239935714"/>
       <w:r>
         <w:t>Example</w:t>
       </w:r>
@@ -12728,7 +14389,7 @@
       <w:pPr>
         <w:pStyle w:val="Heading1"/>
       </w:pPr>
-      <w:bookmarkStart w:id="57" w:name="_Toc239775222"/>
+      <w:bookmarkStart w:id="57" w:name="_Toc239935715"/>
       <w:r>
         <w:lastRenderedPageBreak/>
         <w:t>8. Asset Creation &amp; Editing</w:t>
@@ -12803,7 +14464,7 @@
       <w:pPr>
         <w:pStyle w:val="Heading2"/>
       </w:pPr>
-      <w:bookmarkStart w:id="58" w:name="_Toc239775223"/>
+      <w:bookmarkStart w:id="58" w:name="_Toc239935716"/>
       <w:r>
         <w:t>8.1 How to Use</w:t>
       </w:r>
@@ -12832,8 +14493,6 @@
       </w:r>
       <w:r>
         <w:tab/>
-      </w:r>
-      <w:r>
         <w:t>Select Type. The Asset ID field is generated automatically from the asset name's first and last character plus a running sequence (e.g. AST-OR-001) — it cannot be typed.</w:t>
       </w:r>
     </w:p>
@@ -12873,8 +14532,6 @@
       </w:r>
       <w:r>
         <w:tab/>
-      </w:r>
-      <w:r>
         <w:t>Select Department, then Sub Department (filtered to that Department).</w:t>
       </w:r>
     </w:p>
@@ -12974,7 +14631,7 @@
       <w:pPr>
         <w:pStyle w:val="Heading2"/>
       </w:pPr>
-      <w:bookmarkStart w:id="59" w:name="_Toc239775224"/>
+      <w:bookmarkStart w:id="59" w:name="_Toc239935717"/>
       <w:r>
         <w:t>8.2 Required / Optional Fields</w:t>
       </w:r>
@@ -13711,7 +15368,7 @@
       <w:pPr>
         <w:pStyle w:val="Heading2"/>
       </w:pPr>
-      <w:bookmarkStart w:id="60" w:name="_Toc239775225"/>
+      <w:bookmarkStart w:id="60" w:name="_Toc239935718"/>
       <w:r>
         <w:t>8.3 Validation Rules</w:t>
       </w:r>
@@ -13766,7 +15423,7 @@
       <w:pPr>
         <w:pStyle w:val="Heading2"/>
       </w:pPr>
-      <w:bookmarkStart w:id="61" w:name="_Toc239775226"/>
+      <w:bookmarkStart w:id="61" w:name="_Toc239935719"/>
       <w:r>
         <w:t>8.4 Asset Details Page</w:t>
       </w:r>
@@ -13786,7 +15443,7 @@
       <w:pPr>
         <w:pStyle w:val="Heading1"/>
       </w:pPr>
-      <w:bookmarkStart w:id="62" w:name="_Toc239775227"/>
+      <w:bookmarkStart w:id="62" w:name="_Toc239935720"/>
       <w:r>
         <w:lastRenderedPageBreak/>
         <w:t>9. Asset Assignment &amp; Status</w:t>
@@ -13797,7 +15454,7 @@
       <w:pPr>
         <w:pStyle w:val="Heading2"/>
       </w:pPr>
-      <w:bookmarkStart w:id="63" w:name="_Toc239775228"/>
+      <w:bookmarkStart w:id="63" w:name="_Toc239935721"/>
       <w:r>
         <w:t>9.1 Assigning an Asset from the Asset Form</w:t>
       </w:r>
@@ -13812,7 +15469,7 @@
       <w:pPr>
         <w:pStyle w:val="Heading2"/>
       </w:pPr>
-      <w:bookmarkStart w:id="64" w:name="_Toc239775229"/>
+      <w:bookmarkStart w:id="64" w:name="_Toc239935722"/>
       <w:r>
         <w:t>9.2 Assigning an Asset from the User Directory</w:t>
       </w:r>
@@ -13846,8 +15503,6 @@
       </w:r>
       <w:r>
         <w:tab/>
-      </w:r>
-      <w:r>
         <w:t>Select an available Asset (only assets of that Type with no current Assigned To are listed).</w:t>
       </w:r>
     </w:p>
@@ -13887,7 +15542,7 @@
       <w:pPr>
         <w:pStyle w:val="Heading2"/>
       </w:pPr>
-      <w:bookmarkStart w:id="65" w:name="_Toc239775230"/>
+      <w:bookmarkStart w:id="65" w:name="_Toc239935723"/>
       <w:r>
         <w:t>9.3 Assignment History</w:t>
       </w:r>
@@ -13902,7 +15557,7 @@
       <w:pPr>
         <w:pStyle w:val="Heading2"/>
       </w:pPr>
-      <w:bookmarkStart w:id="66" w:name="_Toc239775231"/>
+      <w:bookmarkStart w:id="66" w:name="_Toc239935724"/>
       <w:r>
         <w:t>9.4 Asset Status Values</w:t>
       </w:r>
@@ -14091,7 +15746,7 @@
       <w:pPr>
         <w:pStyle w:val="Heading1"/>
       </w:pPr>
-      <w:bookmarkStart w:id="67" w:name="_Toc239775232"/>
+      <w:bookmarkStart w:id="67" w:name="_Toc239935725"/>
       <w:r>
         <w:lastRenderedPageBreak/>
         <w:t>10. Warranty &amp; AMC</w:t>
@@ -14107,7 +15762,7 @@
       <w:pPr>
         <w:pStyle w:val="Heading2"/>
       </w:pPr>
-      <w:bookmarkStart w:id="68" w:name="_Toc239775233"/>
+      <w:bookmarkStart w:id="68" w:name="_Toc239935726"/>
       <w:r>
         <w:t>How to Use</w:t>
       </w:r>
@@ -14156,7 +15811,7 @@
       <w:pPr>
         <w:pStyle w:val="Heading2"/>
       </w:pPr>
-      <w:bookmarkStart w:id="69" w:name="_Toc239775234"/>
+      <w:bookmarkStart w:id="69" w:name="_Toc239935727"/>
       <w:r>
         <w:t>Where Coverage Is Surfaced</w:t>
       </w:r>
@@ -14209,7 +15864,7 @@
       <w:pPr>
         <w:pStyle w:val="Heading1"/>
       </w:pPr>
-      <w:bookmarkStart w:id="70" w:name="_Toc239775235"/>
+      <w:bookmarkStart w:id="70" w:name="_Toc239935728"/>
       <w:r>
         <w:lastRenderedPageBreak/>
         <w:t>11. Asset Import / Export</w:t>
@@ -14225,7 +15880,7 @@
       <w:pPr>
         <w:pStyle w:val="Heading2"/>
       </w:pPr>
-      <w:bookmarkStart w:id="71" w:name="_Toc239775236"/>
+      <w:bookmarkStart w:id="71" w:name="_Toc239935729"/>
       <w:r>
         <w:t>11.1 Bulk Asset Import &amp; Export</w:t>
       </w:r>
@@ -14245,7 +15900,7 @@
       <w:pPr>
         <w:pStyle w:val="Heading3"/>
       </w:pPr>
-      <w:bookmarkStart w:id="72" w:name="_Toc239775237"/>
+      <w:bookmarkStart w:id="72" w:name="_Toc239935730"/>
       <w:r>
         <w:t>Column Structure (per Type sheet)</w:t>
       </w:r>
@@ -14947,7 +16602,7 @@
       <w:pPr>
         <w:pStyle w:val="Heading3"/>
       </w:pPr>
-      <w:bookmarkStart w:id="73" w:name="_Toc239775238"/>
+      <w:bookmarkStart w:id="73" w:name="_Toc239935731"/>
       <w:r>
         <w:t>Import Behaviour</w:t>
       </w:r>
@@ -14989,34 +16644,34 @@
       <w:pPr>
         <w:pStyle w:val="Heading3"/>
       </w:pPr>
-      <w:bookmarkStart w:id="74" w:name="_Toc239775239"/>
+      <w:bookmarkStart w:id="74" w:name="_Toc239935732"/>
+      <w:r>
+        <w:t>Example Import Errors</w:t>
+      </w:r>
+      <w:bookmarkEnd w:id="74"/>
+    </w:p>
+    <w:p>
+      <w:pPr>
+        <w:pStyle w:val="ListBullet"/>
+      </w:pPr>
+      <w:r>
+        <w:t>Row 12: Invalid Subtype Code: LAP-999</w:t>
+      </w:r>
+    </w:p>
+    <w:p>
+      <w:pPr>
+        <w:pStyle w:val="ListBullet"/>
+      </w:pPr>
+      <w:r>
+        <w:t>Row 15: Subtype LAP-002 does not belong to Asset Type Desktop</w:t>
+      </w:r>
+    </w:p>
+    <w:p>
+      <w:pPr>
+        <w:pStyle w:val="ListBullet"/>
+      </w:pPr>
       <w:r>
         <w:lastRenderedPageBreak/>
-        <w:t>Example Import Errors</w:t>
-      </w:r>
-      <w:bookmarkEnd w:id="74"/>
-    </w:p>
-    <w:p>
-      <w:pPr>
-        <w:pStyle w:val="ListBullet"/>
-      </w:pPr>
-      <w:r>
-        <w:t>Row 12: Invalid Subtype Code: LAP-999</w:t>
-      </w:r>
-    </w:p>
-    <w:p>
-      <w:pPr>
-        <w:pStyle w:val="ListBullet"/>
-      </w:pPr>
-      <w:r>
-        <w:t>Row 15: Subtype LAP-002 does not belong to Asset Type Desktop</w:t>
-      </w:r>
-    </w:p>
-    <w:p>
-      <w:pPr>
-        <w:pStyle w:val="ListBullet"/>
-      </w:pPr>
-      <w:r>
         <w:t>Row 18: Brand “XYZ” does not exist</w:t>
       </w:r>
     </w:p>
@@ -15024,7 +16679,7 @@
       <w:pPr>
         <w:pStyle w:val="Heading2"/>
       </w:pPr>
-      <w:bookmarkStart w:id="75" w:name="_Toc239775240"/>
+      <w:bookmarkStart w:id="75" w:name="_Toc239935733"/>
       <w:r>
         <w:t>11.2 Bulk Asset Subtype Import &amp; Export</w:t>
       </w:r>
@@ -15354,7 +17009,7 @@
       <w:pPr>
         <w:pStyle w:val="Heading2"/>
       </w:pPr>
-      <w:bookmarkStart w:id="76" w:name="_Toc239775241"/>
+      <w:bookmarkStart w:id="76" w:name="_Toc239935734"/>
       <w:r>
         <w:t>11.3 Reading the “Expected CSV Columns” Panel</w:t>
       </w:r>
@@ -15388,7 +17043,7 @@
       <w:pPr>
         <w:pStyle w:val="Heading1"/>
       </w:pPr>
-      <w:bookmarkStart w:id="77" w:name="_Toc239775242"/>
+      <w:bookmarkStart w:id="77" w:name="_Toc239935735"/>
       <w:r>
         <w:lastRenderedPageBreak/>
         <w:t>12. Centre / Location Workflow</w:t>
@@ -15404,7 +17059,7 @@
       <w:pPr>
         <w:pStyle w:val="Heading2"/>
       </w:pPr>
-      <w:bookmarkStart w:id="78" w:name="_Toc239775243"/>
+      <w:bookmarkStart w:id="78" w:name="_Toc239935736"/>
       <w:r>
         <w:t>12.1 For Access Accounts (Manager/Admin/Auditor/Viewer)</w:t>
       </w:r>
@@ -15430,7 +17085,7 @@
       <w:pPr>
         <w:pStyle w:val="Heading2"/>
       </w:pPr>
-      <w:bookmarkStart w:id="79" w:name="_Toc239775244"/>
+      <w:bookmarkStart w:id="79" w:name="_Toc239935737"/>
       <w:r>
         <w:t>12.2 For Administrators</w:t>
       </w:r>
@@ -15491,7 +17146,7 @@
       <w:pPr>
         <w:pStyle w:val="Heading1"/>
       </w:pPr>
-      <w:bookmarkStart w:id="80" w:name="_Toc239775245"/>
+      <w:bookmarkStart w:id="80" w:name="_Toc239935738"/>
       <w:r>
         <w:lastRenderedPageBreak/>
         <w:t>13. Search, Filters and Reports</w:t>
@@ -15502,7 +17157,7 @@
       <w:pPr>
         <w:pStyle w:val="Heading2"/>
       </w:pPr>
-      <w:bookmarkStart w:id="81" w:name="_Toc239775246"/>
+      <w:bookmarkStart w:id="81" w:name="_Toc239935739"/>
       <w:r>
         <w:t>13.1 Global Search</w:t>
       </w:r>
@@ -15634,7 +17289,7 @@
       <w:pPr>
         <w:pStyle w:val="Heading2"/>
       </w:pPr>
-      <w:bookmarkStart w:id="82" w:name="_Toc239775247"/>
+      <w:bookmarkStart w:id="82" w:name="_Toc239935740"/>
       <w:r>
         <w:t>13.2 Asset List Filters</w:t>
       </w:r>
@@ -15692,7 +17347,7 @@
       <w:pPr>
         <w:pStyle w:val="Heading2"/>
       </w:pPr>
-      <w:bookmarkStart w:id="83" w:name="_Toc239775248"/>
+      <w:bookmarkStart w:id="83" w:name="_Toc239935741"/>
       <w:r>
         <w:t>13.3 Reports</w:t>
       </w:r>
@@ -15768,8 +17423,6 @@
       </w:r>
       <w:r>
         <w:tab/>
-      </w:r>
-      <w:r>
         <w:t>Choose any combination of filters: Asset Type, Brand, Department, Sub Department, Assigned To, Status, Warranty coverage, AMC coverage.</w:t>
       </w:r>
     </w:p>
@@ -15803,7 +17456,7 @@
       <w:pPr>
         <w:pStyle w:val="Heading3"/>
       </w:pPr>
-      <w:bookmarkStart w:id="84" w:name="_Toc239775249"/>
+      <w:bookmarkStart w:id="84" w:name="_Toc239935742"/>
       <w:r>
         <w:t>Coverage Filter Options (Warranty and AMC, independently)</w:t>
       </w:r>
@@ -16037,12 +17690,1319 @@
       <w:pPr>
         <w:pStyle w:val="Heading1"/>
       </w:pPr>
-      <w:bookmarkStart w:id="85" w:name="_Toc239775250"/>
+      <w:bookmarkStart w:id="85" w:name="_Toc239935743"/>
       <w:r>
         <w:lastRenderedPageBreak/>
-        <w:t>14. Validations and Common Errors</w:t>
+        <w:t>14. Notification &amp; SMTP Settings</w:t>
       </w:r>
       <w:bookmarkEnd w:id="85"/>
+    </w:p>
+    <w:p>
+      <w:r>
+        <w:t>Sidebar → Administration → Settings. Both tabs sit under the Settings: Advanced permission (settings_advanced) — a role needs the parent Settings module access box ticked as well as this sub-permission, or the tabs do not appear. View-only access shows the saved configuration with every field disabled; Update access is required to save changes.</w:t>
+      </w:r>
+    </w:p>
+    <w:p/>
+    <w:p>
+      <w:pPr>
+        <w:pStyle w:val="Heading2"/>
+      </w:pPr>
+      <w:bookmarkStart w:id="86" w:name="_Toc239935744"/>
+      <w:r>
+        <w:t>14.1 Notification Settings</w:t>
+      </w:r>
+      <w:bookmarkEnd w:id="86"/>
+    </w:p>
+    <w:p>
+      <w:pPr>
+        <w:pStyle w:val="Heading3"/>
+      </w:pPr>
+      <w:bookmarkStart w:id="87" w:name="_Toc239935745"/>
+      <w:r>
+        <w:t>Purpose</w:t>
+      </w:r>
+      <w:bookmarkEnd w:id="87"/>
+    </w:p>
+    <w:p>
+      <w:r>
+        <w:t>Controls, per system event, whether an in-app notification and/or an email alert is sent, independently of one another. Preferences are scoped per Centre — each Centre keeps its own on/off switches for the same list of events.</w:t>
+      </w:r>
+    </w:p>
+    <w:p>
+      <w:pPr>
+        <w:pStyle w:val="Heading3"/>
+      </w:pPr>
+      <w:bookmarkStart w:id="88" w:name="_Toc239935746"/>
+      <w:r>
+        <w:t>How to Access</w:t>
+      </w:r>
+      <w:bookmarkEnd w:id="88"/>
+    </w:p>
+    <w:p>
+      <w:r>
+        <w:t>Sidebar → Administration → Settings → Notification Settings tab.</w:t>
+      </w:r>
+    </w:p>
+    <w:p>
+      <w:pPr>
+        <w:pStyle w:val="Heading3"/>
+      </w:pPr>
+      <w:bookmarkStart w:id="89" w:name="_Toc239935747"/>
+      <w:r>
+        <w:t>How to Use</w:t>
+      </w:r>
+      <w:bookmarkEnd w:id="89"/>
+    </w:p>
+    <w:p>
+      <w:r>
+        <w:t>1.</w:t>
+      </w:r>
+      <w:r>
+        <w:tab/>
+        <w:t>For each Alert row, toggle the In-app switch and/or the Email switch.</w:t>
+      </w:r>
+    </w:p>
+    <w:p>
+      <w:r>
+        <w:t>2.</w:t>
+      </w:r>
+      <w:r>
+        <w:tab/>
+      </w:r>
+      <w:r>
+        <w:t>For the two expiry alerts (AMC, Warranty), the fixed lead time — 30 days before expiry — is shown next to the alert name and is not editable from this screen.</w:t>
+      </w:r>
+    </w:p>
+    <w:p>
+      <w:r>
+        <w:t>3.</w:t>
+      </w:r>
+      <w:r>
+        <w:tab/>
+        <w:t>Click Save Preferences to apply the changes.</w:t>
+      </w:r>
+    </w:p>
+    <w:p>
+      <w:r>
+        <w:t>4.</w:t>
+      </w:r>
+      <w:r>
+        <w:tab/>
+        <w:t>Click Advanced Rules to open the full Notifications &amp; Alerts centre for finer-grained alert rules (requires the notifications module View permission).</w:t>
+      </w:r>
+    </w:p>
+    <w:p/>
+    <w:p>
+      <w:pPr>
+        <w:pStyle w:val="Heading3"/>
+      </w:pPr>
+      <w:bookmarkStart w:id="90" w:name="_Toc239935748"/>
+      <w:r>
+        <w:t>Available Alert Events</w:t>
+      </w:r>
+      <w:bookmarkEnd w:id="90"/>
+    </w:p>
+    <w:tbl>
+      <w:tblPr>
+        <w:tblStyle w:val="TableGrid"/>
+        <w:tblW w:w="0" w:type="auto"/>
+        <w:jc w:val="center"/>
+        <w:tblLook w:val="04A0" w:firstRow="1" w:lastRow="0" w:firstColumn="1" w:lastColumn="0" w:noHBand="0" w:noVBand="1"/>
+      </w:tblPr>
+      <w:tblGrid>
+        <w:gridCol w:w="2207"/>
+        <w:gridCol w:w="3157"/>
+        <w:gridCol w:w="2160"/>
+        <w:gridCol w:w="2160"/>
+      </w:tblGrid>
+      <w:tr>
+        <w:trPr>
+          <w:jc w:val="center"/>
+        </w:trPr>
+        <w:tc>
+          <w:tcPr>
+            <w:tcW w:w="2367" w:type="dxa"/>
+          </w:tcPr>
+          <w:p>
+            <w:r>
+              <w:t>Event</w:t>
+            </w:r>
+          </w:p>
+        </w:tc>
+        <w:tc>
+          <w:tcPr>
+            <w:tcW w:w="2367" w:type="dxa"/>
+          </w:tcPr>
+          <w:p>
+            <w:r>
+              <w:t>Fires When</w:t>
+            </w:r>
+          </w:p>
+        </w:tc>
+        <w:tc>
+          <w:tcPr>
+            <w:tcW w:w="2367" w:type="dxa"/>
+          </w:tcPr>
+          <w:p>
+            <w:r>
+              <w:t>Default In-app</w:t>
+            </w:r>
+          </w:p>
+        </w:tc>
+        <w:tc>
+          <w:tcPr>
+            <w:tcW w:w="2367" w:type="dxa"/>
+          </w:tcPr>
+          <w:p>
+            <w:r>
+              <w:t>Default Email</w:t>
+            </w:r>
+          </w:p>
+        </w:tc>
+      </w:tr>
+      <w:tr>
+        <w:trPr>
+          <w:jc w:val="center"/>
+        </w:trPr>
+        <w:tc>
+          <w:tcPr>
+            <w:tcW w:w="2367" w:type="dxa"/>
+          </w:tcPr>
+          <w:p>
+            <w:r>
+              <w:t>AMC expiry alert</w:t>
+            </w:r>
+          </w:p>
+        </w:tc>
+        <w:tc>
+          <w:tcPr>
+            <w:tcW w:w="2367" w:type="dxa"/>
+          </w:tcPr>
+          <w:p>
+            <w:r>
+              <w:t>30 days before an asset's AMC coverage expires.</w:t>
+            </w:r>
+          </w:p>
+        </w:tc>
+        <w:tc>
+          <w:tcPr>
+            <w:tcW w:w="2367" w:type="dxa"/>
+          </w:tcPr>
+          <w:p>
+            <w:r>
+              <w:t>On</w:t>
+            </w:r>
+          </w:p>
+        </w:tc>
+        <w:tc>
+          <w:tcPr>
+            <w:tcW w:w="2367" w:type="dxa"/>
+          </w:tcPr>
+          <w:p>
+            <w:r>
+              <w:t>On</w:t>
+            </w:r>
+          </w:p>
+        </w:tc>
+      </w:tr>
+      <w:tr>
+        <w:trPr>
+          <w:jc w:val="center"/>
+        </w:trPr>
+        <w:tc>
+          <w:tcPr>
+            <w:tcW w:w="2367" w:type="dxa"/>
+          </w:tcPr>
+          <w:p>
+            <w:r>
+              <w:t>Warranty expiry alert</w:t>
+            </w:r>
+          </w:p>
+        </w:tc>
+        <w:tc>
+          <w:tcPr>
+            <w:tcW w:w="2367" w:type="dxa"/>
+          </w:tcPr>
+          <w:p>
+            <w:r>
+              <w:t>30 days before an asset's warranty expires.</w:t>
+            </w:r>
+          </w:p>
+        </w:tc>
+        <w:tc>
+          <w:tcPr>
+            <w:tcW w:w="2367" w:type="dxa"/>
+          </w:tcPr>
+          <w:p>
+            <w:r>
+              <w:t>On</w:t>
+            </w:r>
+          </w:p>
+        </w:tc>
+        <w:tc>
+          <w:tcPr>
+            <w:tcW w:w="2367" w:type="dxa"/>
+          </w:tcPr>
+          <w:p>
+            <w:r>
+              <w:t>On</w:t>
+            </w:r>
+          </w:p>
+        </w:tc>
+      </w:tr>
+      <w:tr>
+        <w:trPr>
+          <w:jc w:val="center"/>
+        </w:trPr>
+        <w:tc>
+          <w:tcPr>
+            <w:tcW w:w="2367" w:type="dxa"/>
+          </w:tcPr>
+          <w:p>
+            <w:r>
+              <w:t>New user alert</w:t>
+            </w:r>
+          </w:p>
+        </w:tc>
+        <w:tc>
+          <w:tcPr>
+            <w:tcW w:w="2367" w:type="dxa"/>
+          </w:tcPr>
+          <w:p>
+            <w:r>
+              <w:t>A User is created in the User Directory.</w:t>
+            </w:r>
+          </w:p>
+        </w:tc>
+        <w:tc>
+          <w:tcPr>
+            <w:tcW w:w="2367" w:type="dxa"/>
+          </w:tcPr>
+          <w:p>
+            <w:r>
+              <w:t>On</w:t>
+            </w:r>
+          </w:p>
+        </w:tc>
+        <w:tc>
+          <w:tcPr>
+            <w:tcW w:w="2367" w:type="dxa"/>
+          </w:tcPr>
+          <w:p>
+            <w:r>
+              <w:t>On</w:t>
+            </w:r>
+          </w:p>
+        </w:tc>
+      </w:tr>
+      <w:tr>
+        <w:trPr>
+          <w:jc w:val="center"/>
+        </w:trPr>
+        <w:tc>
+          <w:tcPr>
+            <w:tcW w:w="2367" w:type="dxa"/>
+          </w:tcPr>
+          <w:p>
+            <w:r>
+              <w:t>Deleted user alert</w:t>
+            </w:r>
+          </w:p>
+        </w:tc>
+        <w:tc>
+          <w:tcPr>
+            <w:tcW w:w="2367" w:type="dxa"/>
+          </w:tcPr>
+          <w:p>
+            <w:r>
+              <w:t>A User is deleted.</w:t>
+            </w:r>
+          </w:p>
+        </w:tc>
+        <w:tc>
+          <w:tcPr>
+            <w:tcW w:w="2367" w:type="dxa"/>
+          </w:tcPr>
+          <w:p>
+            <w:r>
+              <w:t>On</w:t>
+            </w:r>
+          </w:p>
+        </w:tc>
+        <w:tc>
+          <w:tcPr>
+            <w:tcW w:w="2367" w:type="dxa"/>
+          </w:tcPr>
+          <w:p>
+            <w:r>
+              <w:t>On</w:t>
+            </w:r>
+          </w:p>
+        </w:tc>
+      </w:tr>
+      <w:tr>
+        <w:trPr>
+          <w:jc w:val="center"/>
+        </w:trPr>
+        <w:tc>
+          <w:tcPr>
+            <w:tcW w:w="2367" w:type="dxa"/>
+          </w:tcPr>
+          <w:p>
+            <w:r>
+              <w:t>New access account alert</w:t>
+            </w:r>
+          </w:p>
+        </w:tc>
+        <w:tc>
+          <w:tcPr>
+            <w:tcW w:w="2367" w:type="dxa"/>
+          </w:tcPr>
+          <w:p>
+            <w:r>
+              <w:t>An Access Account (Manager/Admin/Auditor/Viewer) is created.</w:t>
+            </w:r>
+          </w:p>
+        </w:tc>
+        <w:tc>
+          <w:tcPr>
+            <w:tcW w:w="2367" w:type="dxa"/>
+          </w:tcPr>
+          <w:p>
+            <w:r>
+              <w:t>On</w:t>
+            </w:r>
+          </w:p>
+        </w:tc>
+        <w:tc>
+          <w:tcPr>
+            <w:tcW w:w="2367" w:type="dxa"/>
+          </w:tcPr>
+          <w:p>
+            <w:r>
+              <w:t>On</w:t>
+            </w:r>
+          </w:p>
+        </w:tc>
+      </w:tr>
+      <w:tr>
+        <w:trPr>
+          <w:jc w:val="center"/>
+        </w:trPr>
+        <w:tc>
+          <w:tcPr>
+            <w:tcW w:w="2367" w:type="dxa"/>
+          </w:tcPr>
+          <w:p>
+            <w:r>
+              <w:t>Deleted access account alert</w:t>
+            </w:r>
+          </w:p>
+        </w:tc>
+        <w:tc>
+          <w:tcPr>
+            <w:tcW w:w="2367" w:type="dxa"/>
+          </w:tcPr>
+          <w:p>
+            <w:r>
+              <w:t>An Access Account is deleted.</w:t>
+            </w:r>
+          </w:p>
+        </w:tc>
+        <w:tc>
+          <w:tcPr>
+            <w:tcW w:w="2367" w:type="dxa"/>
+          </w:tcPr>
+          <w:p>
+            <w:r>
+              <w:t>On</w:t>
+            </w:r>
+          </w:p>
+        </w:tc>
+        <w:tc>
+          <w:tcPr>
+            <w:tcW w:w="2367" w:type="dxa"/>
+          </w:tcPr>
+          <w:p>
+            <w:r>
+              <w:t>On</w:t>
+            </w:r>
+          </w:p>
+        </w:tc>
+      </w:tr>
+      <w:tr>
+        <w:trPr>
+          <w:jc w:val="center"/>
+        </w:trPr>
+        <w:tc>
+          <w:tcPr>
+            <w:tcW w:w="2367" w:type="dxa"/>
+          </w:tcPr>
+          <w:p>
+            <w:r>
+              <w:t>Asset assignment alert</w:t>
+            </w:r>
+          </w:p>
+        </w:tc>
+        <w:tc>
+          <w:tcPr>
+            <w:tcW w:w="2367" w:type="dxa"/>
+          </w:tcPr>
+          <w:p>
+            <w:r>
+              <w:t>An Asset is assigned to a user.</w:t>
+            </w:r>
+          </w:p>
+        </w:tc>
+        <w:tc>
+          <w:tcPr>
+            <w:tcW w:w="2367" w:type="dxa"/>
+          </w:tcPr>
+          <w:p>
+            <w:r>
+              <w:t>On</w:t>
+            </w:r>
+          </w:p>
+        </w:tc>
+        <w:tc>
+          <w:tcPr>
+            <w:tcW w:w="2367" w:type="dxa"/>
+          </w:tcPr>
+          <w:p>
+            <w:r>
+              <w:t>On</w:t>
+            </w:r>
+          </w:p>
+        </w:tc>
+      </w:tr>
+      <w:tr>
+        <w:trPr>
+          <w:jc w:val="center"/>
+        </w:trPr>
+        <w:tc>
+          <w:tcPr>
+            <w:tcW w:w="2367" w:type="dxa"/>
+          </w:tcPr>
+          <w:p>
+            <w:r>
+              <w:t>Report generation alert</w:t>
+            </w:r>
+          </w:p>
+        </w:tc>
+        <w:tc>
+          <w:tcPr>
+            <w:tcW w:w="2367" w:type="dxa"/>
+          </w:tcPr>
+          <w:p>
+            <w:r>
+              <w:t>A Report is generated or exported.</w:t>
+            </w:r>
+          </w:p>
+        </w:tc>
+        <w:tc>
+          <w:tcPr>
+            <w:tcW w:w="2367" w:type="dxa"/>
+          </w:tcPr>
+          <w:p>
+            <w:r>
+              <w:t>On</w:t>
+            </w:r>
+          </w:p>
+        </w:tc>
+        <w:tc>
+          <w:tcPr>
+            <w:tcW w:w="2367" w:type="dxa"/>
+          </w:tcPr>
+          <w:p>
+            <w:r>
+              <w:t>On</w:t>
+            </w:r>
+          </w:p>
+        </w:tc>
+      </w:tr>
+      <w:tr>
+        <w:trPr>
+          <w:jc w:val="center"/>
+        </w:trPr>
+        <w:tc>
+          <w:tcPr>
+            <w:tcW w:w="2367" w:type="dxa"/>
+          </w:tcPr>
+          <w:p>
+            <w:r>
+              <w:t>Vendor / OEM alert</w:t>
+            </w:r>
+          </w:p>
+        </w:tc>
+        <w:tc>
+          <w:tcPr>
+            <w:tcW w:w="2367" w:type="dxa"/>
+          </w:tcPr>
+          <w:p>
+            <w:r>
+              <w:t xml:space="preserve">A Vendor record is added or </w:t>
+            </w:r>
+            <w:r>
+              <w:lastRenderedPageBreak/>
+              <w:t>changed.</w:t>
+            </w:r>
+          </w:p>
+        </w:tc>
+        <w:tc>
+          <w:tcPr>
+            <w:tcW w:w="2367" w:type="dxa"/>
+          </w:tcPr>
+          <w:p>
+            <w:r>
+              <w:lastRenderedPageBreak/>
+              <w:t>On</w:t>
+            </w:r>
+          </w:p>
+        </w:tc>
+        <w:tc>
+          <w:tcPr>
+            <w:tcW w:w="2367" w:type="dxa"/>
+          </w:tcPr>
+          <w:p>
+            <w:r>
+              <w:t>On</w:t>
+            </w:r>
+          </w:p>
+        </w:tc>
+      </w:tr>
+      <w:tr>
+        <w:trPr>
+          <w:jc w:val="center"/>
+        </w:trPr>
+        <w:tc>
+          <w:tcPr>
+            <w:tcW w:w="2367" w:type="dxa"/>
+          </w:tcPr>
+          <w:p>
+            <w:r>
+              <w:t>Backup completed alert</w:t>
+            </w:r>
+          </w:p>
+        </w:tc>
+        <w:tc>
+          <w:tcPr>
+            <w:tcW w:w="2367" w:type="dxa"/>
+          </w:tcPr>
+          <w:p>
+            <w:r>
+              <w:t>A Backup finishes successfully.</w:t>
+            </w:r>
+          </w:p>
+        </w:tc>
+        <w:tc>
+          <w:tcPr>
+            <w:tcW w:w="2367" w:type="dxa"/>
+          </w:tcPr>
+          <w:p>
+            <w:r>
+              <w:t>On</w:t>
+            </w:r>
+          </w:p>
+        </w:tc>
+        <w:tc>
+          <w:tcPr>
+            <w:tcW w:w="2367" w:type="dxa"/>
+          </w:tcPr>
+          <w:p>
+            <w:r>
+              <w:t>On</w:t>
+            </w:r>
+          </w:p>
+        </w:tc>
+      </w:tr>
+      <w:tr>
+        <w:trPr>
+          <w:jc w:val="center"/>
+        </w:trPr>
+        <w:tc>
+          <w:tcPr>
+            <w:tcW w:w="2367" w:type="dxa"/>
+          </w:tcPr>
+          <w:p>
+            <w:r>
+              <w:t>Backup failure alert</w:t>
+            </w:r>
+          </w:p>
+        </w:tc>
+        <w:tc>
+          <w:tcPr>
+            <w:tcW w:w="2367" w:type="dxa"/>
+          </w:tcPr>
+          <w:p>
+            <w:r>
+              <w:t>A Backup fails.</w:t>
+            </w:r>
+          </w:p>
+        </w:tc>
+        <w:tc>
+          <w:tcPr>
+            <w:tcW w:w="2367" w:type="dxa"/>
+          </w:tcPr>
+          <w:p>
+            <w:r>
+              <w:t>On</w:t>
+            </w:r>
+          </w:p>
+        </w:tc>
+        <w:tc>
+          <w:tcPr>
+            <w:tcW w:w="2367" w:type="dxa"/>
+          </w:tcPr>
+          <w:p>
+            <w:r>
+              <w:t>On</w:t>
+            </w:r>
+          </w:p>
+        </w:tc>
+      </w:tr>
+      <w:tr>
+        <w:trPr>
+          <w:jc w:val="center"/>
+        </w:trPr>
+        <w:tc>
+          <w:tcPr>
+            <w:tcW w:w="2367" w:type="dxa"/>
+          </w:tcPr>
+          <w:p>
+            <w:r>
+              <w:t>Backup health alert</w:t>
+            </w:r>
+          </w:p>
+        </w:tc>
+        <w:tc>
+          <w:tcPr>
+            <w:tcW w:w="2367" w:type="dxa"/>
+          </w:tcPr>
+          <w:p>
+            <w:r>
+              <w:t>The scheduled backup health check finds an issue.</w:t>
+            </w:r>
+          </w:p>
+        </w:tc>
+        <w:tc>
+          <w:tcPr>
+            <w:tcW w:w="2367" w:type="dxa"/>
+          </w:tcPr>
+          <w:p>
+            <w:r>
+              <w:t>On</w:t>
+            </w:r>
+          </w:p>
+        </w:tc>
+        <w:tc>
+          <w:tcPr>
+            <w:tcW w:w="2367" w:type="dxa"/>
+          </w:tcPr>
+          <w:p>
+            <w:r>
+              <w:t>On</w:t>
+            </w:r>
+          </w:p>
+        </w:tc>
+      </w:tr>
+    </w:tbl>
+    <w:p/>
+    <w:p>
+      <w:pPr>
+        <w:pStyle w:val="Heading3"/>
+      </w:pPr>
+      <w:bookmarkStart w:id="91" w:name="_Toc239935749"/>
+      <w:r>
+        <w:t>Validation Rules</w:t>
+      </w:r>
+      <w:bookmarkEnd w:id="91"/>
+    </w:p>
+    <w:p>
+      <w:pPr>
+        <w:pStyle w:val="ListBullet"/>
+      </w:pPr>
+      <w:r>
+        <w:t>Both switches can be off at once — the event still occurs, it simply is not surfaced.</w:t>
+      </w:r>
+    </w:p>
+    <w:p>
+      <w:pPr>
+        <w:pStyle w:val="ListBullet"/>
+      </w:pPr>
+      <w:r>
+        <w:t>Email alerts are only actually delivered if SMTP Settings are Enabled with a working configuration — see Section 14.2.</w:t>
+      </w:r>
+    </w:p>
+    <w:p>
+      <w:pPr>
+        <w:pStyle w:val="SOPNote"/>
+      </w:pPr>
+      <w:r>
+        <w:t>Note: Turning Email on for an alert here does not itself add recipients — emails go to the Alert Recipient Emails configured on the SMTP Settings tab.</w:t>
+      </w:r>
+    </w:p>
+    <w:p/>
+    <w:p>
+      <w:pPr>
+        <w:pStyle w:val="Heading2"/>
+      </w:pPr>
+      <w:bookmarkStart w:id="92" w:name="_Toc239935750"/>
+      <w:r>
+        <w:t>14.2 SMTP Settings</w:t>
+      </w:r>
+      <w:bookmarkEnd w:id="92"/>
+    </w:p>
+    <w:p>
+      <w:pPr>
+        <w:pStyle w:val="Heading3"/>
+      </w:pPr>
+      <w:bookmarkStart w:id="93" w:name="_Toc239935751"/>
+      <w:r>
+        <w:t>Purpose</w:t>
+      </w:r>
+      <w:bookmarkEnd w:id="93"/>
+    </w:p>
+    <w:p>
+      <w:r>
+        <w:t>Configures the outgoing mail server used for every notification email the system sends. Settings saved here are stored in the database and override the server's MAIL_* environment defaults at runtime, without requiring a redeploy.</w:t>
+      </w:r>
+    </w:p>
+    <w:p>
+      <w:pPr>
+        <w:pStyle w:val="Heading3"/>
+      </w:pPr>
+      <w:bookmarkStart w:id="94" w:name="_Toc239935752"/>
+      <w:r>
+        <w:t>How to Access</w:t>
+      </w:r>
+      <w:bookmarkEnd w:id="94"/>
+    </w:p>
+    <w:p>
+      <w:r>
+        <w:t>Sidebar → Administration → Settings → SMTP Settings tab.</w:t>
+      </w:r>
+    </w:p>
+    <w:p>
+      <w:pPr>
+        <w:pStyle w:val="Heading3"/>
+      </w:pPr>
+      <w:bookmarkStart w:id="95" w:name="_Toc239935753"/>
+      <w:r>
+        <w:t>How to Use</w:t>
+      </w:r>
+      <w:bookmarkEnd w:id="95"/>
+    </w:p>
+    <w:p>
+      <w:r>
+        <w:t>1.</w:t>
+      </w:r>
+      <w:r>
+        <w:tab/>
+      </w:r>
+      <w:r>
+        <w:t>Turn on Enable email delivery to activate these settings for notification emails.</w:t>
+      </w:r>
+    </w:p>
+    <w:p>
+      <w:r>
+        <w:t>2.</w:t>
+      </w:r>
+      <w:r>
+        <w:tab/>
+        <w:t>Enter SMTP Host and Port (e.g. smtp.office365.com, port 587).</w:t>
+      </w:r>
+    </w:p>
+    <w:p>
+      <w:r>
+        <w:t>3.</w:t>
+      </w:r>
+      <w:r>
+        <w:tab/>
+        <w:t>Optionally enter a Username and Password for the mail account.</w:t>
+      </w:r>
+    </w:p>
+    <w:p>
+      <w:r>
+        <w:t>4.</w:t>
+      </w:r>
+      <w:r>
+        <w:tab/>
+        <w:t>Choose Encryption — TLS, SSL, or None.</w:t>
+      </w:r>
+    </w:p>
+    <w:p>
+      <w:r>
+        <w:t>5.</w:t>
+      </w:r>
+      <w:r>
+        <w:tab/>
+        <w:t>Enter From Name and From Email — shown as the sender on outgoing alert emails.</w:t>
+      </w:r>
+    </w:p>
+    <w:p>
+      <w:r>
+        <w:t>6.</w:t>
+      </w:r>
+      <w:r>
+        <w:tab/>
+        <w:t>Enter one or more Alert Recipient Emails, separated by commas, semicolons, or spaces.</w:t>
+      </w:r>
+    </w:p>
+    <w:p>
+      <w:r>
+        <w:t>7.</w:t>
+      </w:r>
+      <w:r>
+        <w:tab/>
+        <w:t>Click Save SMTP Settings.</w:t>
+      </w:r>
+    </w:p>
+    <w:p>
+      <w:r>
+        <w:t>8.</w:t>
+      </w:r>
+      <w:r>
+        <w:tab/>
+      </w:r>
+      <w:r>
+        <w:t>Click Send Test Email to confirm delivery before relying on the configuration.</w:t>
+      </w:r>
+    </w:p>
+    <w:p/>
+    <w:p>
+      <w:pPr>
+        <w:pStyle w:val="Heading3"/>
+      </w:pPr>
+      <w:bookmarkStart w:id="96" w:name="_Toc239935754"/>
+      <w:r>
+        <w:t>Required / Optional Fields</w:t>
+      </w:r>
+      <w:bookmarkEnd w:id="96"/>
+    </w:p>
+    <w:tbl>
+      <w:tblPr>
+        <w:tblStyle w:val="TableGrid"/>
+        <w:tblW w:w="0" w:type="auto"/>
+        <w:jc w:val="center"/>
+        <w:tblLook w:val="04A0" w:firstRow="1" w:lastRow="0" w:firstColumn="1" w:lastColumn="0" w:noHBand="0" w:noVBand="1"/>
+      </w:tblPr>
+      <w:tblGrid>
+        <w:gridCol w:w="3156"/>
+        <w:gridCol w:w="3156"/>
+        <w:gridCol w:w="3156"/>
+      </w:tblGrid>
+      <w:tr>
+        <w:trPr>
+          <w:jc w:val="center"/>
+        </w:trPr>
+        <w:tc>
+          <w:tcPr>
+            <w:tcW w:w="3156" w:type="dxa"/>
+          </w:tcPr>
+          <w:p>
+            <w:r>
+              <w:t>Field</w:t>
+            </w:r>
+          </w:p>
+        </w:tc>
+        <w:tc>
+          <w:tcPr>
+            <w:tcW w:w="3156" w:type="dxa"/>
+          </w:tcPr>
+          <w:p>
+            <w:r>
+              <w:t>Required?</w:t>
+            </w:r>
+          </w:p>
+        </w:tc>
+        <w:tc>
+          <w:tcPr>
+            <w:tcW w:w="3156" w:type="dxa"/>
+          </w:tcPr>
+          <w:p>
+            <w:r>
+              <w:t>Notes</w:t>
+            </w:r>
+          </w:p>
+        </w:tc>
+      </w:tr>
+      <w:tr>
+        <w:trPr>
+          <w:jc w:val="center"/>
+        </w:trPr>
+        <w:tc>
+          <w:tcPr>
+            <w:tcW w:w="3156" w:type="dxa"/>
+          </w:tcPr>
+          <w:p>
+            <w:r>
+              <w:t>Enable email delivery</w:t>
+            </w:r>
+          </w:p>
+        </w:tc>
+        <w:tc>
+          <w:tcPr>
+            <w:tcW w:w="3156" w:type="dxa"/>
+          </w:tcPr>
+          <w:p>
+            <w:r>
+              <w:t>—</w:t>
+            </w:r>
+          </w:p>
+        </w:tc>
+        <w:tc>
+          <w:tcPr>
+            <w:tcW w:w="3156" w:type="dxa"/>
+          </w:tcPr>
+          <w:p>
+            <w:r>
+              <w:t>Master switch; while off, no notification emails are sent regardless of other fields.</w:t>
+            </w:r>
+          </w:p>
+        </w:tc>
+      </w:tr>
+      <w:tr>
+        <w:trPr>
+          <w:jc w:val="center"/>
+        </w:trPr>
+        <w:tc>
+          <w:tcPr>
+            <w:tcW w:w="3156" w:type="dxa"/>
+          </w:tcPr>
+          <w:p>
+            <w:r>
+              <w:t>SMTP Host</w:t>
+            </w:r>
+          </w:p>
+        </w:tc>
+        <w:tc>
+          <w:tcPr>
+            <w:tcW w:w="3156" w:type="dxa"/>
+          </w:tcPr>
+          <w:p>
+            <w:r>
+              <w:t>Required if enabled</w:t>
+            </w:r>
+          </w:p>
+        </w:tc>
+        <w:tc>
+          <w:tcPr>
+            <w:tcW w:w="3156" w:type="dxa"/>
+          </w:tcPr>
+          <w:p>
+            <w:r>
+              <w:t>Max 255 characters.</w:t>
+            </w:r>
+          </w:p>
+        </w:tc>
+      </w:tr>
+      <w:tr>
+        <w:trPr>
+          <w:jc w:val="center"/>
+        </w:trPr>
+        <w:tc>
+          <w:tcPr>
+            <w:tcW w:w="3156" w:type="dxa"/>
+          </w:tcPr>
+          <w:p>
+            <w:r>
+              <w:lastRenderedPageBreak/>
+              <w:t>Port</w:t>
+            </w:r>
+          </w:p>
+        </w:tc>
+        <w:tc>
+          <w:tcPr>
+            <w:tcW w:w="3156" w:type="dxa"/>
+          </w:tcPr>
+          <w:p>
+            <w:r>
+              <w:t>Required if enabled</w:t>
+            </w:r>
+          </w:p>
+        </w:tc>
+        <w:tc>
+          <w:tcPr>
+            <w:tcW w:w="3156" w:type="dxa"/>
+          </w:tcPr>
+          <w:p>
+            <w:r>
+              <w:t>Numeric, 1–65535.</w:t>
+            </w:r>
+          </w:p>
+        </w:tc>
+      </w:tr>
+      <w:tr>
+        <w:trPr>
+          <w:jc w:val="center"/>
+        </w:trPr>
+        <w:tc>
+          <w:tcPr>
+            <w:tcW w:w="3156" w:type="dxa"/>
+          </w:tcPr>
+          <w:p>
+            <w:r>
+              <w:t>Username</w:t>
+            </w:r>
+          </w:p>
+        </w:tc>
+        <w:tc>
+          <w:tcPr>
+            <w:tcW w:w="3156" w:type="dxa"/>
+          </w:tcPr>
+          <w:p>
+            <w:r>
+              <w:t>Optional</w:t>
+            </w:r>
+          </w:p>
+        </w:tc>
+        <w:tc>
+          <w:tcPr>
+            <w:tcW w:w="3156" w:type="dxa"/>
+          </w:tcPr>
+          <w:p>
+            <w:r>
+              <w:t>Max 255 characters.</w:t>
+            </w:r>
+          </w:p>
+        </w:tc>
+      </w:tr>
+      <w:tr>
+        <w:trPr>
+          <w:jc w:val="center"/>
+        </w:trPr>
+        <w:tc>
+          <w:tcPr>
+            <w:tcW w:w="3156" w:type="dxa"/>
+          </w:tcPr>
+          <w:p>
+            <w:r>
+              <w:t>Password</w:t>
+            </w:r>
+          </w:p>
+        </w:tc>
+        <w:tc>
+          <w:tcPr>
+            <w:tcW w:w="3156" w:type="dxa"/>
+          </w:tcPr>
+          <w:p>
+            <w:r>
+              <w:t>Optional</w:t>
+            </w:r>
+          </w:p>
+        </w:tc>
+        <w:tc>
+          <w:tcPr>
+            <w:tcW w:w="3156" w:type="dxa"/>
+          </w:tcPr>
+          <w:p>
+            <w:r>
+              <w:t>Stored encrypted; leave blank on edit to keep the saved password.</w:t>
+            </w:r>
+          </w:p>
+        </w:tc>
+      </w:tr>
+      <w:tr>
+        <w:trPr>
+          <w:jc w:val="center"/>
+        </w:trPr>
+        <w:tc>
+          <w:tcPr>
+            <w:tcW w:w="3156" w:type="dxa"/>
+          </w:tcPr>
+          <w:p>
+            <w:r>
+              <w:t>Encryption</w:t>
+            </w:r>
+          </w:p>
+        </w:tc>
+        <w:tc>
+          <w:tcPr>
+            <w:tcW w:w="3156" w:type="dxa"/>
+          </w:tcPr>
+          <w:p>
+            <w:r>
+              <w:t>Optional</w:t>
+            </w:r>
+          </w:p>
+        </w:tc>
+        <w:tc>
+          <w:tcPr>
+            <w:tcW w:w="3156" w:type="dxa"/>
+          </w:tcPr>
+          <w:p>
+            <w:r>
+              <w:t>TLS, SSL, or None.</w:t>
+            </w:r>
+          </w:p>
+        </w:tc>
+      </w:tr>
+      <w:tr>
+        <w:trPr>
+          <w:jc w:val="center"/>
+        </w:trPr>
+        <w:tc>
+          <w:tcPr>
+            <w:tcW w:w="3156" w:type="dxa"/>
+          </w:tcPr>
+          <w:p>
+            <w:r>
+              <w:t>From Name</w:t>
+            </w:r>
+          </w:p>
+        </w:tc>
+        <w:tc>
+          <w:tcPr>
+            <w:tcW w:w="3156" w:type="dxa"/>
+          </w:tcPr>
+          <w:p>
+            <w:r>
+              <w:t>Required if enabled</w:t>
+            </w:r>
+          </w:p>
+        </w:tc>
+        <w:tc>
+          <w:tcPr>
+            <w:tcW w:w="3156" w:type="dxa"/>
+          </w:tcPr>
+          <w:p>
+            <w:r>
+              <w:t>Max 255 characters.</w:t>
+            </w:r>
+          </w:p>
+        </w:tc>
+      </w:tr>
+      <w:tr>
+        <w:trPr>
+          <w:jc w:val="center"/>
+        </w:trPr>
+        <w:tc>
+          <w:tcPr>
+            <w:tcW w:w="3156" w:type="dxa"/>
+          </w:tcPr>
+          <w:p>
+            <w:r>
+              <w:t>From Email</w:t>
+            </w:r>
+          </w:p>
+        </w:tc>
+        <w:tc>
+          <w:tcPr>
+            <w:tcW w:w="3156" w:type="dxa"/>
+          </w:tcPr>
+          <w:p>
+            <w:r>
+              <w:t>Required if enabled</w:t>
+            </w:r>
+          </w:p>
+        </w:tc>
+        <w:tc>
+          <w:tcPr>
+            <w:tcW w:w="3156" w:type="dxa"/>
+          </w:tcPr>
+          <w:p>
+            <w:r>
+              <w:t>Must be a valid email address.</w:t>
+            </w:r>
+          </w:p>
+        </w:tc>
+      </w:tr>
+      <w:tr>
+        <w:trPr>
+          <w:jc w:val="center"/>
+        </w:trPr>
+        <w:tc>
+          <w:tcPr>
+            <w:tcW w:w="3156" w:type="dxa"/>
+          </w:tcPr>
+          <w:p>
+            <w:r>
+              <w:t>Alert Recipient Emails</w:t>
+            </w:r>
+          </w:p>
+        </w:tc>
+        <w:tc>
+          <w:tcPr>
+            <w:tcW w:w="3156" w:type="dxa"/>
+          </w:tcPr>
+          <w:p>
+            <w:r>
+              <w:t>Required if enabled</w:t>
+            </w:r>
+          </w:p>
+        </w:tc>
+        <w:tc>
+          <w:tcPr>
+            <w:tcW w:w="3156" w:type="dxa"/>
+          </w:tcPr>
+          <w:p>
+            <w:r>
+              <w:t>Comma/semicolon/space-separated list, max 2000 characters.</w:t>
+            </w:r>
+          </w:p>
+        </w:tc>
+      </w:tr>
+    </w:tbl>
+    <w:p/>
+    <w:p>
+      <w:pPr>
+        <w:pStyle w:val="Heading3"/>
+      </w:pPr>
+      <w:bookmarkStart w:id="97" w:name="_Toc239935755"/>
+      <w:r>
+        <w:t>Validation Rules</w:t>
+      </w:r>
+      <w:bookmarkEnd w:id="97"/>
+    </w:p>
+    <w:p>
+      <w:pPr>
+        <w:pStyle w:val="ListBullet"/>
+      </w:pPr>
+      <w:r>
+        <w:t>Host, Port, From Name, From Email, and Alert Recipient Emails are only mandatory while Enable email delivery is on — they can be left blank while it is off.</w:t>
+      </w:r>
+    </w:p>
+    <w:p>
+      <w:pPr>
+        <w:pStyle w:val="ListBullet"/>
+      </w:pPr>
+      <w:r>
+        <w:t>Send Test Email requires the configuration to already be Enabled with a Host and at least one recipient saved, otherwise the system responds “Enable SMTP and provide a host and notification recipient first.”</w:t>
+      </w:r>
+    </w:p>
+    <w:p>
+      <w:pPr>
+        <w:pStyle w:val="Heading3"/>
+      </w:pPr>
+      <w:bookmarkStart w:id="98" w:name="_Toc239935756"/>
+      <w:r>
+        <w:t>Example</w:t>
+      </w:r>
+      <w:bookmarkEnd w:id="98"/>
+    </w:p>
+    <w:p>
+      <w:r>
+        <w:t>Host smtp.office365.com, Port 587, Encryption TLS, From Name “Agile Tech Solutions IIM”, From Email alerts@agiletechsolutions.com, Recipients admin@agiletechsolutions.com, assets@agiletechsolutions.com.</w:t>
+      </w:r>
+    </w:p>
+    <w:p>
+      <w:pPr>
+        <w:pStyle w:val="SOPNote"/>
+      </w:pPr>
+      <w:r>
+        <w:t>Note: The password field never re-displays a saved password — it always shows as blank with a “Saved — leave blank to keep” placeholder, and is only replaced if a new value is typed.</w:t>
+      </w:r>
+    </w:p>
+    <w:p/>
+    <w:p>
+      <w:pPr>
+        <w:pStyle w:val="Heading1"/>
+      </w:pPr>
+      <w:bookmarkStart w:id="99" w:name="_Toc239935757"/>
+      <w:r>
+        <w:t>15. Validations and Common Errors</w:t>
+      </w:r>
+      <w:bookmarkEnd w:id="99"/>
     </w:p>
     <w:p>
       <w:r>
@@ -16479,6 +19439,7 @@
               <w:rPr>
                 <w:sz w:val="19"/>
               </w:rPr>
+              <w:lastRenderedPageBreak/>
               <w:t>Brand “…” does not exist.</w:t>
             </w:r>
           </w:p>
@@ -16741,12 +19702,12 @@
       <w:pPr>
         <w:pStyle w:val="Heading1"/>
       </w:pPr>
-      <w:bookmarkStart w:id="86" w:name="_Toc239775251"/>
+      <w:bookmarkStart w:id="100" w:name="_Toc239935758"/>
       <w:r>
         <w:lastRenderedPageBreak/>
-        <w:t>15. Complete Recommended Workflow</w:t>
-      </w:r>
-      <w:bookmarkEnd w:id="86"/>
+        <w:t>16. Complete Recommended Workflow</w:t>
+      </w:r>
+      <w:bookmarkEnd w:id="100"/>
     </w:p>
     <w:p>
       <w:r>
@@ -16815,8 +19776,6 @@
       </w:r>
       <w:r>
         <w:tab/>
-      </w:r>
-      <w:r>
         <w:t>Create Asset Types and define each one's Subtype Parameters.</w:t>
       </w:r>
     </w:p>
@@ -16882,8 +19841,6 @@
       </w:r>
       <w:r>
         <w:tab/>
-      </w:r>
-      <w:r>
         <w:t>Add Warranty/AMC coverage where it applies.</w:t>
       </w:r>
     </w:p>
@@ -16922,12 +19879,12 @@
       <w:pPr>
         <w:pStyle w:val="Heading1"/>
       </w:pPr>
-      <w:bookmarkStart w:id="87" w:name="_Toc239775252"/>
+      <w:bookmarkStart w:id="101" w:name="_Toc239935759"/>
       <w:r>
         <w:lastRenderedPageBreak/>
-        <w:t>16. FAQ and User Best Practices</w:t>
-      </w:r>
-      <w:bookmarkEnd w:id="87"/>
+        <w:t>17. FAQ and User Best Practices</w:t>
+      </w:r>
+      <w:bookmarkEnd w:id="101"/>
     </w:p>
     <w:p>
       <w:r>
@@ -17050,11 +20007,11 @@
       <w:pPr>
         <w:pStyle w:val="Heading2"/>
       </w:pPr>
-      <w:bookmarkStart w:id="88" w:name="_Toc239775253"/>
+      <w:bookmarkStart w:id="102" w:name="_Toc239935760"/>
       <w:r>
         <w:t>Best Practices</w:t>
       </w:r>
-      <w:bookmarkEnd w:id="88"/>
+      <w:bookmarkEnd w:id="102"/>
     </w:p>
     <w:p>
       <w:pPr>

--- a/IMS_SOP_User_Manual.docx
+++ b/IMS_SOP_User_Manual.docx
@@ -370,7 +370,7 @@
         <w:pStyle w:val="ListBullet"/>
       </w:pPr>
       <w:r>
-        <w:t>Asset Managers, Sub Admins, Auditors, and Viewers who use the system day-to-day.</w:t>
+        <w:t>Asset Managers, Admins, Auditors, and Viewers who use the system day-to-day.</w:t>
       </w:r>
     </w:p>
     <w:p>
@@ -8188,7 +8188,7 @@
         <w:pStyle w:val="ListBullet"/>
       </w:pPr>
       <w:r>
-        <w:t>Lets each Asset Type define its own set of Subtype Parameters (e.g. RAM, Processor, Storage for Laptops; Resolution, Lens, Night Vision for CCTV) — different Types can have completely different parameter sets.</w:t>
+        <w:t>Lets each Asset Type define its own set of Subtype Parameters (e.g. RAM, Processor, Storage for Laptops; Print Type, Paper Size, Connectivity for Printers) — different Types can have completely different parameter sets.</w:t>
       </w:r>
     </w:p>
     <w:p>
@@ -8327,7 +8327,7 @@
               <w:rPr>
                 <w:sz w:val="19"/>
               </w:rPr>
-              <w:t>Administrator</w:t>
+              <w:t>Super Admin</w:t>
             </w:r>
           </w:p>
         </w:tc>
@@ -8340,7 +8340,7 @@
               <w:rPr>
                 <w:sz w:val="19"/>
               </w:rPr>
-              <w:t>Super Admin (Admin account)</w:t>
+              <w:t>Super Admin (separate Admin login, not an Access Account)</w:t>
             </w:r>
           </w:p>
         </w:tc>
@@ -8415,7 +8415,7 @@
               <w:rPr>
                 <w:sz w:val="19"/>
               </w:rPr>
-              <w:t>Sub Admin</w:t>
+              <w:t>Admin</w:t>
             </w:r>
           </w:p>
         </w:tc>
@@ -12034,7 +12034,7 @@
     </w:p>
     <w:p>
       <w:r>
-        <w:t>Example: Type “CCTV” with parameters Resolution, Lens, Night Vision.</w:t>
+        <w:t>Example: Type “Printer” with parameters Print Type, Paper Size, Connectivity.</w:t>
       </w:r>
     </w:p>
     <w:p>
@@ -12642,7 +12642,7 @@
     </w:p>
     <w:p>
       <w:r>
-        <w:t>Example: Subtype “IP Camera” under Type CCTV, Brand Sony, Resolution = 1080p, Lens = Wide, Night Vision = Yes.</w:t>
+        <w:t>Example: Subtype “Sample Printer” under Type Printer, Brand HP, Print Type = Laser, Paper Size = A4, Connectivity = WiFi.</w:t>
       </w:r>
     </w:p>
     <w:p>
@@ -12826,7 +12826,7 @@
               <w:rPr>
                 <w:sz w:val="19"/>
               </w:rPr>
-              <w:t>CCTV</w:t>
+              <w:t>Printer</w:t>
             </w:r>
           </w:p>
         </w:tc>
@@ -12839,7 +12839,7 @@
               <w:rPr>
                 <w:sz w:val="19"/>
               </w:rPr>
-              <w:t>IP Camera</w:t>
+              <w:t>Sample Printer</w:t>
             </w:r>
           </w:p>
         </w:tc>
@@ -12852,7 +12852,7 @@
               <w:rPr>
                 <w:sz w:val="19"/>
               </w:rPr>
-              <w:t>Resolution, Lens, Night Vision</w:t>
+              <w:t>Print Type, Paper Size, Connectivity</w:t>
             </w:r>
           </w:p>
         </w:tc>
